--- a/modules/10-burp-suite-fundamentals/docx/Red-Team-Module-10-Burp-Suite-Fundamentals-Omarchy.docx
+++ b/modules/10-burp-suite-fundamentals/docx/Red-Team-Module-10-Burp-Suite-Fundamentals-Omarchy.docx
@@ -192,153 +192,11 @@
         <w:br w:type="page"/>
       </w:r>
     </w:p>
-    <w:p>
-      <w:pPr>
-        <w:pStyle w:val="Heading1"/>
-      </w:pPr>
-      <w:r>
-        <w:t>1. Tujuan Pembelajaran</w:t>
-      </w:r>
-    </w:p>
-    <w:p>
-      <w:r>
-        <w:rPr>
-          <w:rFonts w:ascii="Liberation Sans" w:hAnsi="Liberation Sans"/>
-          <w:b w:val="0"/>
-        </w:rPr>
-        <w:t>Setelah menyelesaikan Module 10, lo diharapkan mampu menggunakan Burp Suite sebagai workstation manual web testing tanpa bergantung pada automation atau payload hafalan.</w:t>
-      </w:r>
-    </w:p>
-    <w:p>
-      <w:r>
-        <w:rPr>
-          <w:rFonts w:ascii="Liberation Sans" w:hAnsi="Liberation Sans"/>
-          <w:b w:val="0"/>
-        </w:rPr>
-        <w:t>[ ] Menjelaskan posisi Burp Proxy di antara browser dan aplikasi.</w:t>
-      </w:r>
-    </w:p>
-    <w:p>
-      <w:r>
-        <w:rPr>
-          <w:rFonts w:ascii="Liberation Sans" w:hAnsi="Liberation Sans"/>
-          <w:b w:val="0"/>
-        </w:rPr>
-        <w:t>[ ] Menggunakan Burp built-in browser, HTTP History, Intercept, Repeater, Decoder, dan konsep dasar Intruder.</w:t>
-      </w:r>
-    </w:p>
-    <w:p>
-      <w:r>
-        <w:rPr>
-          <w:rFonts w:ascii="Liberation Sans" w:hAnsi="Liberation Sans"/>
-          <w:b w:val="0"/>
-        </w:rPr>
-        <w:t>[ ] Menetapkan target scope sejak awal dan membatasi noise/out-of-scope traffic.</w:t>
-      </w:r>
-    </w:p>
-    <w:p>
-      <w:r>
-        <w:rPr>
-          <w:rFonts w:ascii="Liberation Sans" w:hAnsi="Liberation Sans"/>
-          <w:b w:val="0"/>
-        </w:rPr>
-        <w:t>[ ] Mengamati cookies/session tanpa menganggap cookie sebagai sekadar string.</w:t>
-      </w:r>
-    </w:p>
-    <w:p>
-      <w:r>
-        <w:rPr>
-          <w:rFonts w:ascii="Liberation Sans" w:hAnsi="Liberation Sans"/>
-          <w:b w:val="0"/>
-        </w:rPr>
-        <w:t>[ ] Menjelaskan bagaimana HTTPS interception bekerja dan risiko memasang Burp CA pada browser eksternal.</w:t>
-      </w:r>
-    </w:p>
-    <w:p>
-      <w:r>
-        <w:rPr>
-          <w:rFonts w:ascii="Liberation Sans" w:hAnsi="Liberation Sans"/>
-          <w:b w:val="0"/>
-        </w:rPr>
-        <w:t>[ ] Membandingkan response setelah mengubah satu variabel di Repeater.</w:t>
-      </w:r>
-    </w:p>
-    <w:p>
-      <w:r>
-        <w:rPr>
-          <w:rFonts w:ascii="Liberation Sans" w:hAnsi="Liberation Sans"/>
-          <w:b w:val="0"/>
-        </w:rPr>
-        <w:t>[ ] Mencatat evidence dan observasi secara reproducible.</w:t>
-      </w:r>
-    </w:p>
-    <w:tbl>
-      <w:tblPr>
-        <w:tblW w:type="auto" w:w="0"/>
-        <w:jc w:val="center"/>
-        <w:tblLook w:firstColumn="1" w:firstRow="1" w:lastColumn="0" w:lastRow="0" w:noHBand="0" w:noVBand="1" w:val="04A0"/>
-      </w:tblPr>
-      <w:tblGrid>
-        <w:gridCol w:w="9968"/>
-      </w:tblGrid>
-      <w:tr>
-        <w:trPr>
-          <w:cantSplit/>
-        </w:trPr>
-        <w:tc>
-          <w:tcPr>
-            <w:tcW w:type="dxa" w:w="9968"/>
-            <w:shd w:fill="EFF6FF"/>
-            <w:tcMar>
-              <w:top w:w="135" w:type="dxa"/>
-              <w:start w:w="165" w:type="dxa"/>
-              <w:bottom w:w="135" w:type="dxa"/>
-              <w:end w:w="165" w:type="dxa"/>
-            </w:tcMar>
-          </w:tcPr>
-          <w:p>
-            <w:pPr>
-              <w:spacing w:after="60"/>
-            </w:pPr>
-            <w:r>
-              <w:rPr>
-                <w:b/>
-                <w:color w:val="1D4ED8"/>
-                <w:sz w:val="18"/>
-              </w:rPr>
-              <w:t>Prerequisite</w:t>
-            </w:r>
-          </w:p>
-          <w:p>
-            <w:pPr>
-              <w:spacing w:after="0" w:line="252" w:lineRule="auto"/>
-            </w:pPr>
-            <w:r>
-              <w:t>Selesaikan Module 00-09, terutama HTTP &amp; Web Fundamentals (03), Scope/RoE (06), dan Vulnerability Assessment (09). Lo harus sudah nyaman membaca raw HTTP request/response.</w:t>
-            </w:r>
-          </w:p>
-        </w:tc>
-      </w:tr>
-    </w:tbl>
-    <w:p>
-      <w:pPr>
-        <w:spacing w:after="20"/>
-      </w:pPr>
-    </w:p>
-    <w:p>
-      <w:pPr>
-        <w:pStyle w:val="Heading2"/>
-      </w:pPr>
-      <w:r>
-        <w:t>Tools</w:t>
-      </w:r>
-    </w:p>
     <w:tbl>
       <w:tblPr>
         <w:tblW w:type="auto" w:w="0"/>
         <w:jc w:val="center"/>
         <w:tblLayout w:type="autofit"/>
-        <w:tblLook w:firstColumn="1" w:firstRow="1" w:lastColumn="0" w:lastRow="0" w:noHBand="0" w:noVBand="1" w:val="04A0"/>
         <w:tblBorders>
           <w:top w:val="single" w:sz="5" w:space="0" w:color="E5E7EB"/>
           <w:left w:val="single" w:sz="5" w:space="0" w:color="E5E7EB"/>
@@ -366,16 +224,13 @@
             <w:vAlign w:val="center"/>
           </w:tcPr>
           <w:p>
-            <w:pPr>
-              <w:spacing w:after="0"/>
-            </w:pPr>
             <w:r>
               <w:rPr>
                 <w:b/>
                 <w:color w:val="FFFFFF"/>
-                <w:sz w:val="15"/>
+                <w:sz w:val="16"/>
               </w:rPr>
-              <w:t>Tool</w:t>
+              <w:t xml:space="preserve">Field</w:t>
             </w:r>
           </w:p>
         </w:tc>
@@ -392,16 +247,13 @@
             <w:vAlign w:val="center"/>
           </w:tcPr>
           <w:p>
-            <w:pPr>
-              <w:spacing w:after="0"/>
-            </w:pPr>
             <w:r>
               <w:rPr>
                 <w:b/>
                 <w:color w:val="FFFFFF"/>
-                <w:sz w:val="15"/>
+                <w:sz w:val="16"/>
               </w:rPr>
-              <w:t>Peran di modul</w:t>
+              <w:t xml:space="preserve">Value</w:t>
             </w:r>
           </w:p>
         </w:tc>
@@ -411,21 +263,15 @@
           <w:tcPr>
             <w:tcW w:type="dxa" w:w="4984"/>
             <w:tcMar>
-              <w:top w:w="70" w:type="dxa"/>
-              <w:start w:w="80" w:type="dxa"/>
-              <w:bottom w:w="70" w:type="dxa"/>
-              <w:end w:w="80" w:type="dxa"/>
+              <w:top w:w="85" w:type="dxa"/>
+              <w:start w:w="90" w:type="dxa"/>
+              <w:bottom w:w="85" w:type="dxa"/>
+              <w:end w:w="90" w:type="dxa"/>
             </w:tcMar>
           </w:tcPr>
           <w:p>
-            <w:pPr>
-              <w:spacing w:after="0"/>
-            </w:pPr>
             <w:r>
-              <w:rPr>
-                <w:sz w:val="15"/>
-              </w:rPr>
-              <w:t>Burp Suite Community Edition</w:t>
+              <w:t xml:space="preserve">Prerequisite</w:t>
             </w:r>
           </w:p>
         </w:tc>
@@ -433,21 +279,15 @@
           <w:tcPr>
             <w:tcW w:type="dxa" w:w="4984"/>
             <w:tcMar>
-              <w:top w:w="70" w:type="dxa"/>
-              <w:start w:w="80" w:type="dxa"/>
-              <w:bottom w:w="70" w:type="dxa"/>
-              <w:end w:w="80" w:type="dxa"/>
+              <w:top w:w="85" w:type="dxa"/>
+              <w:start w:w="90" w:type="dxa"/>
+              <w:bottom w:w="85" w:type="dxa"/>
+              <w:end w:w="90" w:type="dxa"/>
             </w:tcMar>
           </w:tcPr>
           <w:p>
-            <w:pPr>
-              <w:spacing w:after="0"/>
-            </w:pPr>
             <w:r>
-              <w:rPr>
-                <w:sz w:val="15"/>
-              </w:rPr>
-              <w:t>Intercepting proxy + manual web testing workflow</w:t>
+              <w:t xml:space="preserve">Module 00–09 — terutama 03-http-web-fundamentals, 06-pentest-methodology-scope-roe, 09-vulnerability-assessment</w:t>
             </w:r>
           </w:p>
         </w:tc>
@@ -457,21 +297,15 @@
           <w:tcPr>
             <w:tcW w:type="dxa" w:w="4984"/>
             <w:tcMar>
-              <w:top w:w="70" w:type="dxa"/>
-              <w:start w:w="80" w:type="dxa"/>
-              <w:bottom w:w="70" w:type="dxa"/>
-              <w:end w:w="80" w:type="dxa"/>
+              <w:top w:w="85" w:type="dxa"/>
+              <w:start w:w="90" w:type="dxa"/>
+              <w:bottom w:w="85" w:type="dxa"/>
+              <w:end w:w="90" w:type="dxa"/>
             </w:tcMar>
           </w:tcPr>
           <w:p>
-            <w:pPr>
-              <w:spacing w:after="0"/>
-            </w:pPr>
             <w:r>
-              <w:rPr>
-                <w:sz w:val="15"/>
-              </w:rPr>
-              <w:t>Burp built-in browser</w:t>
+              <w:t xml:space="preserve">Core tools</w:t>
             </w:r>
           </w:p>
         </w:tc>
@@ -479,21 +313,15 @@
           <w:tcPr>
             <w:tcW w:type="dxa" w:w="4984"/>
             <w:tcMar>
-              <w:top w:w="70" w:type="dxa"/>
-              <w:start w:w="80" w:type="dxa"/>
-              <w:bottom w:w="70" w:type="dxa"/>
-              <w:end w:w="80" w:type="dxa"/>
+              <w:top w:w="85" w:type="dxa"/>
+              <w:start w:w="90" w:type="dxa"/>
+              <w:bottom w:w="85" w:type="dxa"/>
+              <w:end w:w="90" w:type="dxa"/>
             </w:tcMar>
           </w:tcPr>
           <w:p>
-            <w:pPr>
-              <w:spacing w:after="0"/>
-            </w:pPr>
             <w:r>
-              <w:rPr>
-                <w:sz w:val="15"/>
-              </w:rPr>
-              <w:t>Browser preconfigured untuk Burp Proxy</w:t>
+              <w:t xml:space="preserve">Burp Suite Community Edition, Burp built-in browser, curl, Python 3, Docker (opsional)</w:t>
             </w:r>
           </w:p>
         </w:tc>
@@ -503,21 +331,15 @@
           <w:tcPr>
             <w:tcW w:type="dxa" w:w="4984"/>
             <w:tcMar>
-              <w:top w:w="70" w:type="dxa"/>
-              <w:start w:w="80" w:type="dxa"/>
-              <w:bottom w:w="70" w:type="dxa"/>
-              <w:end w:w="80" w:type="dxa"/>
+              <w:top w:w="85" w:type="dxa"/>
+              <w:start w:w="90" w:type="dxa"/>
+              <w:bottom w:w="85" w:type="dxa"/>
+              <w:end w:w="90" w:type="dxa"/>
             </w:tcMar>
           </w:tcPr>
           <w:p>
-            <w:pPr>
-              <w:spacing w:after="0"/>
-            </w:pPr>
             <w:r>
-              <w:rPr>
-                <w:sz w:val="15"/>
-              </w:rPr>
-              <w:t>curl</w:t>
+              <w:t xml:space="preserve">Local target</w:t>
             </w:r>
           </w:p>
         </w:tc>
@@ -525,21 +347,30 @@
           <w:tcPr>
             <w:tcW w:type="dxa" w:w="4984"/>
             <w:tcMar>
-              <w:top w:w="70" w:type="dxa"/>
-              <w:start w:w="80" w:type="dxa"/>
-              <w:bottom w:w="70" w:type="dxa"/>
-              <w:end w:w="80" w:type="dxa"/>
+              <w:top w:w="85" w:type="dxa"/>
+              <w:start w:w="90" w:type="dxa"/>
+              <w:bottom w:w="85" w:type="dxa"/>
+              <w:end w:w="90" w:type="dxa"/>
             </w:tcMar>
           </w:tcPr>
           <w:p>
-            <w:pPr>
-              <w:spacing w:after="0"/>
-            </w:pPr>
             <w:r>
               <w:rPr>
-                <w:sz w:val="15"/>
+                <w:rFonts w:ascii="Liberation Mono" w:hAnsi="Liberation Mono"/>
               </w:rPr>
-              <w:t>Baseline HTTP client untuk cross-check</w:t>
+              <w:t xml:space="preserve">http://127.0.0.1:8090/</w:t>
+            </w:r>
+            <w:r>
+              <w:t xml:space="preserve"> (lab utama), </w:t>
+            </w:r>
+            <w:r>
+              <w:rPr>
+                <w:rFonts w:ascii="Liberation Mono" w:hAnsi="Liberation Mono"/>
+              </w:rPr>
+              <w:t xml:space="preserve">http://127.0.0.1:3000/</w:t>
+            </w:r>
+            <w:r>
+              <w:t xml:space="preserve"> (Juice Shop, opsional)</w:t>
             </w:r>
           </w:p>
         </w:tc>
@@ -549,21 +380,15 @@
           <w:tcPr>
             <w:tcW w:type="dxa" w:w="4984"/>
             <w:tcMar>
-              <w:top w:w="70" w:type="dxa"/>
-              <w:start w:w="80" w:type="dxa"/>
-              <w:bottom w:w="70" w:type="dxa"/>
-              <w:end w:w="80" w:type="dxa"/>
+              <w:top w:w="85" w:type="dxa"/>
+              <w:start w:w="90" w:type="dxa"/>
+              <w:bottom w:w="85" w:type="dxa"/>
+              <w:end w:w="90" w:type="dxa"/>
             </w:tcMar>
           </w:tcPr>
           <w:p>
-            <w:pPr>
-              <w:spacing w:after="0"/>
-            </w:pPr>
             <w:r>
-              <w:rPr>
-                <w:sz w:val="15"/>
-              </w:rPr>
-              <w:t>Python 3</w:t>
+              <w:t xml:space="preserve">Outcome</w:t>
             </w:r>
           </w:p>
         </w:tc>
@@ -571,113 +396,15 @@
           <w:tcPr>
             <w:tcW w:type="dxa" w:w="4984"/>
             <w:tcMar>
-              <w:top w:w="70" w:type="dxa"/>
-              <w:start w:w="80" w:type="dxa"/>
-              <w:bottom w:w="70" w:type="dxa"/>
-              <w:end w:w="80" w:type="dxa"/>
+              <w:top w:w="85" w:type="dxa"/>
+              <w:start w:w="90" w:type="dxa"/>
+              <w:bottom w:w="85" w:type="dxa"/>
+              <w:end w:w="90" w:type="dxa"/>
             </w:tcMar>
           </w:tcPr>
           <w:p>
-            <w:pPr>
-              <w:spacing w:after="0"/>
-            </w:pPr>
             <w:r>
-              <w:rPr>
-                <w:sz w:val="15"/>
-              </w:rPr>
-              <w:t>Local loopback training service</w:t>
-            </w:r>
-          </w:p>
-        </w:tc>
-      </w:tr>
-      <w:tr>
-        <w:tc>
-          <w:tcPr>
-            <w:tcW w:type="dxa" w:w="4984"/>
-            <w:tcMar>
-              <w:top w:w="70" w:type="dxa"/>
-              <w:start w:w="80" w:type="dxa"/>
-              <w:bottom w:w="70" w:type="dxa"/>
-              <w:end w:w="80" w:type="dxa"/>
-            </w:tcMar>
-          </w:tcPr>
-          <w:p>
-            <w:pPr>
-              <w:spacing w:after="0"/>
-            </w:pPr>
-            <w:r>
-              <w:rPr>
-                <w:sz w:val="15"/>
-              </w:rPr>
-              <w:t>Docker</w:t>
-            </w:r>
-          </w:p>
-        </w:tc>
-        <w:tc>
-          <w:tcPr>
-            <w:tcW w:type="dxa" w:w="4984"/>
-            <w:tcMar>
-              <w:top w:w="70" w:type="dxa"/>
-              <w:start w:w="80" w:type="dxa"/>
-              <w:bottom w:w="70" w:type="dxa"/>
-              <w:end w:w="80" w:type="dxa"/>
-            </w:tcMar>
-          </w:tcPr>
-          <w:p>
-            <w:pPr>
-              <w:spacing w:after="0"/>
-            </w:pPr>
-            <w:r>
-              <w:rPr>
-                <w:sz w:val="15"/>
-              </w:rPr>
-              <w:t>Optional OWASP Juice Shop lab</w:t>
-            </w:r>
-          </w:p>
-        </w:tc>
-      </w:tr>
-      <w:tr>
-        <w:tc>
-          <w:tcPr>
-            <w:tcW w:type="dxa" w:w="4984"/>
-            <w:tcMar>
-              <w:top w:w="70" w:type="dxa"/>
-              <w:start w:w="80" w:type="dxa"/>
-              <w:bottom w:w="70" w:type="dxa"/>
-              <w:end w:w="80" w:type="dxa"/>
-            </w:tcMar>
-          </w:tcPr>
-          <w:p>
-            <w:pPr>
-              <w:spacing w:after="0"/>
-            </w:pPr>
-            <w:r>
-              <w:rPr>
-                <w:sz w:val="15"/>
-              </w:rPr>
-              <w:t>sha256sum / observation-log.py</w:t>
-            </w:r>
-          </w:p>
-        </w:tc>
-        <w:tc>
-          <w:tcPr>
-            <w:tcW w:type="dxa" w:w="4984"/>
-            <w:tcMar>
-              <w:top w:w="70" w:type="dxa"/>
-              <w:start w:w="80" w:type="dxa"/>
-              <w:bottom w:w="70" w:type="dxa"/>
-              <w:end w:w="80" w:type="dxa"/>
-            </w:tcMar>
-          </w:tcPr>
-          <w:p>
-            <w:pPr>
-              <w:spacing w:after="0"/>
-            </w:pPr>
-            <w:r>
-              <w:rPr>
-                <w:sz w:val="15"/>
-              </w:rPr>
-              <w:t>Evidence integrity dan notes</w:t>
+              <w:t xml:space="preserve">Terbiasa membaca &amp; mengontrol raw HTTP request/response secara manual, dengan evidence yang reproducible</w:t>
             </w:r>
           </w:p>
         </w:tc>
@@ -685,24 +412,71 @@
     </w:tbl>
     <w:p>
       <w:pPr>
-        <w:spacing w:after="20"/>
+        <w:pStyle w:val="Heading1"/>
       </w:pPr>
+      <w:r>
+        <w:t xml:space="preserve">1. Learning Objectives</w:t>
+      </w:r>
+    </w:p>
+    <w:p>
+      <w:r>
+        <w:t xml:space="preserve">[ ] Menjelaskan posisi Burp Proxy di antara browser dan aplikasi.</w:t>
+      </w:r>
+    </w:p>
+    <w:p>
+      <w:r>
+        <w:t xml:space="preserve">[ ] Menggunakan Burp built-in browser, HTTP History, Intercept, Repeater, Decoder, dan konsep dasar Intruder.</w:t>
+      </w:r>
+    </w:p>
+    <w:p>
+      <w:r>
+        <w:t xml:space="preserve">[ ] Menetapkan </w:t>
+      </w:r>
+      <w:r>
+        <w:rPr>
+          <w:b/>
+        </w:rPr>
+        <w:t xml:space="preserve">target scope</w:t>
+      </w:r>
+      <w:r>
+        <w:t xml:space="preserve"> sejak awal untuk membatasi noise/out-of-scope traffic.</w:t>
+      </w:r>
+    </w:p>
+    <w:p>
+      <w:r>
+        <w:t xml:space="preserve">[ ] Mengamati cookie/session tanpa menganggap cookie sebagai sekadar string.</w:t>
+      </w:r>
+    </w:p>
+    <w:p>
+      <w:r>
+        <w:t xml:space="preserve">[ ] Menjelaskan cara kerja HTTPS interception dan risiko memasang Burp CA ke browser eksternal.</w:t>
+      </w:r>
+    </w:p>
+    <w:p>
+      <w:r>
+        <w:t xml:space="preserve">[ ] Membandingkan response setelah mengubah </w:t>
+      </w:r>
+      <w:r>
+        <w:rPr>
+          <w:b/>
+        </w:rPr>
+        <w:t xml:space="preserve">satu variabel</w:t>
+      </w:r>
+      <w:r>
+        <w:t xml:space="preserve"> di Repeater.</w:t>
+      </w:r>
+    </w:p>
+    <w:p>
+      <w:r>
+        <w:t xml:space="preserve">[ ] Mencatat evidence dan observasi secara reproducible.</w:t>
+      </w:r>
     </w:p>
     <w:p>
       <w:pPr>
         <w:pStyle w:val="Heading1"/>
       </w:pPr>
       <w:r>
-        <w:t>2. Mental Model: Burp Bukan "Scanner Ajaib"</w:t>
-      </w:r>
-    </w:p>
-    <w:p>
-      <w:r>
-        <w:rPr>
-          <w:rFonts w:ascii="Liberation Sans" w:hAnsi="Liberation Sans"/>
-          <w:b w:val="0"/>
-        </w:rPr>
-        <w:t>Burp Proxy adalah perantara. Browser mengirim request ke listener Burp, Burp meneruskan request ke server, lalu response kembali melalui Burp. Nilai utamanya adalah visibility dan controlled modification.</w:t>
+        <w:t xml:space="preserve">2. Mental Model: Burp Bukan "Scanner Ajaib"</w:t>
       </w:r>
     </w:p>
     <w:p>
@@ -759,131 +533,36 @@
         <w:t>Workflow manual yang akan kita pakai berulang kali sampai module web exploitation.</w:t>
       </w:r>
     </w:p>
-    <w:tbl>
-      <w:tblPr>
-        <w:tblW w:type="auto" w:w="0"/>
-        <w:jc w:val="center"/>
-        <w:tblLook w:firstColumn="1" w:firstRow="1" w:lastColumn="0" w:lastRow="0" w:noHBand="0" w:noVBand="1" w:val="04A0"/>
-      </w:tblPr>
-      <w:tblGrid>
-        <w:gridCol w:w="9968"/>
-      </w:tblGrid>
-      <w:tr>
-        <w:trPr>
-          <w:cantSplit/>
-        </w:trPr>
-        <w:tc>
-          <w:tcPr>
-            <w:tcW w:type="dxa" w:w="9968"/>
-            <w:shd w:fill="FEF2F2"/>
-            <w:tcMar>
-              <w:top w:w="135" w:type="dxa"/>
-              <w:start w:w="165" w:type="dxa"/>
-              <w:bottom w:w="135" w:type="dxa"/>
-              <w:end w:w="165" w:type="dxa"/>
-            </w:tcMar>
-          </w:tcPr>
-          <w:p>
-            <w:pPr>
-              <w:spacing w:after="60"/>
-            </w:pPr>
-            <w:r>
-              <w:rPr>
-                <w:b/>
-                <w:color w:val="B91C1C"/>
-                <w:sz w:val="18"/>
-              </w:rPr>
-              <w:t>Red Team perspective</w:t>
-            </w:r>
-          </w:p>
-          <w:p>
-            <w:pPr>
-              <w:spacing w:after="0" w:line="252" w:lineRule="auto"/>
-            </w:pPr>
-            <w:r>
-              <w:t>Tool bukan tujuan. Pertanyaan yang lebih penting: request mana yang menarik, parameter apa yang dikontrol user, state apa yang dibawa cookie/token, dan apa yang berubah ketika satu input dimodifikasi?</w:t>
-            </w:r>
-          </w:p>
-        </w:tc>
-      </w:tr>
-    </w:tbl>
     <w:p>
-      <w:pPr>
-        <w:spacing w:after="20"/>
-      </w:pPr>
-    </w:p>
-    <w:p>
-      <w:r>
-        <w:br w:type="page"/>
-      </w:r>
-    </w:p>
-    <w:p>
-      <w:pPr>
-        <w:pStyle w:val="Heading1"/>
-      </w:pPr>
-      <w:r>
-        <w:t>3. Install Burp Suite di Omarchy</w:t>
-      </w:r>
-    </w:p>
-    <w:p>
-      <w:r>
-        <w:rPr>
-          <w:rFonts w:ascii="Liberation Sans" w:hAnsi="Liberation Sans"/>
-          <w:b w:val="0"/>
-        </w:rPr>
-        <w:t>Untuk module ini gunakan Burp Suite Community Edition dari installer resmi PortSwigger. Kita sengaja tidak menjadikan random package/AUR sebagai jalur default untuk security tooling yang memproses traffic sensitif.</w:t>
-      </w:r>
-    </w:p>
-    <w:p>
-      <w:pPr>
-        <w:spacing w:after="40"/>
-      </w:pPr>
-      <w:r>
-        <w:t>1. Buka halaman resmi PortSwigger: Burp Suite Community Edition -&gt; Download and install.</w:t>
-      </w:r>
-    </w:p>
-    <w:p>
-      <w:pPr>
-        <w:spacing w:after="40"/>
-      </w:pPr>
-      <w:r>
-        <w:t>2. Pilih installer Linux sesuai arsitektur device.</w:t>
-      </w:r>
-    </w:p>
-    <w:p>
-      <w:pPr>
-        <w:spacing w:after="40"/>
-      </w:pPr>
-      <w:r>
-        <w:t>3. Simpan installer di direktori download dan catat hash lokal untuk provenance/evidence.</w:t>
-      </w:r>
-    </w:p>
-    <w:p>
-      <w:pPr>
-        <w:spacing w:after="40"/>
-      </w:pPr>
-      <w:r>
-        <w:t>4. Jalankan installer sebagai user biasa. Gunakan sudo hanya jika installer memang meminta privilege untuk lokasi system-wide.</w:t>
-      </w:r>
-    </w:p>
-    <w:p>
-      <w:pPr>
-        <w:spacing w:after="40"/>
-      </w:pPr>
-      <w:r>
-        <w:t>5. Pada first run, pilih temporary project / default configuration untuk latihan awal.</w:t>
-      </w:r>
-    </w:p>
-    <w:p>
-      <w:pPr>
-        <w:spacing w:after="40"/>
-      </w:pPr>
+      <w:r>
+        <w:t xml:space="preserve">Burp Proxy adalah </w:t>
+      </w:r>
       <w:r>
         <w:rPr>
           <w:b/>
-          <w:color w:val="475569"/>
         </w:rPr>
-        <w:t>Contoh workflow setelah download resmi</w:t>
+        <w:t xml:space="preserve">perantara</w:t>
+      </w:r>
+      <w:r>
+        <w:t xml:space="preserve">: browser mengirim request ke listener Burp, Burp meneruskan ke server, response kembali lewat Burp. Nilai utamanya adalah </w:t>
+      </w:r>
+      <w:r>
+        <w:rPr>
+          <w:i/>
+        </w:rPr>
+        <w:t xml:space="preserve">visibility</w:t>
+      </w:r>
+      <w:r>
+        <w:t xml:space="preserve"> dan </w:t>
+      </w:r>
+      <w:r>
+        <w:rPr>
+          <w:i/>
+        </w:rPr>
+        <w:t xml:space="preserve">controlled modification</w:t>
+      </w:r>
+      <w:r>
+        <w:t xml:space="preserve"> — bukan tombol "find vulnerability".</w:t>
       </w:r>
     </w:p>
     <w:tbl>
@@ -891,7 +570,6 @@
         <w:tblW w:type="auto" w:w="0"/>
         <w:jc w:val="center"/>
         <w:tblLayout w:type="autofit"/>
-        <w:tblLook w:firstColumn="1" w:firstRow="1" w:lastColumn="0" w:lastRow="0" w:noHBand="0" w:noVBand="1" w:val="04A0"/>
       </w:tblPr>
       <w:tblGrid>
         <w:gridCol w:w="9968"/>
@@ -921,55 +599,42 @@
                 <w:color w:val="F9FAFB"/>
                 <w:sz w:val="15"/>
               </w:rPr>
-              <w:t>cd ~/Downloads</w:t>
+              <w:t xml:space="preserve">Browser → [Burp Proxy :8080] → Target</w:t>
             </w:r>
-            <w:r>
-              <w:br/>
-            </w:r>
+          </w:p>
+          <w:p>
+            <w:pPr>
+              <w:spacing w:after="0" w:line="240" w:lineRule="auto"/>
+            </w:pPr>
             <w:r>
               <w:rPr>
                 <w:rFonts w:ascii="Liberation Mono" w:hAnsi="Liberation Mono"/>
                 <w:color w:val="F9FAFB"/>
                 <w:sz w:val="15"/>
               </w:rPr>
-              <w:t>sha256sum burpsuite_community_linux_*.sh</w:t>
+              <w:t xml:space="preserve">             ↓</w:t>
             </w:r>
-            <w:r>
-              <w:br/>
-            </w:r>
+          </w:p>
+          <w:p>
+            <w:pPr>
+              <w:spacing w:after="0" w:line="240" w:lineRule="auto"/>
+            </w:pPr>
             <w:r>
               <w:rPr>
                 <w:rFonts w:ascii="Liberation Mono" w:hAnsi="Liberation Mono"/>
                 <w:color w:val="F9FAFB"/>
                 <w:sz w:val="15"/>
               </w:rPr>
-              <w:t>chmod +x burpsuite_community_linux_*.sh</w:t>
-            </w:r>
-            <w:r>
-              <w:br/>
-            </w:r>
-            <w:r>
-              <w:rPr>
-                <w:rFonts w:ascii="Liberation Mono" w:hAnsi="Liberation Mono"/>
-                <w:color w:val="F9FAFB"/>
-                <w:sz w:val="15"/>
-              </w:rPr>
-              <w:t>./burpsuite_community_linux_*.sh</w:t>
+              <w:t xml:space="preserve">   HTTP History / Intercept / Repeater / Decoder / Intruder</w:t>
             </w:r>
           </w:p>
         </w:tc>
       </w:tr>
     </w:tbl>
-    <w:p>
-      <w:pPr>
-        <w:spacing w:after="20"/>
-      </w:pPr>
-    </w:p>
     <w:tbl>
       <w:tblPr>
         <w:tblW w:type="auto" w:w="0"/>
         <w:jc w:val="center"/>
-        <w:tblLook w:firstColumn="1" w:firstRow="1" w:lastColumn="0" w:lastRow="0" w:noHBand="0" w:noVBand="1" w:val="04A0"/>
       </w:tblPr>
       <w:tblGrid>
         <w:gridCol w:w="9968"/>
@@ -981,7 +646,7 @@
         <w:tc>
           <w:tcPr>
             <w:tcW w:type="dxa" w:w="9968"/>
-            <w:shd w:fill="FFFBEB"/>
+            <w:shd w:fill="F5F3FF"/>
             <w:tcMar>
               <w:top w:w="135" w:type="dxa"/>
               <w:start w:w="165" w:type="dxa"/>
@@ -996,18 +661,18 @@
             <w:r>
               <w:rPr>
                 <w:b/>
-                <w:color w:val="92400E"/>
-                <w:sz w:val="18"/>
+                <w:color w:val="6D28D9"/>
+                <w:sz w:val="19"/>
               </w:rPr>
-              <w:t>Hash note</w:t>
+              <w:t xml:space="preserve">Red Team perspective.</w:t>
             </w:r>
           </w:p>
           <w:p>
             <w:pPr>
-              <w:spacing w:after="0" w:line="252" w:lineRule="auto"/>
+              <w:spacing w:after="0"/>
             </w:pPr>
             <w:r>
-              <w:t>Hash yang lo hitung sendiri berguna untuk membuktikan file yang sama dipakai kembali. Hash itu BUKAN verifikasi vendor kalau tidak dibandingkan dengan nilai resmi yang dipublikasikan vendor.</w:t>
+              <w:t xml:space="preserve">Tool bukan tujuan. Pertanyaan yang lebih penting: request mana yang menarik, parameter apa yang dikontrol user, state apa yang dibawa cookie/token, dan apa yang berubah ketika satu input dimodifikasi?</w:t>
             </w:r>
           </w:p>
         </w:tc>
@@ -1015,24 +680,24 @@
     </w:tbl>
     <w:p>
       <w:pPr>
-        <w:spacing w:after="20"/>
+        <w:pStyle w:val="Heading1"/>
       </w:pPr>
+      <w:r>
+        <w:t xml:space="preserve">3. Install Burp Suite di Omarchy</w:t>
+      </w:r>
     </w:p>
     <w:p>
-      <w:pPr>
-        <w:pStyle w:val="Heading1"/>
-      </w:pPr>
-      <w:r>
-        <w:t>4. Built-in Browser vs External Browser</w:t>
-      </w:r>
-    </w:p>
-    <w:p>
+      <w:r>
+        <w:t xml:space="preserve">Gunakan </w:t>
+      </w:r>
       <w:r>
         <w:rPr>
-          <w:rFonts w:ascii="Liberation Sans" w:hAnsi="Liberation Sans"/>
-          <w:b w:val="0"/>
+          <w:b/>
         </w:rPr>
-        <w:t>Burp built-in browser sudah dipreconfigure untuk Proxy dan cocok untuk belajar. Ini pilihan default kita karena mengurangi konfigurasi dan tidak perlu menambah trusted root CA ke browser harian.</w:t>
+        <w:t xml:space="preserve">Burp Suite Community Edition</w:t>
+      </w:r>
+      <w:r>
+        <w:t xml:space="preserve"> dari installer resmi PortSwigger — bukan package AUR acak, karena tool ini memproses traffic sensitif selama testing.</w:t>
       </w:r>
     </w:p>
     <w:tbl>
@@ -1040,331 +705,6 @@
         <w:tblW w:type="auto" w:w="0"/>
         <w:jc w:val="center"/>
         <w:tblLayout w:type="autofit"/>
-        <w:tblLook w:firstColumn="1" w:firstRow="1" w:lastColumn="0" w:lastRow="0" w:noHBand="0" w:noVBand="1" w:val="04A0"/>
-        <w:tblBorders>
-          <w:top w:val="single" w:sz="5" w:space="0" w:color="E5E7EB"/>
-          <w:left w:val="single" w:sz="5" w:space="0" w:color="E5E7EB"/>
-          <w:bottom w:val="single" w:sz="5" w:space="0" w:color="E5E7EB"/>
-          <w:right w:val="single" w:sz="5" w:space="0" w:color="E5E7EB"/>
-          <w:insideH w:val="single" w:sz="5" w:space="0" w:color="E5E7EB"/>
-          <w:insideV w:val="single" w:sz="5" w:space="0" w:color="E5E7EB"/>
-        </w:tblBorders>
-      </w:tblPr>
-      <w:tblGrid>
-        <w:gridCol w:w="3323"/>
-        <w:gridCol w:w="3323"/>
-        <w:gridCol w:w="3323"/>
-      </w:tblGrid>
-      <w:tr>
-        <w:tc>
-          <w:tcPr>
-            <w:tcW w:type="dxa" w:w="3323"/>
-            <w:shd w:fill="111827"/>
-            <w:tcMar>
-              <w:top w:w="85" w:type="dxa"/>
-              <w:start w:w="90" w:type="dxa"/>
-              <w:bottom w:w="85" w:type="dxa"/>
-              <w:end w:w="90" w:type="dxa"/>
-            </w:tcMar>
-            <w:vAlign w:val="center"/>
-          </w:tcPr>
-          <w:p>
-            <w:pPr>
-              <w:spacing w:after="0"/>
-            </w:pPr>
-            <w:r>
-              <w:rPr>
-                <w:b/>
-                <w:color w:val="FFFFFF"/>
-                <w:sz w:val="15"/>
-              </w:rPr>
-              <w:t>Mode</w:t>
-            </w:r>
-          </w:p>
-        </w:tc>
-        <w:tc>
-          <w:tcPr>
-            <w:tcW w:type="dxa" w:w="3323"/>
-            <w:shd w:fill="111827"/>
-            <w:tcMar>
-              <w:top w:w="85" w:type="dxa"/>
-              <w:start w:w="90" w:type="dxa"/>
-              <w:bottom w:w="85" w:type="dxa"/>
-              <w:end w:w="90" w:type="dxa"/>
-            </w:tcMar>
-            <w:vAlign w:val="center"/>
-          </w:tcPr>
-          <w:p>
-            <w:pPr>
-              <w:spacing w:after="0"/>
-            </w:pPr>
-            <w:r>
-              <w:rPr>
-                <w:b/>
-                <w:color w:val="FFFFFF"/>
-                <w:sz w:val="15"/>
-              </w:rPr>
-              <w:t>Kelebihan</w:t>
-            </w:r>
-          </w:p>
-        </w:tc>
-        <w:tc>
-          <w:tcPr>
-            <w:tcW w:type="dxa" w:w="3323"/>
-            <w:shd w:fill="111827"/>
-            <w:tcMar>
-              <w:top w:w="85" w:type="dxa"/>
-              <w:start w:w="90" w:type="dxa"/>
-              <w:bottom w:w="85" w:type="dxa"/>
-              <w:end w:w="90" w:type="dxa"/>
-            </w:tcMar>
-            <w:vAlign w:val="center"/>
-          </w:tcPr>
-          <w:p>
-            <w:pPr>
-              <w:spacing w:after="0"/>
-            </w:pPr>
-            <w:r>
-              <w:rPr>
-                <w:b/>
-                <w:color w:val="FFFFFF"/>
-                <w:sz w:val="15"/>
-              </w:rPr>
-              <w:t>Risiko / trade-off</w:t>
-            </w:r>
-          </w:p>
-        </w:tc>
-      </w:tr>
-      <w:tr>
-        <w:tc>
-          <w:tcPr>
-            <w:tcW w:type="dxa" w:w="3323"/>
-            <w:tcMar>
-              <w:top w:w="70" w:type="dxa"/>
-              <w:start w:w="80" w:type="dxa"/>
-              <w:bottom w:w="70" w:type="dxa"/>
-              <w:end w:w="80" w:type="dxa"/>
-            </w:tcMar>
-          </w:tcPr>
-          <w:p>
-            <w:pPr>
-              <w:spacing w:after="0"/>
-            </w:pPr>
-            <w:r>
-              <w:rPr>
-                <w:sz w:val="15"/>
-              </w:rPr>
-              <w:t>Built-in browser</w:t>
-            </w:r>
-          </w:p>
-        </w:tc>
-        <w:tc>
-          <w:tcPr>
-            <w:tcW w:type="dxa" w:w="3323"/>
-            <w:tcMar>
-              <w:top w:w="70" w:type="dxa"/>
-              <w:start w:w="80" w:type="dxa"/>
-              <w:bottom w:w="70" w:type="dxa"/>
-              <w:end w:w="80" w:type="dxa"/>
-            </w:tcMar>
-          </w:tcPr>
-          <w:p>
-            <w:pPr>
-              <w:spacing w:after="0"/>
-            </w:pPr>
-            <w:r>
-              <w:rPr>
-                <w:sz w:val="15"/>
-              </w:rPr>
-              <w:t>Langsung bekerja; isolated workflow</w:t>
-            </w:r>
-          </w:p>
-        </w:tc>
-        <w:tc>
-          <w:tcPr>
-            <w:tcW w:type="dxa" w:w="3323"/>
-            <w:tcMar>
-              <w:top w:w="70" w:type="dxa"/>
-              <w:start w:w="80" w:type="dxa"/>
-              <w:bottom w:w="70" w:type="dxa"/>
-              <w:end w:w="80" w:type="dxa"/>
-            </w:tcMar>
-          </w:tcPr>
-          <w:p>
-            <w:pPr>
-              <w:spacing w:after="0"/>
-            </w:pPr>
-            <w:r>
-              <w:rPr>
-                <w:sz w:val="15"/>
-              </w:rPr>
-              <w:t>Profile terpisah dari browser harian</w:t>
-            </w:r>
-          </w:p>
-        </w:tc>
-      </w:tr>
-      <w:tr>
-        <w:tc>
-          <w:tcPr>
-            <w:tcW w:type="dxa" w:w="3323"/>
-            <w:tcMar>
-              <w:top w:w="70" w:type="dxa"/>
-              <w:start w:w="80" w:type="dxa"/>
-              <w:bottom w:w="70" w:type="dxa"/>
-              <w:end w:w="80" w:type="dxa"/>
-            </w:tcMar>
-          </w:tcPr>
-          <w:p>
-            <w:pPr>
-              <w:spacing w:after="0"/>
-            </w:pPr>
-            <w:r>
-              <w:rPr>
-                <w:sz w:val="15"/>
-              </w:rPr>
-              <w:t>External browser</w:t>
-            </w:r>
-          </w:p>
-        </w:tc>
-        <w:tc>
-          <w:tcPr>
-            <w:tcW w:type="dxa" w:w="3323"/>
-            <w:tcMar>
-              <w:top w:w="70" w:type="dxa"/>
-              <w:start w:w="80" w:type="dxa"/>
-              <w:bottom w:w="70" w:type="dxa"/>
-              <w:end w:w="80" w:type="dxa"/>
-            </w:tcMar>
-          </w:tcPr>
-          <w:p>
-            <w:pPr>
-              <w:spacing w:after="0"/>
-            </w:pPr>
-            <w:r>
-              <w:rPr>
-                <w:sz w:val="15"/>
-              </w:rPr>
-              <w:t>Bisa menyerupai workflow browser utama</w:t>
-            </w:r>
-          </w:p>
-        </w:tc>
-        <w:tc>
-          <w:tcPr>
-            <w:tcW w:type="dxa" w:w="3323"/>
-            <w:tcMar>
-              <w:top w:w="70" w:type="dxa"/>
-              <w:start w:w="80" w:type="dxa"/>
-              <w:bottom w:w="70" w:type="dxa"/>
-              <w:end w:w="80" w:type="dxa"/>
-            </w:tcMar>
-          </w:tcPr>
-          <w:p>
-            <w:pPr>
-              <w:spacing w:after="0"/>
-            </w:pPr>
-            <w:r>
-              <w:rPr>
-                <w:sz w:val="15"/>
-              </w:rPr>
-              <w:t>Perlu proxy config; HTTPS biasanya perlu trust Burp CA</w:t>
-            </w:r>
-          </w:p>
-        </w:tc>
-      </w:tr>
-    </w:tbl>
-    <w:p>
-      <w:pPr>
-        <w:spacing w:after="20"/>
-      </w:pPr>
-    </w:p>
-    <w:tbl>
-      <w:tblPr>
-        <w:tblW w:type="auto" w:w="0"/>
-        <w:jc w:val="center"/>
-        <w:tblLook w:firstColumn="1" w:firstRow="1" w:lastColumn="0" w:lastRow="0" w:noHBand="0" w:noVBand="1" w:val="04A0"/>
-      </w:tblPr>
-      <w:tblGrid>
-        <w:gridCol w:w="9968"/>
-      </w:tblGrid>
-      <w:tr>
-        <w:trPr>
-          <w:cantSplit/>
-        </w:trPr>
-        <w:tc>
-          <w:tcPr>
-            <w:tcW w:type="dxa" w:w="9968"/>
-            <w:shd w:fill="FEF2F2"/>
-            <w:tcMar>
-              <w:top w:w="135" w:type="dxa"/>
-              <w:start w:w="165" w:type="dxa"/>
-              <w:bottom w:w="135" w:type="dxa"/>
-              <w:end w:w="165" w:type="dxa"/>
-            </w:tcMar>
-          </w:tcPr>
-          <w:p>
-            <w:pPr>
-              <w:spacing w:after="60"/>
-            </w:pPr>
-            <w:r>
-              <w:rPr>
-                <w:b/>
-                <w:color w:val="991B1B"/>
-                <w:sz w:val="18"/>
-              </w:rPr>
-              <w:t>Security note</w:t>
-            </w:r>
-          </w:p>
-          <w:p>
-            <w:pPr>
-              <w:spacing w:after="0" w:line="252" w:lineRule="auto"/>
-            </w:pPr>
-            <w:r>
-              <w:t>Jangan pasang Burp CA ke trust store system-wide hanya demi latihan. Kalau perlu external browser, lebih aman pakai profile browser khusus testing. Trusted root CA punya kemampuan MITM terhadap koneksi yang browser percayai.</w:t>
-            </w:r>
-          </w:p>
-        </w:tc>
-      </w:tr>
-    </w:tbl>
-    <w:p>
-      <w:pPr>
-        <w:spacing w:after="20"/>
-      </w:pPr>
-    </w:p>
-    <w:p>
-      <w:pPr>
-        <w:pStyle w:val="Heading1"/>
-      </w:pPr>
-      <w:r>
-        <w:t>5. Proxy Listener</w:t>
-      </w:r>
-    </w:p>
-    <w:p>
-      <w:r>
-        <w:rPr>
-          <w:rFonts w:ascii="Liberation Sans" w:hAnsi="Liberation Sans"/>
-          <w:b w:val="0"/>
-        </w:rPr>
-        <w:t>Secara default Burp membuat listener di loopback port 8080. Loopback penting: service proxy tidak perlu terekspos ke LAN hanya untuk local browser testing.</w:t>
-      </w:r>
-    </w:p>
-    <w:p>
-      <w:pPr>
-        <w:spacing w:after="40"/>
-      </w:pPr>
-      <w:r>
-        <w:rPr>
-          <w:b/>
-          <w:color w:val="475569"/>
-        </w:rPr>
-        <w:t>Cek listener lokal dari Omarchy</w:t>
-      </w:r>
-    </w:p>
-    <w:tbl>
-      <w:tblPr>
-        <w:tblW w:type="auto" w:w="0"/>
-        <w:jc w:val="center"/>
-        <w:tblLayout w:type="autofit"/>
-        <w:tblLook w:firstColumn="1" w:firstRow="1" w:lastColumn="0" w:lastRow="0" w:noHBand="0" w:noVBand="1" w:val="04A0"/>
       </w:tblPr>
       <w:tblGrid>
         <w:gridCol w:w="9968"/>
@@ -1394,7 +734,46 @@
                 <w:color w:val="F9FAFB"/>
                 <w:sz w:val="15"/>
               </w:rPr>
-              <w:t>ss -ltnp | grep ':8080' || true</w:t>
+              <w:t xml:space="preserve">cd ~/Downloads</w:t>
+            </w:r>
+          </w:p>
+          <w:p>
+            <w:pPr>
+              <w:spacing w:after="0" w:line="240" w:lineRule="auto"/>
+            </w:pPr>
+            <w:r>
+              <w:rPr>
+                <w:rFonts w:ascii="Liberation Mono" w:hAnsi="Liberation Mono"/>
+                <w:color w:val="F9FAFB"/>
+                <w:sz w:val="15"/>
+              </w:rPr>
+              <w:t xml:space="preserve">sha256sum burpsuite_community_linux_*.sh</w:t>
+            </w:r>
+          </w:p>
+          <w:p>
+            <w:pPr>
+              <w:spacing w:after="0" w:line="240" w:lineRule="auto"/>
+            </w:pPr>
+            <w:r>
+              <w:rPr>
+                <w:rFonts w:ascii="Liberation Mono" w:hAnsi="Liberation Mono"/>
+                <w:color w:val="F9FAFB"/>
+                <w:sz w:val="15"/>
+              </w:rPr>
+              <w:t xml:space="preserve">chmod +x burpsuite_community_linux_*.sh</w:t>
+            </w:r>
+          </w:p>
+          <w:p>
+            <w:pPr>
+              <w:spacing w:after="0" w:line="240" w:lineRule="auto"/>
+            </w:pPr>
+            <w:r>
+              <w:rPr>
+                <w:rFonts w:ascii="Liberation Mono" w:hAnsi="Liberation Mono"/>
+                <w:color w:val="F9FAFB"/>
+                <w:sz w:val="15"/>
+              </w:rPr>
+              <w:t xml:space="preserve">./burpsuite_community_linux_*.sh</w:t>
             </w:r>
           </w:p>
         </w:tc>
@@ -1402,14 +781,458 @@
     </w:tbl>
     <w:p>
       <w:pPr>
-        <w:spacing w:after="20"/>
+        <w:numPr>
+          <w:numId w:val="1"/>
+        </w:numPr>
       </w:pPr>
+      <w:r>
+        <w:t xml:space="preserve">Download dari halaman resmi PortSwigger → </w:t>
+      </w:r>
+      <w:r>
+        <w:rPr>
+          <w:i/>
+        </w:rPr>
+        <w:t xml:space="preserve">Burp Suite Community Edition</w:t>
+      </w:r>
+      <w:r>
+        <w:t xml:space="preserve">.</w:t>
+      </w:r>
+    </w:p>
+    <w:p>
+      <w:pPr>
+        <w:numPr>
+          <w:numId w:val="1"/>
+        </w:numPr>
+      </w:pPr>
+      <w:r>
+        <w:t xml:space="preserve">Pilih installer Linux sesuai arsitektur device.</w:t>
+      </w:r>
+    </w:p>
+    <w:p>
+      <w:pPr>
+        <w:numPr>
+          <w:numId w:val="1"/>
+        </w:numPr>
+      </w:pPr>
+      <w:r>
+        <w:t xml:space="preserve">Hitung hash lokal (</w:t>
+      </w:r>
+      <w:r>
+        <w:rPr>
+          <w:rFonts w:ascii="Liberation Mono" w:hAnsi="Liberation Mono"/>
+        </w:rPr>
+        <w:t xml:space="preserve">sha256sum</w:t>
+      </w:r>
+      <w:r>
+        <w:t xml:space="preserve">) untuk provenance/evidence sebelum menjalankan installer.</w:t>
+      </w:r>
+    </w:p>
+    <w:p>
+      <w:pPr>
+        <w:numPr>
+          <w:numId w:val="1"/>
+        </w:numPr>
+      </w:pPr>
+      <w:r>
+        <w:t xml:space="preserve">Jalankan sebagai user biasa — </w:t>
+      </w:r>
+      <w:r>
+        <w:rPr>
+          <w:rFonts w:ascii="Liberation Mono" w:hAnsi="Liberation Mono"/>
+        </w:rPr>
+        <w:t xml:space="preserve">sudo</w:t>
+      </w:r>
+      <w:r>
+        <w:t xml:space="preserve"> hanya kalau installer memang minta privilege untuk lokasi system-wide.</w:t>
+      </w:r>
+    </w:p>
+    <w:p>
+      <w:pPr>
+        <w:numPr>
+          <w:numId w:val="1"/>
+        </w:numPr>
+      </w:pPr>
+      <w:r>
+        <w:t xml:space="preserve">Pada first run, pilih </w:t>
+      </w:r>
+      <w:r>
+        <w:rPr>
+          <w:i/>
+        </w:rPr>
+        <w:t xml:space="preserve">temporary project</w:t>
+      </w:r>
+      <w:r>
+        <w:t xml:space="preserve"> / default configuration untuk latihan awal.</w:t>
+      </w:r>
     </w:p>
     <w:tbl>
       <w:tblPr>
         <w:tblW w:type="auto" w:w="0"/>
         <w:jc w:val="center"/>
-        <w:tblLook w:firstColumn="1" w:firstRow="1" w:lastColumn="0" w:lastRow="0" w:noHBand="0" w:noVBand="1" w:val="04A0"/>
+      </w:tblPr>
+      <w:tblGrid>
+        <w:gridCol w:w="9968"/>
+      </w:tblGrid>
+      <w:tr>
+        <w:trPr>
+          <w:cantSplit/>
+        </w:trPr>
+        <w:tc>
+          <w:tcPr>
+            <w:tcW w:type="dxa" w:w="9968"/>
+            <w:shd w:fill="FEF2F2"/>
+            <w:tcMar>
+              <w:top w:w="135" w:type="dxa"/>
+              <w:start w:w="165" w:type="dxa"/>
+              <w:bottom w:w="135" w:type="dxa"/>
+              <w:end w:w="165" w:type="dxa"/>
+            </w:tcMar>
+          </w:tcPr>
+          <w:p>
+            <w:pPr>
+              <w:spacing w:after="60"/>
+            </w:pPr>
+            <w:r>
+              <w:rPr>
+                <w:b/>
+                <w:color w:val="991B1B"/>
+                <w:sz w:val="19"/>
+              </w:rPr>
+              <w:t xml:space="preserve">Hash note.</w:t>
+            </w:r>
+          </w:p>
+          <w:p>
+            <w:pPr>
+              <w:spacing w:after="0"/>
+            </w:pPr>
+            <w:r>
+              <w:t xml:space="preserve">Hash yang lo hitung sendiri berguna untuk membuktikan file yang sama dipakai kembali (provenance lokal). Hash itu </w:t>
+            </w:r>
+            <w:r>
+              <w:rPr>
+                <w:b/>
+              </w:rPr>
+              <w:t xml:space="preserve">bukan</w:t>
+            </w:r>
+            <w:r>
+              <w:t xml:space="preserve"> verifikasi vendor kalau tidak dibandingkan dengan nilai resmi yang dipublikasikan PortSwigger.</w:t>
+            </w:r>
+          </w:p>
+        </w:tc>
+      </w:tr>
+    </w:tbl>
+    <w:p>
+      <w:pPr>
+        <w:pStyle w:val="Heading1"/>
+      </w:pPr>
+      <w:r>
+        <w:t xml:space="preserve">4. Built-in Browser vs External Browser</w:t>
+      </w:r>
+    </w:p>
+    <w:tbl>
+      <w:tblPr>
+        <w:tblW w:type="auto" w:w="0"/>
+        <w:jc w:val="center"/>
+        <w:tblLayout w:type="autofit"/>
+        <w:tblBorders>
+          <w:top w:val="single" w:sz="5" w:space="0" w:color="E5E7EB"/>
+          <w:left w:val="single" w:sz="5" w:space="0" w:color="E5E7EB"/>
+          <w:bottom w:val="single" w:sz="5" w:space="0" w:color="E5E7EB"/>
+          <w:right w:val="single" w:sz="5" w:space="0" w:color="E5E7EB"/>
+          <w:insideH w:val="single" w:sz="5" w:space="0" w:color="E5E7EB"/>
+          <w:insideV w:val="single" w:sz="5" w:space="0" w:color="E5E7EB"/>
+        </w:tblBorders>
+      </w:tblPr>
+      <w:tblGrid>
+        <w:gridCol w:w="3322"/>
+        <w:gridCol w:w="3322"/>
+        <w:gridCol w:w="3322"/>
+      </w:tblGrid>
+      <w:tr>
+        <w:tc>
+          <w:tcPr>
+            <w:tcW w:type="dxa" w:w="3322"/>
+            <w:shd w:fill="111827"/>
+            <w:tcMar>
+              <w:top w:w="85" w:type="dxa"/>
+              <w:start w:w="90" w:type="dxa"/>
+              <w:bottom w:w="85" w:type="dxa"/>
+              <w:end w:w="90" w:type="dxa"/>
+            </w:tcMar>
+            <w:vAlign w:val="center"/>
+          </w:tcPr>
+          <w:p>
+            <w:r>
+              <w:rPr>
+                <w:b/>
+                <w:color w:val="FFFFFF"/>
+                <w:sz w:val="16"/>
+              </w:rPr>
+              <w:t xml:space="preserve">Mode</w:t>
+            </w:r>
+          </w:p>
+        </w:tc>
+        <w:tc>
+          <w:tcPr>
+            <w:tcW w:type="dxa" w:w="3322"/>
+            <w:shd w:fill="111827"/>
+            <w:tcMar>
+              <w:top w:w="85" w:type="dxa"/>
+              <w:start w:w="90" w:type="dxa"/>
+              <w:bottom w:w="85" w:type="dxa"/>
+              <w:end w:w="90" w:type="dxa"/>
+            </w:tcMar>
+            <w:vAlign w:val="center"/>
+          </w:tcPr>
+          <w:p>
+            <w:r>
+              <w:rPr>
+                <w:b/>
+                <w:color w:val="FFFFFF"/>
+                <w:sz w:val="16"/>
+              </w:rPr>
+              <w:t xml:space="preserve">Kelebihan</w:t>
+            </w:r>
+          </w:p>
+        </w:tc>
+        <w:tc>
+          <w:tcPr>
+            <w:tcW w:type="dxa" w:w="3322"/>
+            <w:shd w:fill="111827"/>
+            <w:tcMar>
+              <w:top w:w="85" w:type="dxa"/>
+              <w:start w:w="90" w:type="dxa"/>
+              <w:bottom w:w="85" w:type="dxa"/>
+              <w:end w:w="90" w:type="dxa"/>
+            </w:tcMar>
+            <w:vAlign w:val="center"/>
+          </w:tcPr>
+          <w:p>
+            <w:r>
+              <w:rPr>
+                <w:b/>
+                <w:color w:val="FFFFFF"/>
+                <w:sz w:val="16"/>
+              </w:rPr>
+              <w:t xml:space="preserve">Risiko/trade-off</w:t>
+            </w:r>
+          </w:p>
+        </w:tc>
+      </w:tr>
+      <w:tr>
+        <w:tc>
+          <w:tcPr>
+            <w:tcW w:type="dxa" w:w="3322"/>
+            <w:tcMar>
+              <w:top w:w="85" w:type="dxa"/>
+              <w:start w:w="90" w:type="dxa"/>
+              <w:bottom w:w="85" w:type="dxa"/>
+              <w:end w:w="90" w:type="dxa"/>
+            </w:tcMar>
+          </w:tcPr>
+          <w:p>
+            <w:r>
+              <w:t xml:space="preserve">Built-in browser</w:t>
+            </w:r>
+          </w:p>
+        </w:tc>
+        <w:tc>
+          <w:tcPr>
+            <w:tcW w:type="dxa" w:w="3322"/>
+            <w:tcMar>
+              <w:top w:w="85" w:type="dxa"/>
+              <w:start w:w="90" w:type="dxa"/>
+              <w:bottom w:w="85" w:type="dxa"/>
+              <w:end w:w="90" w:type="dxa"/>
+            </w:tcMar>
+          </w:tcPr>
+          <w:p>
+            <w:r>
+              <w:t xml:space="preserve">Langsung bekerja; isolated workflow</w:t>
+            </w:r>
+          </w:p>
+        </w:tc>
+        <w:tc>
+          <w:tcPr>
+            <w:tcW w:type="dxa" w:w="3322"/>
+            <w:tcMar>
+              <w:top w:w="85" w:type="dxa"/>
+              <w:start w:w="90" w:type="dxa"/>
+              <w:bottom w:w="85" w:type="dxa"/>
+              <w:end w:w="90" w:type="dxa"/>
+            </w:tcMar>
+          </w:tcPr>
+          <w:p>
+            <w:r>
+              <w:t xml:space="preserve">Profile terpisah dari browser harian</w:t>
+            </w:r>
+          </w:p>
+        </w:tc>
+      </w:tr>
+      <w:tr>
+        <w:tc>
+          <w:tcPr>
+            <w:tcW w:type="dxa" w:w="3322"/>
+            <w:tcMar>
+              <w:top w:w="85" w:type="dxa"/>
+              <w:start w:w="90" w:type="dxa"/>
+              <w:bottom w:w="85" w:type="dxa"/>
+              <w:end w:w="90" w:type="dxa"/>
+            </w:tcMar>
+          </w:tcPr>
+          <w:p>
+            <w:r>
+              <w:t xml:space="preserve">External browser</w:t>
+            </w:r>
+          </w:p>
+        </w:tc>
+        <w:tc>
+          <w:tcPr>
+            <w:tcW w:type="dxa" w:w="3322"/>
+            <w:tcMar>
+              <w:top w:w="85" w:type="dxa"/>
+              <w:start w:w="90" w:type="dxa"/>
+              <w:bottom w:w="85" w:type="dxa"/>
+              <w:end w:w="90" w:type="dxa"/>
+            </w:tcMar>
+          </w:tcPr>
+          <w:p>
+            <w:r>
+              <w:t xml:space="preserve">Bisa menyerupai workflow browser utama</w:t>
+            </w:r>
+          </w:p>
+        </w:tc>
+        <w:tc>
+          <w:tcPr>
+            <w:tcW w:type="dxa" w:w="3322"/>
+            <w:tcMar>
+              <w:top w:w="85" w:type="dxa"/>
+              <w:start w:w="90" w:type="dxa"/>
+              <w:bottom w:w="85" w:type="dxa"/>
+              <w:end w:w="90" w:type="dxa"/>
+            </w:tcMar>
+          </w:tcPr>
+          <w:p>
+            <w:r>
+              <w:t xml:space="preserve">Perlu proxy config; HTTPS butuh trust Burp CA</w:t>
+            </w:r>
+          </w:p>
+        </w:tc>
+      </w:tr>
+    </w:tbl>
+    <w:tbl>
+      <w:tblPr>
+        <w:tblW w:type="auto" w:w="0"/>
+        <w:jc w:val="center"/>
+      </w:tblPr>
+      <w:tblGrid>
+        <w:gridCol w:w="9968"/>
+      </w:tblGrid>
+      <w:tr>
+        <w:trPr>
+          <w:cantSplit/>
+        </w:trPr>
+        <w:tc>
+          <w:tcPr>
+            <w:tcW w:type="dxa" w:w="9968"/>
+            <w:shd w:fill="FEF2F2"/>
+            <w:tcMar>
+              <w:top w:w="135" w:type="dxa"/>
+              <w:start w:w="165" w:type="dxa"/>
+              <w:bottom w:w="135" w:type="dxa"/>
+              <w:end w:w="165" w:type="dxa"/>
+            </w:tcMar>
+          </w:tcPr>
+          <w:p>
+            <w:pPr>
+              <w:spacing w:after="60"/>
+            </w:pPr>
+            <w:r>
+              <w:rPr>
+                <w:b/>
+                <w:color w:val="991B1B"/>
+                <w:sz w:val="19"/>
+              </w:rPr>
+              <w:t xml:space="preserve">Security note.</w:t>
+            </w:r>
+          </w:p>
+          <w:p>
+            <w:pPr>
+              <w:spacing w:after="0"/>
+            </w:pPr>
+            <w:r>
+              <w:t xml:space="preserve">Jangan pasang Burp CA ke trust store system-wide hanya demi latihan. Kalau memang perlu external browser, pakai profile browser khusus testing. Trusted root CA punya kemampuan MITM terhadap semua koneksi yang dipercaya profile itu (lihat §11).</w:t>
+            </w:r>
+          </w:p>
+        </w:tc>
+      </w:tr>
+    </w:tbl>
+    <w:p>
+      <w:pPr>
+        <w:pStyle w:val="Heading1"/>
+      </w:pPr>
+      <w:r>
+        <w:t xml:space="preserve">5. Proxy Listener</w:t>
+      </w:r>
+    </w:p>
+    <w:p>
+      <w:r>
+        <w:t xml:space="preserve">Default Burp membuat listener di </w:t>
+      </w:r>
+      <w:r>
+        <w:rPr>
+          <w:b/>
+        </w:rPr>
+        <w:t xml:space="preserve">loopback port 8080</w:t>
+      </w:r>
+      <w:r>
+        <w:t xml:space="preserve">. Loopback penting di sini — proxy tidak perlu terekspos ke LAN hanya untuk testing browser lokal.</w:t>
+      </w:r>
+    </w:p>
+    <w:tbl>
+      <w:tblPr>
+        <w:tblW w:type="auto" w:w="0"/>
+        <w:jc w:val="center"/>
+        <w:tblLayout w:type="autofit"/>
+      </w:tblPr>
+      <w:tblGrid>
+        <w:gridCol w:w="9968"/>
+      </w:tblGrid>
+      <w:tr>
+        <w:trPr>
+          <w:cantSplit/>
+        </w:trPr>
+        <w:tc>
+          <w:tcPr>
+            <w:tcW w:type="dxa" w:w="9968"/>
+            <w:shd w:fill="111827"/>
+            <w:tcMar>
+              <w:top w:w="125" w:type="dxa"/>
+              <w:start w:w="155" w:type="dxa"/>
+              <w:bottom w:w="125" w:type="dxa"/>
+              <w:end w:w="155" w:type="dxa"/>
+            </w:tcMar>
+          </w:tcPr>
+          <w:p>
+            <w:pPr>
+              <w:spacing w:after="0" w:line="240" w:lineRule="auto"/>
+            </w:pPr>
+            <w:r>
+              <w:rPr>
+                <w:rFonts w:ascii="Liberation Mono" w:hAnsi="Liberation Mono"/>
+                <w:color w:val="F9FAFB"/>
+                <w:sz w:val="15"/>
+              </w:rPr>
+              <w:t xml:space="preserve">ss -ltnp | grep ':8080' || true</w:t>
+            </w:r>
+          </w:p>
+        </w:tc>
+      </w:tr>
+    </w:tbl>
+    <w:tbl>
+      <w:tblPr>
+        <w:tblW w:type="auto" w:w="0"/>
+        <w:jc w:val="center"/>
       </w:tblPr>
       <w:tblGrid>
         <w:gridCol w:w="9968"/>
@@ -1437,17 +1260,26 @@
               <w:rPr>
                 <w:b/>
                 <w:color w:val="92400E"/>
-                <w:sz w:val="18"/>
+                <w:sz w:val="19"/>
               </w:rPr>
-              <w:t>Common mistake</w:t>
+              <w:t xml:space="preserve">Common mistake.</w:t>
             </w:r>
           </w:p>
           <w:p>
             <w:pPr>
-              <w:spacing w:after="0" w:line="252" w:lineRule="auto"/>
+              <w:spacing w:after="0"/>
             </w:pPr>
             <w:r>
-              <w:t>Jangan bind Burp listener ke 0.0.0.0 hanya karena "biar gampang". Itu memperluas attack surface workstation dan bisa membuat proxy dapat diakses device lain di jaringan.</w:t>
+              <w:t xml:space="preserve">Jangan bind Burp listener ke </w:t>
+            </w:r>
+            <w:r>
+              <w:rPr>
+                <w:rFonts w:ascii="Liberation Mono" w:hAnsi="Liberation Mono"/>
+              </w:rPr>
+              <w:t xml:space="preserve">0.0.0.0</w:t>
+            </w:r>
+            <w:r>
+              <w:t xml:space="preserve"> hanya karena "biar gampang". Itu memperluas attack surface workstation lo dan bisa membuat proxy diakses device lain di jaringan yang sama.</w:t>
             </w:r>
           </w:p>
         </w:tc>
@@ -1455,24 +1287,10 @@
     </w:tbl>
     <w:p>
       <w:pPr>
-        <w:spacing w:after="20"/>
-      </w:pPr>
-    </w:p>
-    <w:p>
-      <w:pPr>
         <w:pStyle w:val="Heading1"/>
       </w:pPr>
       <w:r>
-        <w:t>6. Target Scope: Safety Boundary Pertama</w:t>
-      </w:r>
-    </w:p>
-    <w:p>
-      <w:r>
-        <w:rPr>
-          <w:rFonts w:ascii="Liberation Sans" w:hAnsi="Liberation Sans"/>
-          <w:b w:val="0"/>
-        </w:rPr>
-        <w:t>Set scope sebelum mulai testing. Burp bisa memfilter Site map dan HTTP history berdasarkan scope, serta mengurangi kemungkinan tools mengirim request ke host yang tidak dimaksud.</w:t>
+        <w:t xml:space="preserve">6. Target Scope: Safety Boundary Pertama</w:t>
       </w:r>
     </w:p>
     <w:p>
@@ -1529,12 +1347,25 @@
         <w:t>Contoh scope Module 10: hanya service loopback yang kita miliki.</w:t>
       </w:r>
     </w:p>
+    <w:p>
+      <w:r>
+        <w:t xml:space="preserve">Set scope </w:t>
+      </w:r>
+      <w:r>
+        <w:rPr>
+          <w:b/>
+        </w:rPr>
+        <w:t xml:space="preserve">sebelum</w:t>
+      </w:r>
+      <w:r>
+        <w:t xml:space="preserve"> mulai testing. Burp bisa memfilter Site map dan HTTP History berdasarkan scope, mengurangi kemungkinan tools (termasuk Intruder/Repeater) mengirim request ke host yang tidak dimaksud.</w:t>
+      </w:r>
+    </w:p>
     <w:tbl>
       <w:tblPr>
         <w:tblW w:type="auto" w:w="0"/>
         <w:jc w:val="center"/>
         <w:tblLayout w:type="autofit"/>
-        <w:tblLook w:firstColumn="1" w:firstRow="1" w:lastColumn="0" w:lastRow="0" w:noHBand="0" w:noVBand="1" w:val="04A0"/>
         <w:tblBorders>
           <w:top w:val="single" w:sz="5" w:space="0" w:color="E5E7EB"/>
           <w:left w:val="single" w:sz="5" w:space="0" w:color="E5E7EB"/>
@@ -1545,14 +1376,14 @@
         </w:tblBorders>
       </w:tblPr>
       <w:tblGrid>
-        <w:gridCol w:w="3323"/>
-        <w:gridCol w:w="3323"/>
-        <w:gridCol w:w="3323"/>
+        <w:gridCol w:w="3322"/>
+        <w:gridCol w:w="3322"/>
+        <w:gridCol w:w="3322"/>
       </w:tblGrid>
       <w:tr>
         <w:tc>
           <w:tcPr>
-            <w:tcW w:type="dxa" w:w="3323"/>
+            <w:tcW w:type="dxa" w:w="3322"/>
             <w:shd w:fill="111827"/>
             <w:tcMar>
               <w:top w:w="85" w:type="dxa"/>
@@ -1563,22 +1394,19 @@
             <w:vAlign w:val="center"/>
           </w:tcPr>
           <w:p>
-            <w:pPr>
-              <w:spacing w:after="0"/>
-            </w:pPr>
             <w:r>
               <w:rPr>
                 <w:b/>
                 <w:color w:val="FFFFFF"/>
-                <w:sz w:val="15"/>
+                <w:sz w:val="16"/>
               </w:rPr>
-              <w:t>Scope item</w:t>
+              <w:t xml:space="preserve">Scope item</w:t>
             </w:r>
           </w:p>
         </w:tc>
         <w:tc>
           <w:tcPr>
-            <w:tcW w:type="dxa" w:w="3323"/>
+            <w:tcW w:type="dxa" w:w="3322"/>
             <w:shd w:fill="111827"/>
             <w:tcMar>
               <w:top w:w="85" w:type="dxa"/>
@@ -1589,22 +1417,19 @@
             <w:vAlign w:val="center"/>
           </w:tcPr>
           <w:p>
-            <w:pPr>
-              <w:spacing w:after="0"/>
-            </w:pPr>
             <w:r>
               <w:rPr>
                 <w:b/>
                 <w:color w:val="FFFFFF"/>
-                <w:sz w:val="15"/>
+                <w:sz w:val="16"/>
               </w:rPr>
-              <w:t>Status</w:t>
+              <w:t xml:space="preserve">Status</w:t>
             </w:r>
           </w:p>
         </w:tc>
         <w:tc>
           <w:tcPr>
-            <w:tcW w:type="dxa" w:w="3323"/>
+            <w:tcW w:type="dxa" w:w="3322"/>
             <w:shd w:fill="111827"/>
             <w:tcMar>
               <w:top w:w="85" w:type="dxa"/>
@@ -1615,16 +1440,13 @@
             <w:vAlign w:val="center"/>
           </w:tcPr>
           <w:p>
-            <w:pPr>
-              <w:spacing w:after="0"/>
-            </w:pPr>
             <w:r>
               <w:rPr>
                 <w:b/>
                 <w:color w:val="FFFFFF"/>
-                <w:sz w:val="15"/>
+                <w:sz w:val="16"/>
               </w:rPr>
-              <w:t>Alasan</w:t>
+              <w:t xml:space="preserve">Alasan</w:t>
             </w:r>
           </w:p>
         </w:tc>
@@ -1632,67 +1454,52 @@
       <w:tr>
         <w:tc>
           <w:tcPr>
-            <w:tcW w:type="dxa" w:w="3323"/>
+            <w:tcW w:type="dxa" w:w="3322"/>
             <w:tcMar>
-              <w:top w:w="70" w:type="dxa"/>
-              <w:start w:w="80" w:type="dxa"/>
-              <w:bottom w:w="70" w:type="dxa"/>
-              <w:end w:w="80" w:type="dxa"/>
+              <w:top w:w="85" w:type="dxa"/>
+              <w:start w:w="90" w:type="dxa"/>
+              <w:bottom w:w="85" w:type="dxa"/>
+              <w:end w:w="90" w:type="dxa"/>
             </w:tcMar>
           </w:tcPr>
           <w:p>
-            <w:pPr>
-              <w:spacing w:after="0"/>
-            </w:pPr>
             <w:r>
               <w:rPr>
-                <w:sz w:val="15"/>
+                <w:rFonts w:ascii="Liberation Mono" w:hAnsi="Liberation Mono"/>
               </w:rPr>
-              <w:t>http://127.0.0.1:8090/</w:t>
+              <w:t xml:space="preserve">http://127.0.0.1:8090/</w:t>
             </w:r>
           </w:p>
         </w:tc>
         <w:tc>
           <w:tcPr>
-            <w:tcW w:type="dxa" w:w="3323"/>
+            <w:tcW w:type="dxa" w:w="3322"/>
             <w:tcMar>
-              <w:top w:w="70" w:type="dxa"/>
-              <w:start w:w="80" w:type="dxa"/>
-              <w:bottom w:w="70" w:type="dxa"/>
-              <w:end w:w="80" w:type="dxa"/>
+              <w:top w:w="85" w:type="dxa"/>
+              <w:start w:w="90" w:type="dxa"/>
+              <w:bottom w:w="85" w:type="dxa"/>
+              <w:end w:w="90" w:type="dxa"/>
             </w:tcMar>
           </w:tcPr>
           <w:p>
-            <w:pPr>
-              <w:spacing w:after="0"/>
-            </w:pPr>
             <w:r>
-              <w:rPr>
-                <w:sz w:val="15"/>
-              </w:rPr>
-              <w:t>IN</w:t>
+              <w:t xml:space="preserve">IN</w:t>
             </w:r>
           </w:p>
         </w:tc>
         <w:tc>
           <w:tcPr>
-            <w:tcW w:type="dxa" w:w="3323"/>
+            <w:tcW w:type="dxa" w:w="3322"/>
             <w:tcMar>
-              <w:top w:w="70" w:type="dxa"/>
-              <w:start w:w="80" w:type="dxa"/>
-              <w:bottom w:w="70" w:type="dxa"/>
-              <w:end w:w="80" w:type="dxa"/>
+              <w:top w:w="85" w:type="dxa"/>
+              <w:start w:w="90" w:type="dxa"/>
+              <w:bottom w:w="85" w:type="dxa"/>
+              <w:end w:w="90" w:type="dxa"/>
             </w:tcMar>
           </w:tcPr>
           <w:p>
-            <w:pPr>
-              <w:spacing w:after="0"/>
-            </w:pPr>
             <w:r>
-              <w:rPr>
-                <w:sz w:val="15"/>
-              </w:rPr>
-              <w:t>Custom Module 10 lab</w:t>
+              <w:t xml:space="preserve">Custom Module 10 lab</w:t>
             </w:r>
           </w:p>
         </w:tc>
@@ -1700,67 +1507,52 @@
       <w:tr>
         <w:tc>
           <w:tcPr>
-            <w:tcW w:type="dxa" w:w="3323"/>
+            <w:tcW w:type="dxa" w:w="3322"/>
             <w:tcMar>
-              <w:top w:w="70" w:type="dxa"/>
-              <w:start w:w="80" w:type="dxa"/>
-              <w:bottom w:w="70" w:type="dxa"/>
-              <w:end w:w="80" w:type="dxa"/>
+              <w:top w:w="85" w:type="dxa"/>
+              <w:start w:w="90" w:type="dxa"/>
+              <w:bottom w:w="85" w:type="dxa"/>
+              <w:end w:w="90" w:type="dxa"/>
             </w:tcMar>
           </w:tcPr>
           <w:p>
-            <w:pPr>
-              <w:spacing w:after="0"/>
-            </w:pPr>
             <w:r>
               <w:rPr>
-                <w:sz w:val="15"/>
+                <w:rFonts w:ascii="Liberation Mono" w:hAnsi="Liberation Mono"/>
               </w:rPr>
-              <w:t>http://127.0.0.1:3000/</w:t>
+              <w:t xml:space="preserve">http://127.0.0.1:3000/</w:t>
             </w:r>
           </w:p>
         </w:tc>
         <w:tc>
           <w:tcPr>
-            <w:tcW w:type="dxa" w:w="3323"/>
+            <w:tcW w:type="dxa" w:w="3322"/>
             <w:tcMar>
-              <w:top w:w="70" w:type="dxa"/>
-              <w:start w:w="80" w:type="dxa"/>
-              <w:bottom w:w="70" w:type="dxa"/>
-              <w:end w:w="80" w:type="dxa"/>
+              <w:top w:w="85" w:type="dxa"/>
+              <w:start w:w="90" w:type="dxa"/>
+              <w:bottom w:w="85" w:type="dxa"/>
+              <w:end w:w="90" w:type="dxa"/>
             </w:tcMar>
           </w:tcPr>
           <w:p>
-            <w:pPr>
-              <w:spacing w:after="0"/>
-            </w:pPr>
             <w:r>
-              <w:rPr>
-                <w:sz w:val="15"/>
-              </w:rPr>
-              <w:t>IN</w:t>
+              <w:t xml:space="preserve">IN</w:t>
             </w:r>
           </w:p>
         </w:tc>
         <w:tc>
           <w:tcPr>
-            <w:tcW w:type="dxa" w:w="3323"/>
+            <w:tcW w:type="dxa" w:w="3322"/>
             <w:tcMar>
-              <w:top w:w="70" w:type="dxa"/>
-              <w:start w:w="80" w:type="dxa"/>
-              <w:bottom w:w="70" w:type="dxa"/>
-              <w:end w:w="80" w:type="dxa"/>
+              <w:top w:w="85" w:type="dxa"/>
+              <w:start w:w="90" w:type="dxa"/>
+              <w:bottom w:w="85" w:type="dxa"/>
+              <w:end w:w="90" w:type="dxa"/>
             </w:tcMar>
           </w:tcPr>
           <w:p>
-            <w:pPr>
-              <w:spacing w:after="0"/>
-            </w:pPr>
             <w:r>
-              <w:rPr>
-                <w:sz w:val="15"/>
-              </w:rPr>
-              <w:t>Optional Juice Shop container</w:t>
+              <w:t xml:space="preserve">Optional Juice Shop container</w:t>
             </w:r>
           </w:p>
         </w:tc>
@@ -1768,87 +1560,66 @@
       <w:tr>
         <w:tc>
           <w:tcPr>
-            <w:tcW w:type="dxa" w:w="3323"/>
+            <w:tcW w:type="dxa" w:w="3322"/>
             <w:tcMar>
-              <w:top w:w="70" w:type="dxa"/>
-              <w:start w:w="80" w:type="dxa"/>
-              <w:bottom w:w="70" w:type="dxa"/>
-              <w:end w:w="80" w:type="dxa"/>
+              <w:top w:w="85" w:type="dxa"/>
+              <w:start w:w="90" w:type="dxa"/>
+              <w:bottom w:w="85" w:type="dxa"/>
+              <w:end w:w="90" w:type="dxa"/>
             </w:tcMar>
           </w:tcPr>
           <w:p>
-            <w:pPr>
-              <w:spacing w:after="0"/>
-            </w:pPr>
             <w:r>
-              <w:rPr>
-                <w:sz w:val="15"/>
-              </w:rPr>
-              <w:t>analytics/CDN/random domains</w:t>
+              <w:t xml:space="preserve">analytics/CDN/domain lain</w:t>
             </w:r>
           </w:p>
         </w:tc>
         <w:tc>
           <w:tcPr>
-            <w:tcW w:type="dxa" w:w="3323"/>
+            <w:tcW w:type="dxa" w:w="3322"/>
             <w:tcMar>
-              <w:top w:w="70" w:type="dxa"/>
-              <w:start w:w="80" w:type="dxa"/>
-              <w:bottom w:w="70" w:type="dxa"/>
-              <w:end w:w="80" w:type="dxa"/>
+              <w:top w:w="85" w:type="dxa"/>
+              <w:start w:w="90" w:type="dxa"/>
+              <w:bottom w:w="85" w:type="dxa"/>
+              <w:end w:w="90" w:type="dxa"/>
             </w:tcMar>
           </w:tcPr>
           <w:p>
-            <w:pPr>
-              <w:spacing w:after="0"/>
-            </w:pPr>
             <w:r>
-              <w:rPr>
-                <w:sz w:val="15"/>
-              </w:rPr>
-              <w:t>OUT</w:t>
+              <w:t xml:space="preserve">OUT</w:t>
             </w:r>
           </w:p>
         </w:tc>
         <w:tc>
           <w:tcPr>
-            <w:tcW w:type="dxa" w:w="3323"/>
+            <w:tcW w:type="dxa" w:w="3322"/>
             <w:tcMar>
-              <w:top w:w="70" w:type="dxa"/>
-              <w:start w:w="80" w:type="dxa"/>
-              <w:bottom w:w="70" w:type="dxa"/>
-              <w:end w:w="80" w:type="dxa"/>
+              <w:top w:w="85" w:type="dxa"/>
+              <w:start w:w="90" w:type="dxa"/>
+              <w:bottom w:w="85" w:type="dxa"/>
+              <w:end w:w="90" w:type="dxa"/>
             </w:tcMar>
           </w:tcPr>
           <w:p>
-            <w:pPr>
-              <w:spacing w:after="0"/>
-            </w:pPr>
             <w:r>
-              <w:rPr>
-                <w:sz w:val="15"/>
-              </w:rPr>
-              <w:t>Tidak dibutuhkan untuk latihan lokal</w:t>
+              <w:t xml:space="preserve">Tidak dibutuhkan untuk latihan lokal</w:t>
             </w:r>
           </w:p>
         </w:tc>
       </w:tr>
     </w:tbl>
     <w:p>
-      <w:pPr>
-        <w:spacing w:after="20"/>
-      </w:pPr>
-    </w:p>
-    <w:p>
-      <w:pPr>
-        <w:spacing w:after="40"/>
-      </w:pPr>
+      <w:r>
+        <w:t xml:space="preserve">Guardrail helper untuk URL training (menolak target non-loopback &amp; port di luar daftar </w:t>
+      </w:r>
       <w:r>
         <w:rPr>
-          <w:b/>
-          <w:color w:val="475569"/>
+          <w:rFonts w:ascii="Liberation Mono" w:hAnsi="Liberation Mono"/>
         </w:rPr>
-        <w:t>Guardrail helper untuk URL training</w:t>
+        <w:t xml:space="preserve">8090/3000/8080</w:t>
+      </w:r>
+      <w:r>
+        <w:t xml:space="preserve">):</w:t>
       </w:r>
     </w:p>
     <w:tbl>
@@ -1856,7 +1627,6 @@
         <w:tblW w:type="auto" w:w="0"/>
         <w:jc w:val="center"/>
         <w:tblLayout w:type="autofit"/>
-        <w:tblLook w:firstColumn="1" w:firstRow="1" w:lastColumn="0" w:lastRow="0" w:noHBand="0" w:noVBand="1" w:val="04A0"/>
       </w:tblPr>
       <w:tblGrid>
         <w:gridCol w:w="9968"/>
@@ -1886,33 +1656,29 @@
                 <w:color w:val="F9FAFB"/>
                 <w:sz w:val="15"/>
               </w:rPr>
-              <w:t>python labs/scope-guard.py http://127.0.0.1:8090/</w:t>
+              <w:t xml:space="preserve">python labs/scope-guard.py http://127.0.0.1:8090/</w:t>
             </w:r>
-            <w:r>
-              <w:br/>
-            </w:r>
+          </w:p>
+          <w:p>
+            <w:pPr>
+              <w:spacing w:after="0" w:line="240" w:lineRule="auto"/>
+            </w:pPr>
             <w:r>
               <w:rPr>
                 <w:rFonts w:ascii="Liberation Mono" w:hAnsi="Liberation Mono"/>
                 <w:color w:val="F9FAFB"/>
                 <w:sz w:val="15"/>
               </w:rPr>
-              <w:t>python labs/scope-guard.py http://127.0.0.1:3000/</w:t>
+              <w:t xml:space="preserve">python labs/scope-guard.py http://127.0.0.1:3000/</w:t>
             </w:r>
           </w:p>
         </w:tc>
       </w:tr>
     </w:tbl>
-    <w:p>
-      <w:pPr>
-        <w:spacing w:after="20"/>
-      </w:pPr>
-    </w:p>
     <w:tbl>
       <w:tblPr>
         <w:tblW w:type="auto" w:w="0"/>
         <w:jc w:val="center"/>
-        <w:tblLook w:firstColumn="1" w:firstRow="1" w:lastColumn="0" w:lastRow="0" w:noHBand="0" w:noVBand="1" w:val="04A0"/>
       </w:tblPr>
       <w:tblGrid>
         <w:gridCol w:w="9968"/>
@@ -1940,17 +1706,26 @@
               <w:rPr>
                 <w:b/>
                 <w:color w:val="991B1B"/>
-                <w:sz w:val="18"/>
+                <w:sz w:val="19"/>
               </w:rPr>
-              <w:t>Important</w:t>
+              <w:t xml:space="preserve">Important.</w:t>
             </w:r>
           </w:p>
           <w:p>
             <w:pPr>
-              <w:spacing w:after="0" w:line="252" w:lineRule="auto"/>
+              <w:spacing w:after="0"/>
             </w:pPr>
             <w:r>
-              <w:t>"Ada di HTTP history" tidak sama dengan "boleh diuji". Browser modern menghubungi banyak third-party endpoint. Authorization tetap berasal dari scope/RoE, bukan dari Burp.</w:t>
+              <w:t xml:space="preserve">"Ada di HTTP History" </w:t>
+            </w:r>
+            <w:r>
+              <w:rPr>
+                <w:b/>
+              </w:rPr>
+              <w:t xml:space="preserve">tidak sama</w:t>
+            </w:r>
+            <w:r>
+              <w:t xml:space="preserve"> dengan "boleh diuji". Browser modern menghubungi banyak third-party endpoint tanpa sepengetahuan eksplisit lo. Authorization tetap berasal dari scope/RoE engagement — bukan dari apa yang kebetulan lewat Burp.</w:t>
             </w:r>
           </w:p>
         </w:tc>
@@ -1958,67 +1733,70 @@
     </w:tbl>
     <w:p>
       <w:pPr>
-        <w:spacing w:after="20"/>
+        <w:pStyle w:val="Heading1"/>
       </w:pPr>
+      <w:r>
+        <w:t xml:space="preserve">7. Proxy &gt; HTTP History</w:t>
+      </w:r>
+    </w:p>
+    <w:p>
+      <w:r>
+        <w:t xml:space="preserve">HTTP History menyimpan traffic yang lewat Proxy </w:t>
+      </w:r>
+      <w:r>
+        <w:rPr>
+          <w:b/>
+        </w:rPr>
+        <w:t xml:space="preserve">bahkan saat Intercept dimatikan</w:t>
+      </w:r>
+      <w:r>
+        <w:t xml:space="preserve">. Ini cocok untuk mode kerja normal: browse aplikasi tanpa gangguan, lalu pilih request menarik setelahnya.</w:t>
+      </w:r>
     </w:p>
     <w:p>
       <w:pPr>
-        <w:pStyle w:val="Heading1"/>
+        <w:numPr>
+          <w:numId w:val="1"/>
+        </w:numPr>
       </w:pPr>
       <w:r>
-        <w:t>7. Proxy &gt; HTTP History</w:t>
-      </w:r>
-    </w:p>
-    <w:p>
-      <w:r>
-        <w:rPr>
-          <w:rFonts w:ascii="Liberation Sans" w:hAnsi="Liberation Sans"/>
-          <w:b w:val="0"/>
-        </w:rPr>
-        <w:t>HTTP History menyimpan traffic yang melewati Proxy bahkan saat Intercept dimatikan. Ini cocok untuk mode kerja normal: browse aplikasi tanpa gangguan, lalu pilih request menarik setelahnya.</w:t>
+        <w:t xml:space="preserve">Filter ke in-scope traffic.</w:t>
       </w:r>
     </w:p>
     <w:p>
       <w:pPr>
-        <w:pStyle w:val="ListBullet"/>
-        <w:spacing w:after="40"/>
+        <w:numPr>
+          <w:numId w:val="1"/>
+        </w:numPr>
       </w:pPr>
       <w:r>
-        <w:t>Filter ke in-scope traffic.</w:t>
+        <w:t xml:space="preserve">Perhatikan method, URL, status code, MIME type, cookies, response length, dan TLS.</w:t>
       </w:r>
     </w:p>
     <w:p>
       <w:pPr>
-        <w:pStyle w:val="ListBullet"/>
-        <w:spacing w:after="40"/>
+        <w:numPr>
+          <w:numId w:val="1"/>
+        </w:numPr>
       </w:pPr>
       <w:r>
-        <w:t>Perhatikan method, URL, status code, MIME type, cookies, response length, dan TLS.</w:t>
+        <w:t xml:space="preserve">Klik entry untuk membaca raw request dan response.</w:t>
       </w:r>
     </w:p>
     <w:p>
       <w:pPr>
-        <w:pStyle w:val="ListBullet"/>
-        <w:spacing w:after="40"/>
+        <w:numPr>
+          <w:numId w:val="1"/>
+        </w:numPr>
       </w:pPr>
       <w:r>
-        <w:t>Klik entry untuk membaca raw request dan response.</w:t>
-      </w:r>
-    </w:p>
-    <w:p>
-      <w:pPr>
-        <w:pStyle w:val="ListBullet"/>
-        <w:spacing w:after="40"/>
-      </w:pPr>
-      <w:r>
-        <w:t>Gunakan notes bila perlu agar request penting tidak hilang di antara noise.</w:t>
+        <w:t xml:space="preserve">Pakai notes kalau perlu, supaya request penting tidak hilang di antara noise.</w:t>
       </w:r>
     </w:p>
     <w:tbl>
       <w:tblPr>
         <w:tblW w:type="auto" w:w="0"/>
         <w:jc w:val="center"/>
-        <w:tblLook w:firstColumn="1" w:firstRow="1" w:lastColumn="0" w:lastRow="0" w:noHBand="0" w:noVBand="1" w:val="04A0"/>
       </w:tblPr>
       <w:tblGrid>
         <w:gridCol w:w="9968"/>
@@ -2030,7 +1808,7 @@
         <w:tc>
           <w:tcPr>
             <w:tcW w:type="dxa" w:w="9968"/>
-            <w:shd w:fill="EFF6FF"/>
+            <w:shd w:fill="F5F3FF"/>
             <w:tcMar>
               <w:top w:w="135" w:type="dxa"/>
               <w:start w:w="165" w:type="dxa"/>
@@ -2045,18 +1823,18 @@
             <w:r>
               <w:rPr>
                 <w:b/>
-                <w:color w:val="1D4ED8"/>
-                <w:sz w:val="18"/>
+                <w:color w:val="6D28D9"/>
+                <w:sz w:val="19"/>
               </w:rPr>
-              <w:t>Blue Team perspective</w:t>
+              <w:t xml:space="preserve">Blue Team perspective.</w:t>
             </w:r>
           </w:p>
           <w:p>
             <w:pPr>
-              <w:spacing w:after="0" w:line="252" w:lineRule="auto"/>
+              <w:spacing w:after="0"/>
             </w:pPr>
             <w:r>
-              <w:t>Proxy history juga mengingatkan bahwa setiap request meninggalkan pola: method, path, timing, cookies, dan sequence. Saat nanti belajar detection-aware operations, pikirkan telemetry yang dihasilkan oleh testing lo.</w:t>
+              <w:t xml:space="preserve">Proxy history juga mengingatkan bahwa setiap request meninggalkan pola: method, path, timing, cookies, sequence. Saat nanti masuk Module 24 — OPSEC &amp; Detection-Aware Operations, pikirkan telemetry yang dihasilkan oleh testing lo sendiri.</w:t>
             </w:r>
           </w:p>
         </w:tc>
@@ -2064,24 +1842,33 @@
     </w:tbl>
     <w:p>
       <w:pPr>
-        <w:spacing w:after="20"/>
+        <w:pStyle w:val="Heading1"/>
       </w:pPr>
+      <w:r>
+        <w:t xml:space="preserve">8. Intercept: Tahan, Ubah, Forward, Drop</w:t>
+      </w:r>
     </w:p>
     <w:p>
-      <w:pPr>
-        <w:pStyle w:val="Heading1"/>
-      </w:pPr>
-      <w:r>
-        <w:t>8. Intercept: Tahan, Ubah, Forward, Drop</w:t>
-      </w:r>
-    </w:p>
-    <w:p>
+      <w:r>
+        <w:t xml:space="preserve">Intercept cocok kalau lo mau memodifikasi request </w:t>
+      </w:r>
       <w:r>
         <w:rPr>
-          <w:rFonts w:ascii="Liberation Sans" w:hAnsi="Liberation Sans"/>
-          <w:b w:val="0"/>
+          <w:b/>
         </w:rPr>
-        <w:t>Intercept cocok ketika lo ingin memodifikasi request sebelum server melihatnya. Tetapi browser menghasilkan banyak request, jadi Intercept sebaiknya dipakai secara sengaja, bukan selalu ON.</w:t>
+        <w:t xml:space="preserve">sebelum</w:t>
+      </w:r>
+      <w:r>
+        <w:t xml:space="preserve"> server melihatnya. Tapi browser menghasilkan banyak request sekaligus, jadi Intercept sebaiknya dipakai </w:t>
+      </w:r>
+      <w:r>
+        <w:rPr>
+          <w:b/>
+        </w:rPr>
+        <w:t xml:space="preserve">secara sengaja</w:t>
+      </w:r>
+      <w:r>
+        <w:t xml:space="preserve">, bukan selalu ON.</w:t>
       </w:r>
     </w:p>
     <w:tbl>
@@ -2089,7 +1876,6 @@
         <w:tblW w:type="auto" w:w="0"/>
         <w:jc w:val="center"/>
         <w:tblLayout w:type="autofit"/>
-        <w:tblLook w:firstColumn="1" w:firstRow="1" w:lastColumn="0" w:lastRow="0" w:noHBand="0" w:noVBand="1" w:val="04A0"/>
         <w:tblBorders>
           <w:top w:val="single" w:sz="5" w:space="0" w:color="E5E7EB"/>
           <w:left w:val="single" w:sz="5" w:space="0" w:color="E5E7EB"/>
@@ -2117,16 +1903,13 @@
             <w:vAlign w:val="center"/>
           </w:tcPr>
           <w:p>
-            <w:pPr>
-              <w:spacing w:after="0"/>
-            </w:pPr>
             <w:r>
               <w:rPr>
                 <w:b/>
                 <w:color w:val="FFFFFF"/>
-                <w:sz w:val="15"/>
+                <w:sz w:val="16"/>
               </w:rPr>
-              <w:t>Action</w:t>
+              <w:t xml:space="preserve">Action</w:t>
             </w:r>
           </w:p>
         </w:tc>
@@ -2143,16 +1926,13 @@
             <w:vAlign w:val="center"/>
           </w:tcPr>
           <w:p>
-            <w:pPr>
-              <w:spacing w:after="0"/>
-            </w:pPr>
             <w:r>
               <w:rPr>
                 <w:b/>
                 <w:color w:val="FFFFFF"/>
-                <w:sz w:val="15"/>
+                <w:sz w:val="16"/>
               </w:rPr>
-              <w:t>Makna</w:t>
+              <w:t xml:space="preserve">Makna</w:t>
             </w:r>
           </w:p>
         </w:tc>
@@ -2162,21 +1942,15 @@
           <w:tcPr>
             <w:tcW w:type="dxa" w:w="4984"/>
             <w:tcMar>
-              <w:top w:w="70" w:type="dxa"/>
-              <w:start w:w="80" w:type="dxa"/>
-              <w:bottom w:w="70" w:type="dxa"/>
-              <w:end w:w="80" w:type="dxa"/>
+              <w:top w:w="85" w:type="dxa"/>
+              <w:start w:w="90" w:type="dxa"/>
+              <w:bottom w:w="85" w:type="dxa"/>
+              <w:end w:w="90" w:type="dxa"/>
             </w:tcMar>
           </w:tcPr>
           <w:p>
-            <w:pPr>
-              <w:spacing w:after="0"/>
-            </w:pPr>
             <w:r>
-              <w:rPr>
-                <w:sz w:val="15"/>
-              </w:rPr>
-              <w:t>Forward</w:t>
+              <w:t xml:space="preserve">Forward</w:t>
             </w:r>
           </w:p>
         </w:tc>
@@ -2184,21 +1958,15 @@
           <w:tcPr>
             <w:tcW w:type="dxa" w:w="4984"/>
             <w:tcMar>
-              <w:top w:w="70" w:type="dxa"/>
-              <w:start w:w="80" w:type="dxa"/>
-              <w:bottom w:w="70" w:type="dxa"/>
-              <w:end w:w="80" w:type="dxa"/>
+              <w:top w:w="85" w:type="dxa"/>
+              <w:start w:w="90" w:type="dxa"/>
+              <w:bottom w:w="85" w:type="dxa"/>
+              <w:end w:w="90" w:type="dxa"/>
             </w:tcMar>
           </w:tcPr>
           <w:p>
-            <w:pPr>
-              <w:spacing w:after="0"/>
-            </w:pPr>
             <w:r>
-              <w:rPr>
-                <w:sz w:val="15"/>
-              </w:rPr>
-              <w:t>Teruskan request yang sedang ditahan</w:t>
+              <w:t xml:space="preserve">Teruskan request yang sedang ditahan</w:t>
             </w:r>
           </w:p>
         </w:tc>
@@ -2208,21 +1976,15 @@
           <w:tcPr>
             <w:tcW w:type="dxa" w:w="4984"/>
             <w:tcMar>
-              <w:top w:w="70" w:type="dxa"/>
-              <w:start w:w="80" w:type="dxa"/>
-              <w:bottom w:w="70" w:type="dxa"/>
-              <w:end w:w="80" w:type="dxa"/>
+              <w:top w:w="85" w:type="dxa"/>
+              <w:start w:w="90" w:type="dxa"/>
+              <w:bottom w:w="85" w:type="dxa"/>
+              <w:end w:w="90" w:type="dxa"/>
             </w:tcMar>
           </w:tcPr>
           <w:p>
-            <w:pPr>
-              <w:spacing w:after="0"/>
-            </w:pPr>
             <w:r>
-              <w:rPr>
-                <w:sz w:val="15"/>
-              </w:rPr>
-              <w:t>Drop</w:t>
+              <w:t xml:space="preserve">Drop</w:t>
             </w:r>
           </w:p>
         </w:tc>
@@ -2230,21 +1992,15 @@
           <w:tcPr>
             <w:tcW w:type="dxa" w:w="4984"/>
             <w:tcMar>
-              <w:top w:w="70" w:type="dxa"/>
-              <w:start w:w="80" w:type="dxa"/>
-              <w:bottom w:w="70" w:type="dxa"/>
-              <w:end w:w="80" w:type="dxa"/>
+              <w:top w:w="85" w:type="dxa"/>
+              <w:start w:w="90" w:type="dxa"/>
+              <w:bottom w:w="85" w:type="dxa"/>
+              <w:end w:w="90" w:type="dxa"/>
             </w:tcMar>
           </w:tcPr>
           <w:p>
-            <w:pPr>
-              <w:spacing w:after="0"/>
-            </w:pPr>
             <w:r>
-              <w:rPr>
-                <w:sz w:val="15"/>
-              </w:rPr>
-              <w:t>Jangan kirim request ke server</w:t>
+              <w:t xml:space="preserve">Jangan kirim request ke server</w:t>
             </w:r>
           </w:p>
         </w:tc>
@@ -2254,21 +2010,15 @@
           <w:tcPr>
             <w:tcW w:type="dxa" w:w="4984"/>
             <w:tcMar>
-              <w:top w:w="70" w:type="dxa"/>
-              <w:start w:w="80" w:type="dxa"/>
-              <w:bottom w:w="70" w:type="dxa"/>
-              <w:end w:w="80" w:type="dxa"/>
+              <w:top w:w="85" w:type="dxa"/>
+              <w:start w:w="90" w:type="dxa"/>
+              <w:bottom w:w="85" w:type="dxa"/>
+              <w:end w:w="90" w:type="dxa"/>
             </w:tcMar>
           </w:tcPr>
           <w:p>
-            <w:pPr>
-              <w:spacing w:after="0"/>
-            </w:pPr>
             <w:r>
-              <w:rPr>
-                <w:sz w:val="15"/>
-              </w:rPr>
-              <w:t>Edit raw message</w:t>
+              <w:t xml:space="preserve">Edit raw message</w:t>
             </w:r>
           </w:p>
         </w:tc>
@@ -2276,21 +2026,15 @@
           <w:tcPr>
             <w:tcW w:type="dxa" w:w="4984"/>
             <w:tcMar>
-              <w:top w:w="70" w:type="dxa"/>
-              <w:start w:w="80" w:type="dxa"/>
-              <w:bottom w:w="70" w:type="dxa"/>
-              <w:end w:w="80" w:type="dxa"/>
+              <w:top w:w="85" w:type="dxa"/>
+              <w:start w:w="90" w:type="dxa"/>
+              <w:bottom w:w="85" w:type="dxa"/>
+              <w:end w:w="90" w:type="dxa"/>
             </w:tcMar>
           </w:tcPr>
           <w:p>
-            <w:pPr>
-              <w:spacing w:after="0"/>
-            </w:pPr>
             <w:r>
-              <w:rPr>
-                <w:sz w:val="15"/>
-              </w:rPr>
-              <w:t>Ubah method/header/body sebelum forward</w:t>
+              <w:t xml:space="preserve">Ubah method/header/body sebelum forward</w:t>
             </w:r>
           </w:p>
         </w:tc>
@@ -2300,21 +2044,15 @@
           <w:tcPr>
             <w:tcW w:type="dxa" w:w="4984"/>
             <w:tcMar>
-              <w:top w:w="70" w:type="dxa"/>
-              <w:start w:w="80" w:type="dxa"/>
-              <w:bottom w:w="70" w:type="dxa"/>
-              <w:end w:w="80" w:type="dxa"/>
+              <w:top w:w="85" w:type="dxa"/>
+              <w:start w:w="90" w:type="dxa"/>
+              <w:bottom w:w="85" w:type="dxa"/>
+              <w:end w:w="90" w:type="dxa"/>
             </w:tcMar>
           </w:tcPr>
           <w:p>
-            <w:pPr>
-              <w:spacing w:after="0"/>
-            </w:pPr>
             <w:r>
-              <w:rPr>
-                <w:sz w:val="15"/>
-              </w:rPr>
-              <w:t>Send to Repeater</w:t>
+              <w:t xml:space="preserve">Send to Repeater</w:t>
             </w:r>
           </w:p>
         </w:tc>
@@ -2322,36 +2060,24 @@
           <w:tcPr>
             <w:tcW w:type="dxa" w:w="4984"/>
             <w:tcMar>
-              <w:top w:w="70" w:type="dxa"/>
-              <w:start w:w="80" w:type="dxa"/>
-              <w:bottom w:w="70" w:type="dxa"/>
-              <w:end w:w="80" w:type="dxa"/>
+              <w:top w:w="85" w:type="dxa"/>
+              <w:start w:w="90" w:type="dxa"/>
+              <w:bottom w:w="85" w:type="dxa"/>
+              <w:end w:w="90" w:type="dxa"/>
             </w:tcMar>
           </w:tcPr>
           <w:p>
-            <w:pPr>
-              <w:spacing w:after="0"/>
-            </w:pPr>
             <w:r>
-              <w:rPr>
-                <w:sz w:val="15"/>
-              </w:rPr>
-              <w:t>Salin request untuk eksperimen manual berulang</w:t>
+              <w:t xml:space="preserve">Salin request untuk eksperimen manual berulang</w:t>
             </w:r>
           </w:p>
         </w:tc>
       </w:tr>
     </w:tbl>
-    <w:p>
-      <w:pPr>
-        <w:spacing w:after="20"/>
-      </w:pPr>
-    </w:p>
     <w:tbl>
       <w:tblPr>
         <w:tblW w:type="auto" w:w="0"/>
         <w:jc w:val="center"/>
-        <w:tblLook w:firstColumn="1" w:firstRow="1" w:lastColumn="0" w:lastRow="0" w:noHBand="0" w:noVBand="1" w:val="04A0"/>
       </w:tblPr>
       <w:tblGrid>
         <w:gridCol w:w="9968"/>
@@ -2379,17 +2105,17 @@
               <w:rPr>
                 <w:b/>
                 <w:color w:val="92400E"/>
-                <w:sz w:val="18"/>
+                <w:sz w:val="19"/>
               </w:rPr>
-              <w:t>Common mistake</w:t>
+              <w:t xml:space="preserve">Common mistake.</w:t>
             </w:r>
           </w:p>
           <w:p>
             <w:pPr>
-              <w:spacing w:after="0" w:line="252" w:lineRule="auto"/>
+              <w:spacing w:after="0"/>
             </w:pPr>
             <w:r>
-              <w:t>Kalau halaman terasa "hang", cek dulu apakah Intercept masih ON dan ada request yang sedang ditahan. Ini salah satu sumber kebingungan paling umum untuk pemula.</w:t>
+              <w:t xml:space="preserve">Kalau halaman terasa "hang", cek dulu apakah Intercept masih ON dan ada request yang sedang ditahan — salah satu sumber kebingungan paling umum untuk pemula.</w:t>
             </w:r>
           </w:p>
         </w:tc>
@@ -2397,36 +2123,21 @@
     </w:tbl>
     <w:p>
       <w:pPr>
-        <w:spacing w:after="20"/>
+        <w:pStyle w:val="Heading1"/>
       </w:pPr>
+      <w:r>
+        <w:t xml:space="preserve">9. Repeater: Laboratory Bench untuk HTTP</w:t>
+      </w:r>
     </w:p>
     <w:p>
       <w:r>
-        <w:br w:type="page"/>
-      </w:r>
-    </w:p>
-    <w:p>
-      <w:pPr>
-        <w:pStyle w:val="Heading1"/>
-      </w:pPr>
-      <w:r>
-        <w:t>9. Repeater: Laboratory Bench untuk HTTP</w:t>
-      </w:r>
-    </w:p>
-    <w:p>
-      <w:r>
-        <w:rPr>
-          <w:rFonts w:ascii="Liberation Sans" w:hAnsi="Liberation Sans"/>
-          <w:b w:val="0"/>
-        </w:rPr>
-        <w:t>Repeater memungkinkan satu request dikirim berulang dengan perubahan terkontrol. Ini adalah tool utama untuk membangun hipotesis secara manual.</w:t>
+        <w:t xml:space="preserve">Repeater memungkinkan satu request dikirim berulang dengan perubahan terkontrol — tool utama untuk membangun hipotesis secara manual.</w:t>
       </w:r>
     </w:p>
     <w:tbl>
       <w:tblPr>
         <w:tblW w:type="auto" w:w="0"/>
         <w:jc w:val="center"/>
-        <w:tblLook w:firstColumn="1" w:firstRow="1" w:lastColumn="0" w:lastRow="0" w:noHBand="0" w:noVBand="1" w:val="04A0"/>
       </w:tblPr>
       <w:tblGrid>
         <w:gridCol w:w="9968"/>
@@ -2454,33 +2165,36 @@
               <w:rPr>
                 <w:b/>
                 <w:color w:val="6D28D9"/>
-                <w:sz w:val="18"/>
+                <w:sz w:val="19"/>
               </w:rPr>
-              <w:t>Rule of one</w:t>
+              <w:t xml:space="preserve">Rule of one.</w:t>
             </w:r>
           </w:p>
           <w:p>
             <w:pPr>
-              <w:spacing w:after="0" w:line="252" w:lineRule="auto"/>
+              <w:spacing w:after="0"/>
             </w:pPr>
             <w:r>
-              <w:t>Ubah SATU variabel per eksperimen ketika memungkinkan. Kalau lo mengganti method, cookie, parameter, dan header sekaligus, lo kehilangan kemampuan menjelaskan penyebab perubahan response.</w:t>
+              <w:t xml:space="preserve">Ubah </w:t>
+            </w:r>
+            <w:r>
+              <w:rPr>
+                <w:b/>
+              </w:rPr>
+              <w:t xml:space="preserve">SATU</w:t>
+            </w:r>
+            <w:r>
+              <w:t xml:space="preserve"> variabel per eksperimen kalau memungkinkan. Kalau lo mengganti method, cookie, parameter, dan header sekaligus, lo kehilangan kemampuan menjelaskan penyebab perubahan response.</w:t>
             </w:r>
           </w:p>
         </w:tc>
       </w:tr>
     </w:tbl>
-    <w:p>
-      <w:pPr>
-        <w:spacing w:after="20"/>
-      </w:pPr>
-    </w:p>
     <w:tbl>
       <w:tblPr>
         <w:tblW w:type="auto" w:w="0"/>
         <w:jc w:val="center"/>
         <w:tblLayout w:type="autofit"/>
-        <w:tblLook w:firstColumn="1" w:firstRow="1" w:lastColumn="0" w:lastRow="0" w:noHBand="0" w:noVBand="1" w:val="04A0"/>
         <w:tblBorders>
           <w:top w:val="single" w:sz="5" w:space="0" w:color="E5E7EB"/>
           <w:left w:val="single" w:sz="5" w:space="0" w:color="E5E7EB"/>
@@ -2491,14 +2205,14 @@
         </w:tblBorders>
       </w:tblPr>
       <w:tblGrid>
-        <w:gridCol w:w="3323"/>
-        <w:gridCol w:w="3323"/>
-        <w:gridCol w:w="3323"/>
+        <w:gridCol w:w="3322"/>
+        <w:gridCol w:w="3322"/>
+        <w:gridCol w:w="3322"/>
       </w:tblGrid>
       <w:tr>
         <w:tc>
           <w:tcPr>
-            <w:tcW w:type="dxa" w:w="3323"/>
+            <w:tcW w:type="dxa" w:w="3322"/>
             <w:shd w:fill="111827"/>
             <w:tcMar>
               <w:top w:w="85" w:type="dxa"/>
@@ -2509,22 +2223,19 @@
             <w:vAlign w:val="center"/>
           </w:tcPr>
           <w:p>
-            <w:pPr>
-              <w:spacing w:after="0"/>
-            </w:pPr>
             <w:r>
               <w:rPr>
                 <w:b/>
                 <w:color w:val="FFFFFF"/>
-                <w:sz w:val="15"/>
+                <w:sz w:val="16"/>
               </w:rPr>
-              <w:t>Baseline</w:t>
+              <w:t xml:space="preserve">Baseline</w:t>
             </w:r>
           </w:p>
         </w:tc>
         <w:tc>
           <w:tcPr>
-            <w:tcW w:type="dxa" w:w="3323"/>
+            <w:tcW w:type="dxa" w:w="3322"/>
             <w:shd w:fill="111827"/>
             <w:tcMar>
               <w:top w:w="85" w:type="dxa"/>
@@ -2535,22 +2246,19 @@
             <w:vAlign w:val="center"/>
           </w:tcPr>
           <w:p>
-            <w:pPr>
-              <w:spacing w:after="0"/>
-            </w:pPr>
             <w:r>
               <w:rPr>
                 <w:b/>
                 <w:color w:val="FFFFFF"/>
-                <w:sz w:val="15"/>
+                <w:sz w:val="16"/>
               </w:rPr>
-              <w:t>Change</w:t>
+              <w:t xml:space="preserve">Change</w:t>
             </w:r>
           </w:p>
         </w:tc>
         <w:tc>
           <w:tcPr>
-            <w:tcW w:type="dxa" w:w="3323"/>
+            <w:tcW w:type="dxa" w:w="3322"/>
             <w:shd w:fill="111827"/>
             <w:tcMar>
               <w:top w:w="85" w:type="dxa"/>
@@ -2561,16 +2269,13 @@
             <w:vAlign w:val="center"/>
           </w:tcPr>
           <w:p>
-            <w:pPr>
-              <w:spacing w:after="0"/>
-            </w:pPr>
             <w:r>
               <w:rPr>
                 <w:b/>
                 <w:color w:val="FFFFFF"/>
-                <w:sz w:val="15"/>
+                <w:sz w:val="16"/>
               </w:rPr>
-              <w:t>Bandingkan</w:t>
+              <w:t xml:space="preserve">Bandingkan</w:t>
             </w:r>
           </w:p>
         </w:tc>
@@ -2578,67 +2283,55 @@
       <w:tr>
         <w:tc>
           <w:tcPr>
-            <w:tcW w:type="dxa" w:w="3323"/>
+            <w:tcW w:type="dxa" w:w="3322"/>
             <w:tcMar>
-              <w:top w:w="70" w:type="dxa"/>
-              <w:start w:w="80" w:type="dxa"/>
-              <w:bottom w:w="70" w:type="dxa"/>
-              <w:end w:w="80" w:type="dxa"/>
+              <w:top w:w="85" w:type="dxa"/>
+              <w:start w:w="90" w:type="dxa"/>
+              <w:bottom w:w="85" w:type="dxa"/>
+              <w:end w:w="90" w:type="dxa"/>
             </w:tcMar>
           </w:tcPr>
           <w:p>
-            <w:pPr>
-              <w:spacing w:after="0"/>
-            </w:pPr>
             <w:r>
               <w:rPr>
-                <w:sz w:val="15"/>
+                <w:rFonts w:ascii="Liberation Mono" w:hAnsi="Liberation Mono"/>
               </w:rPr>
-              <w:t>GET /echo?name=alice</w:t>
+              <w:t xml:space="preserve">GET /echo?name=alice</w:t>
             </w:r>
           </w:p>
         </w:tc>
         <w:tc>
           <w:tcPr>
-            <w:tcW w:type="dxa" w:w="3323"/>
+            <w:tcW w:type="dxa" w:w="3322"/>
             <w:tcMar>
-              <w:top w:w="70" w:type="dxa"/>
-              <w:start w:w="80" w:type="dxa"/>
-              <w:bottom w:w="70" w:type="dxa"/>
-              <w:end w:w="80" w:type="dxa"/>
+              <w:top w:w="85" w:type="dxa"/>
+              <w:start w:w="90" w:type="dxa"/>
+              <w:bottom w:w="85" w:type="dxa"/>
+              <w:end w:w="90" w:type="dxa"/>
             </w:tcMar>
           </w:tcPr>
           <w:p>
-            <w:pPr>
-              <w:spacing w:after="0"/>
-            </w:pPr>
             <w:r>
               <w:rPr>
-                <w:sz w:val="15"/>
+                <w:rFonts w:ascii="Liberation Mono" w:hAnsi="Liberation Mono"/>
               </w:rPr>
-              <w:t>name=bob</w:t>
+              <w:t xml:space="preserve">name=bob</w:t>
             </w:r>
           </w:p>
         </w:tc>
         <w:tc>
           <w:tcPr>
-            <w:tcW w:type="dxa" w:w="3323"/>
+            <w:tcW w:type="dxa" w:w="3322"/>
             <w:tcMar>
-              <w:top w:w="70" w:type="dxa"/>
-              <w:start w:w="80" w:type="dxa"/>
-              <w:bottom w:w="70" w:type="dxa"/>
-              <w:end w:w="80" w:type="dxa"/>
+              <w:top w:w="85" w:type="dxa"/>
+              <w:start w:w="90" w:type="dxa"/>
+              <w:bottom w:w="85" w:type="dxa"/>
+              <w:end w:w="90" w:type="dxa"/>
             </w:tcMar>
           </w:tcPr>
           <w:p>
-            <w:pPr>
-              <w:spacing w:after="0"/>
-            </w:pPr>
             <w:r>
-              <w:rPr>
-                <w:sz w:val="15"/>
-              </w:rPr>
-              <w:t>status, body, length</w:t>
+              <w:t xml:space="preserve">status, body, length</w:t>
             </w:r>
           </w:p>
         </w:tc>
@@ -2646,67 +2339,49 @@
       <w:tr>
         <w:tc>
           <w:tcPr>
-            <w:tcW w:type="dxa" w:w="3323"/>
+            <w:tcW w:type="dxa" w:w="3322"/>
             <w:tcMar>
-              <w:top w:w="70" w:type="dxa"/>
-              <w:start w:w="80" w:type="dxa"/>
-              <w:bottom w:w="70" w:type="dxa"/>
-              <w:end w:w="80" w:type="dxa"/>
+              <w:top w:w="85" w:type="dxa"/>
+              <w:start w:w="90" w:type="dxa"/>
+              <w:bottom w:w="85" w:type="dxa"/>
+              <w:end w:w="90" w:type="dxa"/>
             </w:tcMar>
           </w:tcPr>
           <w:p>
-            <w:pPr>
-              <w:spacing w:after="0"/>
-            </w:pPr>
             <w:r>
-              <w:rPr>
-                <w:sz w:val="15"/>
-              </w:rPr>
-              <w:t>Cookie absent</w:t>
+              <w:t xml:space="preserve">Cookie absent</w:t>
             </w:r>
           </w:p>
         </w:tc>
         <w:tc>
           <w:tcPr>
-            <w:tcW w:type="dxa" w:w="3323"/>
+            <w:tcW w:type="dxa" w:w="3322"/>
             <w:tcMar>
-              <w:top w:w="70" w:type="dxa"/>
-              <w:start w:w="80" w:type="dxa"/>
-              <w:bottom w:w="70" w:type="dxa"/>
-              <w:end w:w="80" w:type="dxa"/>
+              <w:top w:w="85" w:type="dxa"/>
+              <w:start w:w="90" w:type="dxa"/>
+              <w:bottom w:w="85" w:type="dxa"/>
+              <w:end w:w="90" w:type="dxa"/>
             </w:tcMar>
           </w:tcPr>
           <w:p>
-            <w:pPr>
-              <w:spacing w:after="0"/>
-            </w:pPr>
             <w:r>
-              <w:rPr>
-                <w:sz w:val="15"/>
-              </w:rPr>
-              <w:t>Cookie present</w:t>
+              <w:t xml:space="preserve">Cookie present</w:t>
             </w:r>
           </w:p>
         </w:tc>
         <w:tc>
           <w:tcPr>
-            <w:tcW w:type="dxa" w:w="3323"/>
+            <w:tcW w:type="dxa" w:w="3322"/>
             <w:tcMar>
-              <w:top w:w="70" w:type="dxa"/>
-              <w:start w:w="80" w:type="dxa"/>
-              <w:bottom w:w="70" w:type="dxa"/>
-              <w:end w:w="80" w:type="dxa"/>
+              <w:top w:w="85" w:type="dxa"/>
+              <w:start w:w="90" w:type="dxa"/>
+              <w:bottom w:w="85" w:type="dxa"/>
+              <w:end w:w="90" w:type="dxa"/>
             </w:tcMar>
           </w:tcPr>
           <w:p>
-            <w:pPr>
-              <w:spacing w:after="0"/>
-            </w:pPr>
             <w:r>
-              <w:rPr>
-                <w:sz w:val="15"/>
-              </w:rPr>
-              <w:t>state/response difference</w:t>
+              <w:t xml:space="preserve">state/response difference</w:t>
             </w:r>
           </w:p>
         </w:tc>
@@ -2714,67 +2389,49 @@
       <w:tr>
         <w:tc>
           <w:tcPr>
-            <w:tcW w:type="dxa" w:w="3323"/>
+            <w:tcW w:type="dxa" w:w="3322"/>
             <w:tcMar>
-              <w:top w:w="70" w:type="dxa"/>
-              <w:start w:w="80" w:type="dxa"/>
-              <w:bottom w:w="70" w:type="dxa"/>
-              <w:end w:w="80" w:type="dxa"/>
+              <w:top w:w="85" w:type="dxa"/>
+              <w:start w:w="90" w:type="dxa"/>
+              <w:bottom w:w="85" w:type="dxa"/>
+              <w:end w:w="90" w:type="dxa"/>
             </w:tcMar>
           </w:tcPr>
           <w:p>
-            <w:pPr>
-              <w:spacing w:after="0"/>
-            </w:pPr>
             <w:r>
-              <w:rPr>
-                <w:sz w:val="15"/>
-              </w:rPr>
-              <w:t>POST JSON valid</w:t>
+              <w:t xml:space="preserve">POST JSON valid</w:t>
             </w:r>
           </w:p>
         </w:tc>
         <w:tc>
           <w:tcPr>
-            <w:tcW w:type="dxa" w:w="3323"/>
+            <w:tcW w:type="dxa" w:w="3322"/>
             <w:tcMar>
-              <w:top w:w="70" w:type="dxa"/>
-              <w:start w:w="80" w:type="dxa"/>
-              <w:bottom w:w="70" w:type="dxa"/>
-              <w:end w:w="80" w:type="dxa"/>
+              <w:top w:w="85" w:type="dxa"/>
+              <w:start w:w="90" w:type="dxa"/>
+              <w:bottom w:w="85" w:type="dxa"/>
+              <w:end w:w="90" w:type="dxa"/>
             </w:tcMar>
           </w:tcPr>
           <w:p>
-            <w:pPr>
-              <w:spacing w:after="0"/>
-            </w:pPr>
             <w:r>
-              <w:rPr>
-                <w:sz w:val="15"/>
-              </w:rPr>
-              <w:t>JSON malformed</w:t>
+              <w:t xml:space="preserve">JSON malformed</w:t>
             </w:r>
           </w:p>
         </w:tc>
         <w:tc>
           <w:tcPr>
-            <w:tcW w:type="dxa" w:w="3323"/>
+            <w:tcW w:type="dxa" w:w="3322"/>
             <w:tcMar>
-              <w:top w:w="70" w:type="dxa"/>
-              <w:start w:w="80" w:type="dxa"/>
-              <w:bottom w:w="70" w:type="dxa"/>
-              <w:end w:w="80" w:type="dxa"/>
+              <w:top w:w="85" w:type="dxa"/>
+              <w:start w:w="90" w:type="dxa"/>
+              <w:bottom w:w="85" w:type="dxa"/>
+              <w:end w:w="90" w:type="dxa"/>
             </w:tcMar>
           </w:tcPr>
           <w:p>
-            <w:pPr>
-              <w:spacing w:after="0"/>
-            </w:pPr>
             <w:r>
-              <w:rPr>
-                <w:sz w:val="15"/>
-              </w:rPr>
-              <w:t>validation behavior</w:t>
+              <w:t xml:space="preserve">validation behavior</w:t>
             </w:r>
           </w:p>
         </w:tc>
@@ -2782,87 +2439,63 @@
       <w:tr>
         <w:tc>
           <w:tcPr>
-            <w:tcW w:type="dxa" w:w="3323"/>
+            <w:tcW w:type="dxa" w:w="3322"/>
             <w:tcMar>
-              <w:top w:w="70" w:type="dxa"/>
-              <w:start w:w="80" w:type="dxa"/>
-              <w:bottom w:w="70" w:type="dxa"/>
-              <w:end w:w="80" w:type="dxa"/>
+              <w:top w:w="85" w:type="dxa"/>
+              <w:start w:w="90" w:type="dxa"/>
+              <w:bottom w:w="85" w:type="dxa"/>
+              <w:end w:w="90" w:type="dxa"/>
             </w:tcMar>
           </w:tcPr>
           <w:p>
-            <w:pPr>
-              <w:spacing w:after="0"/>
-            </w:pPr>
             <w:r>
-              <w:rPr>
-                <w:sz w:val="15"/>
-              </w:rPr>
-              <w:t>Redirect request</w:t>
+              <w:t xml:space="preserve">Redirect request</w:t>
             </w:r>
           </w:p>
         </w:tc>
         <w:tc>
           <w:tcPr>
-            <w:tcW w:type="dxa" w:w="3323"/>
+            <w:tcW w:type="dxa" w:w="3322"/>
             <w:tcMar>
-              <w:top w:w="70" w:type="dxa"/>
-              <w:start w:w="80" w:type="dxa"/>
-              <w:bottom w:w="70" w:type="dxa"/>
-              <w:end w:w="80" w:type="dxa"/>
+              <w:top w:w="85" w:type="dxa"/>
+              <w:start w:w="90" w:type="dxa"/>
+              <w:bottom w:w="85" w:type="dxa"/>
+              <w:end w:w="90" w:type="dxa"/>
             </w:tcMar>
           </w:tcPr>
           <w:p>
-            <w:pPr>
-              <w:spacing w:after="0"/>
-            </w:pPr>
             <w:r>
-              <w:rPr>
-                <w:sz w:val="15"/>
-              </w:rPr>
-              <w:t>follow/no-follow</w:t>
+              <w:t xml:space="preserve">follow/no-follow</w:t>
             </w:r>
           </w:p>
         </w:tc>
         <w:tc>
           <w:tcPr>
-            <w:tcW w:type="dxa" w:w="3323"/>
+            <w:tcW w:type="dxa" w:w="3322"/>
             <w:tcMar>
-              <w:top w:w="70" w:type="dxa"/>
-              <w:start w:w="80" w:type="dxa"/>
-              <w:bottom w:w="70" w:type="dxa"/>
-              <w:end w:w="80" w:type="dxa"/>
+              <w:top w:w="85" w:type="dxa"/>
+              <w:start w:w="90" w:type="dxa"/>
+              <w:bottom w:w="85" w:type="dxa"/>
+              <w:end w:w="90" w:type="dxa"/>
             </w:tcMar>
           </w:tcPr>
           <w:p>
-            <w:pPr>
-              <w:spacing w:after="0"/>
-            </w:pPr>
             <w:r>
               <w:rPr>
-                <w:sz w:val="15"/>
+                <w:rFonts w:ascii="Liberation Mono" w:hAnsi="Liberation Mono"/>
               </w:rPr>
-              <w:t>Location + final response</w:t>
+              <w:t xml:space="preserve">Location</w:t>
+            </w:r>
+            <w:r>
+              <w:t xml:space="preserve"> + final response</w:t>
             </w:r>
           </w:p>
         </w:tc>
       </w:tr>
     </w:tbl>
     <w:p>
-      <w:pPr>
-        <w:spacing w:after="20"/>
-      </w:pPr>
-    </w:p>
-    <w:p>
-      <w:pPr>
-        <w:spacing w:after="40"/>
-      </w:pPr>
-      <w:r>
-        <w:rPr>
-          <w:b/>
-          <w:color w:val="475569"/>
-        </w:rPr>
-        <w:t>Contoh baseline request lokal</w:t>
+      <w:r>
+        <w:t xml:space="preserve">Contoh baseline request lokal:</w:t>
       </w:r>
     </w:p>
     <w:tbl>
@@ -2870,7 +2503,6 @@
         <w:tblW w:type="auto" w:w="0"/>
         <w:jc w:val="center"/>
         <w:tblLayout w:type="autofit"/>
-        <w:tblLook w:firstColumn="1" w:firstRow="1" w:lastColumn="0" w:lastRow="0" w:noHBand="0" w:noVBand="1" w:val="04A0"/>
       </w:tblPr>
       <w:tblGrid>
         <w:gridCol w:w="9968"/>
@@ -2900,40 +2532,46 @@
                 <w:color w:val="F9FAFB"/>
                 <w:sz w:val="15"/>
               </w:rPr>
-              <w:t>GET /echo?name=alice&amp;role=user HTTP/1.1</w:t>
+              <w:t xml:space="preserve">GET /echo?name=alice&amp;role=user HTTP/1.1</w:t>
             </w:r>
-            <w:r>
-              <w:br/>
-            </w:r>
+          </w:p>
+          <w:p>
+            <w:pPr>
+              <w:spacing w:after="0" w:line="240" w:lineRule="auto"/>
+            </w:pPr>
             <w:r>
               <w:rPr>
                 <w:rFonts w:ascii="Liberation Mono" w:hAnsi="Liberation Mono"/>
                 <w:color w:val="F9FAFB"/>
                 <w:sz w:val="15"/>
               </w:rPr>
-              <w:t>Host: 127.0.0.1:8090</w:t>
+              <w:t xml:space="preserve">Host: 127.0.0.1:8090</w:t>
             </w:r>
-            <w:r>
-              <w:br/>
-            </w:r>
+          </w:p>
+          <w:p>
+            <w:pPr>
+              <w:spacing w:after="0" w:line="240" w:lineRule="auto"/>
+            </w:pPr>
             <w:r>
               <w:rPr>
                 <w:rFonts w:ascii="Liberation Mono" w:hAnsi="Liberation Mono"/>
                 <w:color w:val="F9FAFB"/>
                 <w:sz w:val="15"/>
               </w:rPr>
-              <w:t>User-Agent: Burp-Training</w:t>
+              <w:t xml:space="preserve">User-Agent: Burp-Training</w:t>
             </w:r>
-            <w:r>
-              <w:br/>
-            </w:r>
+          </w:p>
+          <w:p>
+            <w:pPr>
+              <w:spacing w:after="0" w:line="240" w:lineRule="auto"/>
+            </w:pPr>
             <w:r>
               <w:rPr>
                 <w:rFonts w:ascii="Liberation Mono" w:hAnsi="Liberation Mono"/>
                 <w:color w:val="F9FAFB"/>
                 <w:sz w:val="15"/>
               </w:rPr>
-              <w:t>Connection: close</w:t>
+              <w:t xml:space="preserve">Connection: close</w:t>
             </w:r>
           </w:p>
         </w:tc>
@@ -2941,36 +2579,24 @@
     </w:tbl>
     <w:p>
       <w:pPr>
-        <w:spacing w:after="20"/>
+        <w:pStyle w:val="Heading1"/>
       </w:pPr>
+      <w:r>
+        <w:t xml:space="preserve">10. Decoder dan Encoding</w:t>
+      </w:r>
     </w:p>
     <w:p>
-      <w:pPr>
-        <w:pStyle w:val="Heading1"/>
-      </w:pPr>
-      <w:r>
-        <w:t>10. Decoder dan Encoding</w:t>
-      </w:r>
-    </w:p>
-    <w:p>
-      <w:r>
-        <w:rPr>
-          <w:rFonts w:ascii="Liberation Sans" w:hAnsi="Liberation Sans"/>
-          <w:b w:val="0"/>
-        </w:rPr>
-        <w:t>Burp Decoder membantu encode/decode URL encoding, HTML encoding, Base64, hex, dan transformasi lainnya. Encoding bukan encryption: tujuan utamanya representasi data, bukan secrecy.</w:t>
-      </w:r>
-    </w:p>
-    <w:p>
-      <w:pPr>
-        <w:spacing w:after="40"/>
-      </w:pPr>
+      <w:r>
+        <w:t xml:space="preserve">Burp Decoder membantu encode/decode URL encoding, HTML encoding, Base64, hex, dan transformasi lainnya. </w:t>
+      </w:r>
       <w:r>
         <w:rPr>
           <w:b/>
-          <w:color w:val="475569"/>
         </w:rPr>
-        <w:t>Contoh representasi data</w:t>
+        <w:t xml:space="preserve">Encoding bukan encryption</w:t>
+      </w:r>
+      <w:r>
+        <w:t xml:space="preserve"> — tujuan utamanya representasi data, bukan secrecy.</w:t>
       </w:r>
     </w:p>
     <w:tbl>
@@ -2978,7 +2604,6 @@
         <w:tblW w:type="auto" w:w="0"/>
         <w:jc w:val="center"/>
         <w:tblLayout w:type="autofit"/>
-        <w:tblLook w:firstColumn="1" w:firstRow="1" w:lastColumn="0" w:lastRow="0" w:noHBand="0" w:noVBand="1" w:val="04A0"/>
       </w:tblPr>
       <w:tblGrid>
         <w:gridCol w:w="9968"/>
@@ -3008,44 +2633,42 @@
                 <w:color w:val="F9FAFB"/>
                 <w:sz w:val="15"/>
               </w:rPr>
-              <w:t>Original: role=user admin</w:t>
+              <w:t xml:space="preserve">Original:     role=user admin</w:t>
             </w:r>
-            <w:r>
-              <w:br/>
-            </w:r>
+          </w:p>
+          <w:p>
+            <w:pPr>
+              <w:spacing w:after="0" w:line="240" w:lineRule="auto"/>
+            </w:pPr>
             <w:r>
               <w:rPr>
                 <w:rFonts w:ascii="Liberation Mono" w:hAnsi="Liberation Mono"/>
                 <w:color w:val="F9FAFB"/>
                 <w:sz w:val="15"/>
               </w:rPr>
-              <w:t>URL encoded: role%3Duser%20admin</w:t>
+              <w:t xml:space="preserve">URL encoded:  role%3Duser%20admin</w:t>
             </w:r>
-            <w:r>
-              <w:br/>
-            </w:r>
+          </w:p>
+          <w:p>
+            <w:pPr>
+              <w:spacing w:after="0" w:line="240" w:lineRule="auto"/>
+            </w:pPr>
             <w:r>
               <w:rPr>
                 <w:rFonts w:ascii="Liberation Mono" w:hAnsi="Liberation Mono"/>
                 <w:color w:val="F9FAFB"/>
                 <w:sz w:val="15"/>
               </w:rPr>
-              <w:t>Base64: cm9sZT11c2VyIGFkbWlu</w:t>
+              <w:t xml:space="preserve">Base64:       cm9sZT11c2VyIGFkbWlu</w:t>
             </w:r>
           </w:p>
         </w:tc>
       </w:tr>
     </w:tbl>
-    <w:p>
-      <w:pPr>
-        <w:spacing w:after="20"/>
-      </w:pPr>
-    </w:p>
     <w:tbl>
       <w:tblPr>
         <w:tblW w:type="auto" w:w="0"/>
         <w:jc w:val="center"/>
-        <w:tblLook w:firstColumn="1" w:firstRow="1" w:lastColumn="0" w:lastRow="0" w:noHBand="0" w:noVBand="1" w:val="04A0"/>
       </w:tblPr>
       <w:tblGrid>
         <w:gridCol w:w="9968"/>
@@ -3073,17 +2696,17 @@
               <w:rPr>
                 <w:b/>
                 <w:color w:val="991B1B"/>
-                <w:sz w:val="18"/>
+                <w:sz w:val="19"/>
               </w:rPr>
-              <w:t>Security note</w:t>
+              <w:t xml:space="preserve">Security note.</w:t>
             </w:r>
           </w:p>
           <w:p>
             <w:pPr>
-              <w:spacing w:after="0" w:line="252" w:lineRule="auto"/>
+              <w:spacing w:after="0"/>
             </w:pPr>
             <w:r>
-              <w:t>Jangan menganggap Base64, URL encoding, atau hex sebagai perlindungan secret. Kalau token sensitif hanya "disembunyikan" dengan encoding, siapa pun yang mendapatkannya bisa decode.</w:t>
+              <w:t xml:space="preserve">Jangan menganggap Base64, URL encoding, atau hex sebagai perlindungan secret. Kalau token sensitif cuma "disembunyikan" dengan encoding, siapa pun yang mendapatkannya bisa decode dalam sekali klik.</w:t>
             </w:r>
           </w:p>
         </w:tc>
@@ -3091,24 +2714,42 @@
     </w:tbl>
     <w:p>
       <w:pPr>
-        <w:spacing w:after="20"/>
+        <w:pStyle w:val="Heading1"/>
       </w:pPr>
+      <w:r>
+        <w:t xml:space="preserve">11. Cookies, Session, dan State</w:t>
+      </w:r>
     </w:p>
     <w:p>
-      <w:pPr>
-        <w:pStyle w:val="Heading1"/>
-      </w:pPr>
-      <w:r>
-        <w:t>11. Cookies, Session, dan State</w:t>
-      </w:r>
-    </w:p>
-    <w:p>
+      <w:r>
+        <w:t xml:space="preserve">Burp sangat membantu melihat state yang dibawa browser. Perhatikan </w:t>
+      </w:r>
       <w:r>
         <w:rPr>
-          <w:rFonts w:ascii="Liberation Sans" w:hAnsi="Liberation Sans"/>
-          <w:b w:val="0"/>
+          <w:rFonts w:ascii="Liberation Mono" w:hAnsi="Liberation Mono"/>
         </w:rPr>
-        <w:t>Burp sangat membantu melihat state yang dibawa browser. Perhatikan Set-Cookie pada response dan Cookie pada request berikutnya. Jangan edit token production atau akun real di luar scope.</w:t>
+        <w:t xml:space="preserve">Set-Cookie</w:t>
+      </w:r>
+      <w:r>
+        <w:t xml:space="preserve"> pada response dan </w:t>
+      </w:r>
+      <w:r>
+        <w:rPr>
+          <w:rFonts w:ascii="Liberation Mono" w:hAnsi="Liberation Mono"/>
+        </w:rPr>
+        <w:t xml:space="preserve">Cookie</w:t>
+      </w:r>
+      <w:r>
+        <w:t xml:space="preserve"> pada request berikutnya. </w:t>
+      </w:r>
+      <w:r>
+        <w:rPr>
+          <w:b/>
+        </w:rPr>
+        <w:t xml:space="preserve">Jangan edit token production atau akun real</w:t>
+      </w:r>
+      <w:r>
+        <w:t xml:space="preserve"> di luar scope.</w:t>
       </w:r>
     </w:p>
     <w:tbl>
@@ -3116,7 +2757,6 @@
         <w:tblW w:type="auto" w:w="0"/>
         <w:jc w:val="center"/>
         <w:tblLayout w:type="autofit"/>
-        <w:tblLook w:firstColumn="1" w:firstRow="1" w:lastColumn="0" w:lastRow="0" w:noHBand="0" w:noVBand="1" w:val="04A0"/>
         <w:tblBorders>
           <w:top w:val="single" w:sz="5" w:space="0" w:color="E5E7EB"/>
           <w:left w:val="single" w:sz="5" w:space="0" w:color="E5E7EB"/>
@@ -3144,16 +2784,13 @@
             <w:vAlign w:val="center"/>
           </w:tcPr>
           <w:p>
-            <w:pPr>
-              <w:spacing w:after="0"/>
-            </w:pPr>
             <w:r>
               <w:rPr>
                 <w:b/>
                 <w:color w:val="FFFFFF"/>
-                <w:sz w:val="15"/>
+                <w:sz w:val="16"/>
               </w:rPr>
-              <w:t>Attribute</w:t>
+              <w:t xml:space="preserve">Attribute</w:t>
             </w:r>
           </w:p>
         </w:tc>
@@ -3170,16 +2807,13 @@
             <w:vAlign w:val="center"/>
           </w:tcPr>
           <w:p>
-            <w:pPr>
-              <w:spacing w:after="0"/>
-            </w:pPr>
             <w:r>
               <w:rPr>
                 <w:b/>
                 <w:color w:val="FFFFFF"/>
-                <w:sz w:val="15"/>
+                <w:sz w:val="16"/>
               </w:rPr>
-              <w:t>Pertanyaan pentest dasar</w:t>
+              <w:t xml:space="preserve">Pertanyaan pentest dasar</w:t>
             </w:r>
           </w:p>
         </w:tc>
@@ -3189,21 +2823,18 @@
           <w:tcPr>
             <w:tcW w:type="dxa" w:w="4984"/>
             <w:tcMar>
-              <w:top w:w="70" w:type="dxa"/>
-              <w:start w:w="80" w:type="dxa"/>
-              <w:bottom w:w="70" w:type="dxa"/>
-              <w:end w:w="80" w:type="dxa"/>
+              <w:top w:w="85" w:type="dxa"/>
+              <w:start w:w="90" w:type="dxa"/>
+              <w:bottom w:w="85" w:type="dxa"/>
+              <w:end w:w="90" w:type="dxa"/>
             </w:tcMar>
           </w:tcPr>
           <w:p>
-            <w:pPr>
-              <w:spacing w:after="0"/>
-            </w:pPr>
             <w:r>
               <w:rPr>
-                <w:sz w:val="15"/>
+                <w:rFonts w:ascii="Liberation Mono" w:hAnsi="Liberation Mono"/>
               </w:rPr>
-              <w:t>Secure</w:t>
+              <w:t xml:space="preserve">Secure</w:t>
             </w:r>
           </w:p>
         </w:tc>
@@ -3211,21 +2842,15 @@
           <w:tcPr>
             <w:tcW w:type="dxa" w:w="4984"/>
             <w:tcMar>
-              <w:top w:w="70" w:type="dxa"/>
-              <w:start w:w="80" w:type="dxa"/>
-              <w:bottom w:w="70" w:type="dxa"/>
-              <w:end w:w="80" w:type="dxa"/>
+              <w:top w:w="85" w:type="dxa"/>
+              <w:start w:w="90" w:type="dxa"/>
+              <w:bottom w:w="85" w:type="dxa"/>
+              <w:end w:w="90" w:type="dxa"/>
             </w:tcMar>
           </w:tcPr>
           <w:p>
-            <w:pPr>
-              <w:spacing w:after="0"/>
-            </w:pPr>
             <w:r>
-              <w:rPr>
-                <w:sz w:val="15"/>
-              </w:rPr>
-              <w:t>Apakah cookie hanya dikirim melalui HTTPS?</w:t>
+              <w:t xml:space="preserve">Apakah cookie hanya dikirim lewat HTTPS?</w:t>
             </w:r>
           </w:p>
         </w:tc>
@@ -3235,21 +2860,18 @@
           <w:tcPr>
             <w:tcW w:type="dxa" w:w="4984"/>
             <w:tcMar>
-              <w:top w:w="70" w:type="dxa"/>
-              <w:start w:w="80" w:type="dxa"/>
-              <w:bottom w:w="70" w:type="dxa"/>
-              <w:end w:w="80" w:type="dxa"/>
+              <w:top w:w="85" w:type="dxa"/>
+              <w:start w:w="90" w:type="dxa"/>
+              <w:bottom w:w="85" w:type="dxa"/>
+              <w:end w:w="90" w:type="dxa"/>
             </w:tcMar>
           </w:tcPr>
           <w:p>
-            <w:pPr>
-              <w:spacing w:after="0"/>
-            </w:pPr>
             <w:r>
               <w:rPr>
-                <w:sz w:val="15"/>
+                <w:rFonts w:ascii="Liberation Mono" w:hAnsi="Liberation Mono"/>
               </w:rPr>
-              <w:t>HttpOnly</w:t>
+              <w:t xml:space="preserve">HttpOnly</w:t>
             </w:r>
           </w:p>
         </w:tc>
@@ -3257,21 +2879,15 @@
           <w:tcPr>
             <w:tcW w:type="dxa" w:w="4984"/>
             <w:tcMar>
-              <w:top w:w="70" w:type="dxa"/>
-              <w:start w:w="80" w:type="dxa"/>
-              <w:bottom w:w="70" w:type="dxa"/>
-              <w:end w:w="80" w:type="dxa"/>
+              <w:top w:w="85" w:type="dxa"/>
+              <w:start w:w="90" w:type="dxa"/>
+              <w:bottom w:w="85" w:type="dxa"/>
+              <w:end w:w="90" w:type="dxa"/>
             </w:tcMar>
           </w:tcPr>
           <w:p>
-            <w:pPr>
-              <w:spacing w:after="0"/>
-            </w:pPr>
             <w:r>
-              <w:rPr>
-                <w:sz w:val="15"/>
-              </w:rPr>
-              <w:t>Apakah JavaScript seharusnya dapat membacanya?</w:t>
+              <w:t xml:space="preserve">Apakah JavaScript seharusnya bisa membacanya?</w:t>
             </w:r>
           </w:p>
         </w:tc>
@@ -3281,21 +2897,18 @@
           <w:tcPr>
             <w:tcW w:type="dxa" w:w="4984"/>
             <w:tcMar>
-              <w:top w:w="70" w:type="dxa"/>
-              <w:start w:w="80" w:type="dxa"/>
-              <w:bottom w:w="70" w:type="dxa"/>
-              <w:end w:w="80" w:type="dxa"/>
+              <w:top w:w="85" w:type="dxa"/>
+              <w:start w:w="90" w:type="dxa"/>
+              <w:bottom w:w="85" w:type="dxa"/>
+              <w:end w:w="90" w:type="dxa"/>
             </w:tcMar>
           </w:tcPr>
           <w:p>
-            <w:pPr>
-              <w:spacing w:after="0"/>
-            </w:pPr>
             <w:r>
               <w:rPr>
-                <w:sz w:val="15"/>
+                <w:rFonts w:ascii="Liberation Mono" w:hAnsi="Liberation Mono"/>
               </w:rPr>
-              <w:t>SameSite</w:t>
+              <w:t xml:space="preserve">SameSite</w:t>
             </w:r>
           </w:p>
         </w:tc>
@@ -3303,21 +2916,15 @@
           <w:tcPr>
             <w:tcW w:type="dxa" w:w="4984"/>
             <w:tcMar>
-              <w:top w:w="70" w:type="dxa"/>
-              <w:start w:w="80" w:type="dxa"/>
-              <w:bottom w:w="70" w:type="dxa"/>
-              <w:end w:w="80" w:type="dxa"/>
+              <w:top w:w="85" w:type="dxa"/>
+              <w:start w:w="90" w:type="dxa"/>
+              <w:bottom w:w="85" w:type="dxa"/>
+              <w:end w:w="90" w:type="dxa"/>
             </w:tcMar>
           </w:tcPr>
           <w:p>
-            <w:pPr>
-              <w:spacing w:after="0"/>
-            </w:pPr>
             <w:r>
-              <w:rPr>
-                <w:sz w:val="15"/>
-              </w:rPr>
-              <w:t>Bagaimana cross-site delivery dibatasi?</w:t>
+              <w:t xml:space="preserve">Bagaimana cross-site delivery dibatasi?</w:t>
             </w:r>
           </w:p>
         </w:tc>
@@ -3327,21 +2934,27 @@
           <w:tcPr>
             <w:tcW w:type="dxa" w:w="4984"/>
             <w:tcMar>
-              <w:top w:w="70" w:type="dxa"/>
-              <w:start w:w="80" w:type="dxa"/>
-              <w:bottom w:w="70" w:type="dxa"/>
-              <w:end w:w="80" w:type="dxa"/>
+              <w:top w:w="85" w:type="dxa"/>
+              <w:start w:w="90" w:type="dxa"/>
+              <w:bottom w:w="85" w:type="dxa"/>
+              <w:end w:w="90" w:type="dxa"/>
             </w:tcMar>
           </w:tcPr>
           <w:p>
-            <w:pPr>
-              <w:spacing w:after="0"/>
-            </w:pPr>
             <w:r>
               <w:rPr>
-                <w:sz w:val="15"/>
+                <w:rFonts w:ascii="Liberation Mono" w:hAnsi="Liberation Mono"/>
               </w:rPr>
-              <w:t>Path / Domain</w:t>
+              <w:t xml:space="preserve">Path</w:t>
+            </w:r>
+            <w:r>
+              <w:t xml:space="preserve"> / </w:t>
+            </w:r>
+            <w:r>
+              <w:rPr>
+                <w:rFonts w:ascii="Liberation Mono" w:hAnsi="Liberation Mono"/>
+              </w:rPr>
+              <w:t xml:space="preserve">Domain</w:t>
             </w:r>
           </w:p>
         </w:tc>
@@ -3349,21 +2962,15 @@
           <w:tcPr>
             <w:tcW w:type="dxa" w:w="4984"/>
             <w:tcMar>
-              <w:top w:w="70" w:type="dxa"/>
-              <w:start w:w="80" w:type="dxa"/>
-              <w:bottom w:w="70" w:type="dxa"/>
-              <w:end w:w="80" w:type="dxa"/>
+              <w:top w:w="85" w:type="dxa"/>
+              <w:start w:w="90" w:type="dxa"/>
+              <w:bottom w:w="85" w:type="dxa"/>
+              <w:end w:w="90" w:type="dxa"/>
             </w:tcMar>
           </w:tcPr>
           <w:p>
-            <w:pPr>
-              <w:spacing w:after="0"/>
-            </w:pPr>
             <w:r>
-              <w:rPr>
-                <w:sz w:val="15"/>
-              </w:rPr>
-              <w:t>Ke request mana cookie berlaku?</w:t>
+              <w:t xml:space="preserve">Ke request mana cookie berlaku?</w:t>
             </w:r>
           </w:p>
         </w:tc>
@@ -3373,21 +2980,15 @@
           <w:tcPr>
             <w:tcW w:type="dxa" w:w="4984"/>
             <w:tcMar>
-              <w:top w:w="70" w:type="dxa"/>
-              <w:start w:w="80" w:type="dxa"/>
-              <w:bottom w:w="70" w:type="dxa"/>
-              <w:end w:w="80" w:type="dxa"/>
+              <w:top w:w="85" w:type="dxa"/>
+              <w:start w:w="90" w:type="dxa"/>
+              <w:bottom w:w="85" w:type="dxa"/>
+              <w:end w:w="90" w:type="dxa"/>
             </w:tcMar>
           </w:tcPr>
           <w:p>
-            <w:pPr>
-              <w:spacing w:after="0"/>
-            </w:pPr>
             <w:r>
-              <w:rPr>
-                <w:sz w:val="15"/>
-              </w:rPr>
-              <w:t>Lifetime</w:t>
+              <w:t xml:space="preserve">Lifetime</w:t>
             </w:r>
           </w:p>
         </w:tc>
@@ -3395,21 +2996,15 @@
           <w:tcPr>
             <w:tcW w:type="dxa" w:w="4984"/>
             <w:tcMar>
-              <w:top w:w="70" w:type="dxa"/>
-              <w:start w:w="80" w:type="dxa"/>
-              <w:bottom w:w="70" w:type="dxa"/>
-              <w:end w:w="80" w:type="dxa"/>
+              <w:top w:w="85" w:type="dxa"/>
+              <w:start w:w="90" w:type="dxa"/>
+              <w:bottom w:w="85" w:type="dxa"/>
+              <w:end w:w="90" w:type="dxa"/>
             </w:tcMar>
           </w:tcPr>
           <w:p>
-            <w:pPr>
-              <w:spacing w:after="0"/>
-            </w:pPr>
             <w:r>
-              <w:rPr>
-                <w:sz w:val="15"/>
-              </w:rPr>
-              <w:t>Session cookie atau persistent cookie?</w:t>
+              <w:t xml:space="preserve">Session cookie atau persistent cookie?</w:t>
             </w:r>
           </w:p>
         </w:tc>
@@ -3417,29 +3012,10 @@
     </w:tbl>
     <w:p>
       <w:pPr>
-        <w:spacing w:after="20"/>
-      </w:pPr>
-    </w:p>
-    <w:p>
-      <w:r>
-        <w:br w:type="page"/>
-      </w:r>
-    </w:p>
-    <w:p>
-      <w:pPr>
         <w:pStyle w:val="Heading1"/>
       </w:pPr>
       <w:r>
-        <w:t>12. HTTPS Interception dan Burp CA</w:t>
-      </w:r>
-    </w:p>
-    <w:p>
-      <w:r>
-        <w:rPr>
-          <w:rFonts w:ascii="Liberation Sans" w:hAnsi="Liberation Sans"/>
-          <w:b w:val="0"/>
-        </w:rPr>
-        <w:t>Untuk membaca HTTPS, Burp membuat dua koneksi TLS: browser &lt;-&gt; Burp dan Burp &lt;-&gt; server. Browser harus mempercayai CA milik Burp untuk menghindari warning ketika menggunakan external browser.</w:t>
+        <w:t xml:space="preserve">12. HTTPS Interception dan Burp CA</w:t>
       </w:r>
     </w:p>
     <w:p>
@@ -3496,127 +3072,18 @@
         <w:t>HTTPS interception memutus satu koneksi TLS menjadi dua koneksi TLS terpisah.</w:t>
       </w:r>
     </w:p>
-    <w:tbl>
-      <w:tblPr>
-        <w:tblW w:type="auto" w:w="0"/>
-        <w:jc w:val="center"/>
-        <w:tblLook w:firstColumn="1" w:firstRow="1" w:lastColumn="0" w:lastRow="0" w:noHBand="0" w:noVBand="1" w:val="04A0"/>
-      </w:tblPr>
-      <w:tblGrid>
-        <w:gridCol w:w="9968"/>
-      </w:tblGrid>
-      <w:tr>
-        <w:trPr>
-          <w:cantSplit/>
-        </w:trPr>
-        <w:tc>
-          <w:tcPr>
-            <w:tcW w:type="dxa" w:w="9968"/>
-            <w:shd w:fill="ECFDF5"/>
-            <w:tcMar>
-              <w:top w:w="135" w:type="dxa"/>
-              <w:start w:w="165" w:type="dxa"/>
-              <w:bottom w:w="135" w:type="dxa"/>
-              <w:end w:w="165" w:type="dxa"/>
-            </w:tcMar>
-          </w:tcPr>
-          <w:p>
-            <w:pPr>
-              <w:spacing w:after="60"/>
-            </w:pPr>
-            <w:r>
-              <w:rPr>
-                <w:b/>
-                <w:color w:val="047857"/>
-                <w:sz w:val="18"/>
-              </w:rPr>
-              <w:t>Prefer built-in browser</w:t>
-            </w:r>
-          </w:p>
-          <w:p>
-            <w:pPr>
-              <w:spacing w:after="0" w:line="252" w:lineRule="auto"/>
-            </w:pPr>
-            <w:r>
-              <w:t>PortSwigger menyediakan browser bawaan yang sudah dikonfigurasi. Untuk module ini gunakan itu dulu. External browser + CA installation baru diperlukan kalau ada alasan yang jelas.</w:t>
-            </w:r>
-          </w:p>
-        </w:tc>
-      </w:tr>
-    </w:tbl>
     <w:p>
-      <w:pPr>
-        <w:spacing w:after="20"/>
-      </w:pPr>
-    </w:p>
-    <w:tbl>
-      <w:tblPr>
-        <w:tblW w:type="auto" w:w="0"/>
-        <w:jc w:val="center"/>
-        <w:tblLook w:firstColumn="1" w:firstRow="1" w:lastColumn="0" w:lastRow="0" w:noHBand="0" w:noVBand="1" w:val="04A0"/>
-      </w:tblPr>
-      <w:tblGrid>
-        <w:gridCol w:w="9968"/>
-      </w:tblGrid>
-      <w:tr>
-        <w:trPr>
-          <w:cantSplit/>
-        </w:trPr>
-        <w:tc>
-          <w:tcPr>
-            <w:tcW w:type="dxa" w:w="9968"/>
-            <w:shd w:fill="FEF2F2"/>
-            <w:tcMar>
-              <w:top w:w="135" w:type="dxa"/>
-              <w:start w:w="165" w:type="dxa"/>
-              <w:bottom w:w="135" w:type="dxa"/>
-              <w:end w:w="165" w:type="dxa"/>
-            </w:tcMar>
-          </w:tcPr>
-          <w:p>
-            <w:pPr>
-              <w:spacing w:after="60"/>
-            </w:pPr>
-            <w:r>
-              <w:rPr>
-                <w:b/>
-                <w:color w:val="991B1B"/>
-                <w:sz w:val="18"/>
-              </w:rPr>
-              <w:t>CA private key matters</w:t>
-            </w:r>
-          </w:p>
-          <w:p>
-            <w:pPr>
-              <w:spacing w:after="0" w:line="252" w:lineRule="auto"/>
-            </w:pPr>
-            <w:r>
-              <w:t>Jika private key CA yang dipercaya browser bocor, pihak yang memegang key tersebut bisa membuat certificate yang dipercaya profile itu. Jaga workstation, gunakan profile testing terpisah, dan jangan menyalin CA/private key sembarangan.</w:t>
-            </w:r>
-          </w:p>
-        </w:tc>
-      </w:tr>
-    </w:tbl>
-    <w:p>
-      <w:pPr>
-        <w:spacing w:after="20"/>
-      </w:pPr>
-    </w:p>
-    <w:p>
-      <w:pPr>
-        <w:pStyle w:val="Heading1"/>
-      </w:pPr>
-      <w:r>
-        <w:t>13. Intruder Concepts - Controlled Automation</w:t>
-      </w:r>
-    </w:p>
-    <w:p>
+      <w:r>
+        <w:t xml:space="preserve">Untuk membaca HTTPS, Burp membuat </w:t>
+      </w:r>
       <w:r>
         <w:rPr>
-          <w:rFonts w:ascii="Liberation Sans" w:hAnsi="Liberation Sans"/>
-          <w:b w:val="0"/>
+          <w:b/>
         </w:rPr>
-        <w:t>Intruder mengulang request dan memasukkan payload ke posisi tertentu. Fitur ini powerful, jadi Module 10 hanya menggunakan payload kecil terhadap loopback lab. Brute-force, credential attacks, dan aggressive fuzzing bukan objective modul ini.</w:t>
+        <w:t xml:space="preserve">dua koneksi TLS terpisah</w:t>
+      </w:r>
+      <w:r>
+        <w:t xml:space="preserve">: browser↔Burp dan Burp↔server. Browser harus mempercayai CA milik Burp supaya tidak ada warning saat pakai external browser.</w:t>
       </w:r>
     </w:p>
     <w:tbl>
@@ -3624,753 +3091,6 @@
         <w:tblW w:type="auto" w:w="0"/>
         <w:jc w:val="center"/>
         <w:tblLayout w:type="autofit"/>
-        <w:tblLook w:firstColumn="1" w:firstRow="1" w:lastColumn="0" w:lastRow="0" w:noHBand="0" w:noVBand="1" w:val="04A0"/>
-        <w:tblBorders>
-          <w:top w:val="single" w:sz="5" w:space="0" w:color="E5E7EB"/>
-          <w:left w:val="single" w:sz="5" w:space="0" w:color="E5E7EB"/>
-          <w:bottom w:val="single" w:sz="5" w:space="0" w:color="E5E7EB"/>
-          <w:right w:val="single" w:sz="5" w:space="0" w:color="E5E7EB"/>
-          <w:insideH w:val="single" w:sz="5" w:space="0" w:color="E5E7EB"/>
-          <w:insideV w:val="single" w:sz="5" w:space="0" w:color="E5E7EB"/>
-        </w:tblBorders>
-      </w:tblPr>
-      <w:tblGrid>
-        <w:gridCol w:w="4984"/>
-        <w:gridCol w:w="4984"/>
-      </w:tblGrid>
-      <w:tr>
-        <w:tc>
-          <w:tcPr>
-            <w:tcW w:type="dxa" w:w="4984"/>
-            <w:shd w:fill="111827"/>
-            <w:tcMar>
-              <w:top w:w="85" w:type="dxa"/>
-              <w:start w:w="90" w:type="dxa"/>
-              <w:bottom w:w="85" w:type="dxa"/>
-              <w:end w:w="90" w:type="dxa"/>
-            </w:tcMar>
-            <w:vAlign w:val="center"/>
-          </w:tcPr>
-          <w:p>
-            <w:pPr>
-              <w:spacing w:after="0"/>
-            </w:pPr>
-            <w:r>
-              <w:rPr>
-                <w:b/>
-                <w:color w:val="FFFFFF"/>
-                <w:sz w:val="15"/>
-              </w:rPr>
-              <w:t>Konsep</w:t>
-            </w:r>
-          </w:p>
-        </w:tc>
-        <w:tc>
-          <w:tcPr>
-            <w:tcW w:type="dxa" w:w="4984"/>
-            <w:shd w:fill="111827"/>
-            <w:tcMar>
-              <w:top w:w="85" w:type="dxa"/>
-              <w:start w:w="90" w:type="dxa"/>
-              <w:bottom w:w="85" w:type="dxa"/>
-              <w:end w:w="90" w:type="dxa"/>
-            </w:tcMar>
-            <w:vAlign w:val="center"/>
-          </w:tcPr>
-          <w:p>
-            <w:pPr>
-              <w:spacing w:after="0"/>
-            </w:pPr>
-            <w:r>
-              <w:rPr>
-                <w:b/>
-                <w:color w:val="FFFFFF"/>
-                <w:sz w:val="15"/>
-              </w:rPr>
-              <w:t>Makna</w:t>
-            </w:r>
-          </w:p>
-        </w:tc>
-      </w:tr>
-      <w:tr>
-        <w:tc>
-          <w:tcPr>
-            <w:tcW w:type="dxa" w:w="4984"/>
-            <w:tcMar>
-              <w:top w:w="70" w:type="dxa"/>
-              <w:start w:w="80" w:type="dxa"/>
-              <w:bottom w:w="70" w:type="dxa"/>
-              <w:end w:w="80" w:type="dxa"/>
-            </w:tcMar>
-          </w:tcPr>
-          <w:p>
-            <w:pPr>
-              <w:spacing w:after="0"/>
-            </w:pPr>
-            <w:r>
-              <w:rPr>
-                <w:sz w:val="15"/>
-              </w:rPr>
-              <w:t>Payload position</w:t>
-            </w:r>
-          </w:p>
-        </w:tc>
-        <w:tc>
-          <w:tcPr>
-            <w:tcW w:type="dxa" w:w="4984"/>
-            <w:tcMar>
-              <w:top w:w="70" w:type="dxa"/>
-              <w:start w:w="80" w:type="dxa"/>
-              <w:bottom w:w="70" w:type="dxa"/>
-              <w:end w:w="80" w:type="dxa"/>
-            </w:tcMar>
-          </w:tcPr>
-          <w:p>
-            <w:pPr>
-              <w:spacing w:after="0"/>
-            </w:pPr>
-            <w:r>
-              <w:rPr>
-                <w:sz w:val="15"/>
-              </w:rPr>
-              <w:t>Bagian request yang akan diganti</w:t>
-            </w:r>
-          </w:p>
-        </w:tc>
-      </w:tr>
-      <w:tr>
-        <w:tc>
-          <w:tcPr>
-            <w:tcW w:type="dxa" w:w="4984"/>
-            <w:tcMar>
-              <w:top w:w="70" w:type="dxa"/>
-              <w:start w:w="80" w:type="dxa"/>
-              <w:bottom w:w="70" w:type="dxa"/>
-              <w:end w:w="80" w:type="dxa"/>
-            </w:tcMar>
-          </w:tcPr>
-          <w:p>
-            <w:pPr>
-              <w:spacing w:after="0"/>
-            </w:pPr>
-            <w:r>
-              <w:rPr>
-                <w:sz w:val="15"/>
-              </w:rPr>
-              <w:t>Payload set</w:t>
-            </w:r>
-          </w:p>
-        </w:tc>
-        <w:tc>
-          <w:tcPr>
-            <w:tcW w:type="dxa" w:w="4984"/>
-            <w:tcMar>
-              <w:top w:w="70" w:type="dxa"/>
-              <w:start w:w="80" w:type="dxa"/>
-              <w:bottom w:w="70" w:type="dxa"/>
-              <w:end w:w="80" w:type="dxa"/>
-            </w:tcMar>
-          </w:tcPr>
-          <w:p>
-            <w:pPr>
-              <w:spacing w:after="0"/>
-            </w:pPr>
-            <w:r>
-              <w:rPr>
-                <w:sz w:val="15"/>
-              </w:rPr>
-              <w:t>Daftar nilai yang dicoba</w:t>
-            </w:r>
-          </w:p>
-        </w:tc>
-      </w:tr>
-      <w:tr>
-        <w:tc>
-          <w:tcPr>
-            <w:tcW w:type="dxa" w:w="4984"/>
-            <w:tcMar>
-              <w:top w:w="70" w:type="dxa"/>
-              <w:start w:w="80" w:type="dxa"/>
-              <w:bottom w:w="70" w:type="dxa"/>
-              <w:end w:w="80" w:type="dxa"/>
-            </w:tcMar>
-          </w:tcPr>
-          <w:p>
-            <w:pPr>
-              <w:spacing w:after="0"/>
-            </w:pPr>
-            <w:r>
-              <w:rPr>
-                <w:sz w:val="15"/>
-              </w:rPr>
-              <w:t>Attack type</w:t>
-            </w:r>
-          </w:p>
-        </w:tc>
-        <w:tc>
-          <w:tcPr>
-            <w:tcW w:type="dxa" w:w="4984"/>
-            <w:tcMar>
-              <w:top w:w="70" w:type="dxa"/>
-              <w:start w:w="80" w:type="dxa"/>
-              <w:bottom w:w="70" w:type="dxa"/>
-              <w:end w:w="80" w:type="dxa"/>
-            </w:tcMar>
-          </w:tcPr>
-          <w:p>
-            <w:pPr>
-              <w:spacing w:after="0"/>
-            </w:pPr>
-            <w:r>
-              <w:rPr>
-                <w:sz w:val="15"/>
-              </w:rPr>
-              <w:t>Cara payload dipetakan ke posisi</w:t>
-            </w:r>
-          </w:p>
-        </w:tc>
-      </w:tr>
-      <w:tr>
-        <w:tc>
-          <w:tcPr>
-            <w:tcW w:type="dxa" w:w="4984"/>
-            <w:tcMar>
-              <w:top w:w="70" w:type="dxa"/>
-              <w:start w:w="80" w:type="dxa"/>
-              <w:bottom w:w="70" w:type="dxa"/>
-              <w:end w:w="80" w:type="dxa"/>
-            </w:tcMar>
-          </w:tcPr>
-          <w:p>
-            <w:pPr>
-              <w:spacing w:after="0"/>
-            </w:pPr>
-            <w:r>
-              <w:rPr>
-                <w:sz w:val="15"/>
-              </w:rPr>
-              <w:t>Resource / rate</w:t>
-            </w:r>
-          </w:p>
-        </w:tc>
-        <w:tc>
-          <w:tcPr>
-            <w:tcW w:type="dxa" w:w="4984"/>
-            <w:tcMar>
-              <w:top w:w="70" w:type="dxa"/>
-              <w:start w:w="80" w:type="dxa"/>
-              <w:bottom w:w="70" w:type="dxa"/>
-              <w:end w:w="80" w:type="dxa"/>
-            </w:tcMar>
-          </w:tcPr>
-          <w:p>
-            <w:pPr>
-              <w:spacing w:after="0"/>
-            </w:pPr>
-            <w:r>
-              <w:rPr>
-                <w:sz w:val="15"/>
-              </w:rPr>
-              <w:t>Seberapa cepat request dikirim</w:t>
-            </w:r>
-          </w:p>
-        </w:tc>
-      </w:tr>
-      <w:tr>
-        <w:tc>
-          <w:tcPr>
-            <w:tcW w:type="dxa" w:w="4984"/>
-            <w:tcMar>
-              <w:top w:w="70" w:type="dxa"/>
-              <w:start w:w="80" w:type="dxa"/>
-              <w:bottom w:w="70" w:type="dxa"/>
-              <w:end w:w="80" w:type="dxa"/>
-            </w:tcMar>
-          </w:tcPr>
-          <w:p>
-            <w:pPr>
-              <w:spacing w:after="0"/>
-            </w:pPr>
-            <w:r>
-              <w:rPr>
-                <w:sz w:val="15"/>
-              </w:rPr>
-              <w:t>Result columns</w:t>
-            </w:r>
-          </w:p>
-        </w:tc>
-        <w:tc>
-          <w:tcPr>
-            <w:tcW w:type="dxa" w:w="4984"/>
-            <w:tcMar>
-              <w:top w:w="70" w:type="dxa"/>
-              <w:start w:w="80" w:type="dxa"/>
-              <w:bottom w:w="70" w:type="dxa"/>
-              <w:end w:w="80" w:type="dxa"/>
-            </w:tcMar>
-          </w:tcPr>
-          <w:p>
-            <w:pPr>
-              <w:spacing w:after="0"/>
-            </w:pPr>
-            <w:r>
-              <w:rPr>
-                <w:sz w:val="15"/>
-              </w:rPr>
-              <w:t>Status, length, timing, grep/extract fields</w:t>
-            </w:r>
-          </w:p>
-        </w:tc>
-      </w:tr>
-    </w:tbl>
-    <w:p>
-      <w:pPr>
-        <w:spacing w:after="20"/>
-      </w:pPr>
-    </w:p>
-    <w:tbl>
-      <w:tblPr>
-        <w:tblW w:type="auto" w:w="0"/>
-        <w:jc w:val="center"/>
-        <w:tblLook w:firstColumn="1" w:firstRow="1" w:lastColumn="0" w:lastRow="0" w:noHBand="0" w:noVBand="1" w:val="04A0"/>
-      </w:tblPr>
-      <w:tblGrid>
-        <w:gridCol w:w="9968"/>
-      </w:tblGrid>
-      <w:tr>
-        <w:trPr>
-          <w:cantSplit/>
-        </w:trPr>
-        <w:tc>
-          <w:tcPr>
-            <w:tcW w:type="dxa" w:w="9968"/>
-            <w:shd w:fill="FEF2F2"/>
-            <w:tcMar>
-              <w:top w:w="135" w:type="dxa"/>
-              <w:start w:w="165" w:type="dxa"/>
-              <w:bottom w:w="135" w:type="dxa"/>
-              <w:end w:w="165" w:type="dxa"/>
-            </w:tcMar>
-          </w:tcPr>
-          <w:p>
-            <w:pPr>
-              <w:spacing w:after="60"/>
-            </w:pPr>
-            <w:r>
-              <w:rPr>
-                <w:b/>
-                <w:color w:val="991B1B"/>
-                <w:sz w:val="18"/>
-              </w:rPr>
-              <w:t>Safety budget</w:t>
-            </w:r>
-          </w:p>
-          <w:p>
-            <w:pPr>
-              <w:spacing w:after="0" w:line="252" w:lineRule="auto"/>
-            </w:pPr>
-            <w:r>
-              <w:t>Untuk lab pertama cukup 3-5 payload pada endpoint localhost. Tujuannya memahami mekanisme dan membandingkan response, bukan menghasilkan traffic sebanyak mungkin.</w:t>
-            </w:r>
-          </w:p>
-        </w:tc>
-      </w:tr>
-    </w:tbl>
-    <w:p>
-      <w:pPr>
-        <w:spacing w:after="20"/>
-      </w:pPr>
-    </w:p>
-    <w:p>
-      <w:pPr>
-        <w:pStyle w:val="Heading1"/>
-      </w:pPr>
-      <w:r>
-        <w:t>14. Evidence Discipline</w:t>
-      </w:r>
-    </w:p>
-    <w:p>
-      <w:r>
-        <w:rPr>
-          <w:rFonts w:ascii="Liberation Sans" w:hAnsi="Liberation Sans"/>
-          <w:b w:val="0"/>
-        </w:rPr>
-        <w:t>Burp membantu menemukan behavior, tapi report tetap membutuhkan evidence yang dapat direproduksi. Simpan request/response penting secara selektif dan catat apa yang berubah.</w:t>
-      </w:r>
-    </w:p>
-    <w:tbl>
-      <w:tblPr>
-        <w:tblW w:type="auto" w:w="0"/>
-        <w:jc w:val="center"/>
-        <w:tblLayout w:type="autofit"/>
-        <w:tblLook w:firstColumn="1" w:firstRow="1" w:lastColumn="0" w:lastRow="0" w:noHBand="0" w:noVBand="1" w:val="04A0"/>
-        <w:tblBorders>
-          <w:top w:val="single" w:sz="5" w:space="0" w:color="E5E7EB"/>
-          <w:left w:val="single" w:sz="5" w:space="0" w:color="E5E7EB"/>
-          <w:bottom w:val="single" w:sz="5" w:space="0" w:color="E5E7EB"/>
-          <w:right w:val="single" w:sz="5" w:space="0" w:color="E5E7EB"/>
-          <w:insideH w:val="single" w:sz="5" w:space="0" w:color="E5E7EB"/>
-          <w:insideV w:val="single" w:sz="5" w:space="0" w:color="E5E7EB"/>
-        </w:tblBorders>
-      </w:tblPr>
-      <w:tblGrid>
-        <w:gridCol w:w="4984"/>
-        <w:gridCol w:w="4984"/>
-      </w:tblGrid>
-      <w:tr>
-        <w:tc>
-          <w:tcPr>
-            <w:tcW w:type="dxa" w:w="4984"/>
-            <w:shd w:fill="111827"/>
-            <w:tcMar>
-              <w:top w:w="85" w:type="dxa"/>
-              <w:start w:w="90" w:type="dxa"/>
-              <w:bottom w:w="85" w:type="dxa"/>
-              <w:end w:w="90" w:type="dxa"/>
-            </w:tcMar>
-            <w:vAlign w:val="center"/>
-          </w:tcPr>
-          <w:p>
-            <w:pPr>
-              <w:spacing w:after="0"/>
-            </w:pPr>
-            <w:r>
-              <w:rPr>
-                <w:b/>
-                <w:color w:val="FFFFFF"/>
-                <w:sz w:val="15"/>
-              </w:rPr>
-              <w:t>Field</w:t>
-            </w:r>
-          </w:p>
-        </w:tc>
-        <w:tc>
-          <w:tcPr>
-            <w:tcW w:type="dxa" w:w="4984"/>
-            <w:shd w:fill="111827"/>
-            <w:tcMar>
-              <w:top w:w="85" w:type="dxa"/>
-              <w:start w:w="90" w:type="dxa"/>
-              <w:bottom w:w="85" w:type="dxa"/>
-              <w:end w:w="90" w:type="dxa"/>
-            </w:tcMar>
-            <w:vAlign w:val="center"/>
-          </w:tcPr>
-          <w:p>
-            <w:pPr>
-              <w:spacing w:after="0"/>
-            </w:pPr>
-            <w:r>
-              <w:rPr>
-                <w:b/>
-                <w:color w:val="FFFFFF"/>
-                <w:sz w:val="15"/>
-              </w:rPr>
-              <w:t>Contoh</w:t>
-            </w:r>
-          </w:p>
-        </w:tc>
-      </w:tr>
-      <w:tr>
-        <w:tc>
-          <w:tcPr>
-            <w:tcW w:type="dxa" w:w="4984"/>
-            <w:tcMar>
-              <w:top w:w="70" w:type="dxa"/>
-              <w:start w:w="80" w:type="dxa"/>
-              <w:bottom w:w="70" w:type="dxa"/>
-              <w:end w:w="80" w:type="dxa"/>
-            </w:tcMar>
-          </w:tcPr>
-          <w:p>
-            <w:pPr>
-              <w:spacing w:after="0"/>
-            </w:pPr>
-            <w:r>
-              <w:rPr>
-                <w:sz w:val="15"/>
-              </w:rPr>
-              <w:t>Request</w:t>
-            </w:r>
-          </w:p>
-        </w:tc>
-        <w:tc>
-          <w:tcPr>
-            <w:tcW w:type="dxa" w:w="4984"/>
-            <w:tcMar>
-              <w:top w:w="70" w:type="dxa"/>
-              <w:start w:w="80" w:type="dxa"/>
-              <w:bottom w:w="70" w:type="dxa"/>
-              <w:end w:w="80" w:type="dxa"/>
-            </w:tcMar>
-          </w:tcPr>
-          <w:p>
-            <w:pPr>
-              <w:spacing w:after="0"/>
-            </w:pPr>
-            <w:r>
-              <w:rPr>
-                <w:sz w:val="15"/>
-              </w:rPr>
-              <w:t>GET /echo?name=alice</w:t>
-            </w:r>
-          </w:p>
-        </w:tc>
-      </w:tr>
-      <w:tr>
-        <w:tc>
-          <w:tcPr>
-            <w:tcW w:type="dxa" w:w="4984"/>
-            <w:tcMar>
-              <w:top w:w="70" w:type="dxa"/>
-              <w:start w:w="80" w:type="dxa"/>
-              <w:bottom w:w="70" w:type="dxa"/>
-              <w:end w:w="80" w:type="dxa"/>
-            </w:tcMar>
-          </w:tcPr>
-          <w:p>
-            <w:pPr>
-              <w:spacing w:after="0"/>
-            </w:pPr>
-            <w:r>
-              <w:rPr>
-                <w:sz w:val="15"/>
-              </w:rPr>
-              <w:t>Tool</w:t>
-            </w:r>
-          </w:p>
-        </w:tc>
-        <w:tc>
-          <w:tcPr>
-            <w:tcW w:type="dxa" w:w="4984"/>
-            <w:tcMar>
-              <w:top w:w="70" w:type="dxa"/>
-              <w:start w:w="80" w:type="dxa"/>
-              <w:bottom w:w="70" w:type="dxa"/>
-              <w:end w:w="80" w:type="dxa"/>
-            </w:tcMar>
-          </w:tcPr>
-          <w:p>
-            <w:pPr>
-              <w:spacing w:after="0"/>
-            </w:pPr>
-            <w:r>
-              <w:rPr>
-                <w:sz w:val="15"/>
-              </w:rPr>
-              <w:t>Proxy History -&gt; Repeater</w:t>
-            </w:r>
-          </w:p>
-        </w:tc>
-      </w:tr>
-      <w:tr>
-        <w:tc>
-          <w:tcPr>
-            <w:tcW w:type="dxa" w:w="4984"/>
-            <w:tcMar>
-              <w:top w:w="70" w:type="dxa"/>
-              <w:start w:w="80" w:type="dxa"/>
-              <w:bottom w:w="70" w:type="dxa"/>
-              <w:end w:w="80" w:type="dxa"/>
-            </w:tcMar>
-          </w:tcPr>
-          <w:p>
-            <w:pPr>
-              <w:spacing w:after="0"/>
-            </w:pPr>
-            <w:r>
-              <w:rPr>
-                <w:sz w:val="15"/>
-              </w:rPr>
-              <w:t>Change</w:t>
-            </w:r>
-          </w:p>
-        </w:tc>
-        <w:tc>
-          <w:tcPr>
-            <w:tcW w:type="dxa" w:w="4984"/>
-            <w:tcMar>
-              <w:top w:w="70" w:type="dxa"/>
-              <w:start w:w="80" w:type="dxa"/>
-              <w:bottom w:w="70" w:type="dxa"/>
-              <w:end w:w="80" w:type="dxa"/>
-            </w:tcMar>
-          </w:tcPr>
-          <w:p>
-            <w:pPr>
-              <w:spacing w:after="0"/>
-            </w:pPr>
-            <w:r>
-              <w:rPr>
-                <w:sz w:val="15"/>
-              </w:rPr>
-              <w:t>name=alice -&gt; name=bob</w:t>
-            </w:r>
-          </w:p>
-        </w:tc>
-      </w:tr>
-      <w:tr>
-        <w:tc>
-          <w:tcPr>
-            <w:tcW w:type="dxa" w:w="4984"/>
-            <w:tcMar>
-              <w:top w:w="70" w:type="dxa"/>
-              <w:start w:w="80" w:type="dxa"/>
-              <w:bottom w:w="70" w:type="dxa"/>
-              <w:end w:w="80" w:type="dxa"/>
-            </w:tcMar>
-          </w:tcPr>
-          <w:p>
-            <w:pPr>
-              <w:spacing w:after="0"/>
-            </w:pPr>
-            <w:r>
-              <w:rPr>
-                <w:sz w:val="15"/>
-              </w:rPr>
-              <w:t>Observation</w:t>
-            </w:r>
-          </w:p>
-        </w:tc>
-        <w:tc>
-          <w:tcPr>
-            <w:tcW w:type="dxa" w:w="4984"/>
-            <w:tcMar>
-              <w:top w:w="70" w:type="dxa"/>
-              <w:start w:w="80" w:type="dxa"/>
-              <w:bottom w:w="70" w:type="dxa"/>
-              <w:end w:w="80" w:type="dxa"/>
-            </w:tcMar>
-          </w:tcPr>
-          <w:p>
-            <w:pPr>
-              <w:spacing w:after="0"/>
-            </w:pPr>
-            <w:r>
-              <w:rPr>
-                <w:sz w:val="15"/>
-              </w:rPr>
-              <w:t>response JSON mengikuti parameter</w:t>
-            </w:r>
-          </w:p>
-        </w:tc>
-      </w:tr>
-      <w:tr>
-        <w:tc>
-          <w:tcPr>
-            <w:tcW w:type="dxa" w:w="4984"/>
-            <w:tcMar>
-              <w:top w:w="70" w:type="dxa"/>
-              <w:start w:w="80" w:type="dxa"/>
-              <w:bottom w:w="70" w:type="dxa"/>
-              <w:end w:w="80" w:type="dxa"/>
-            </w:tcMar>
-          </w:tcPr>
-          <w:p>
-            <w:pPr>
-              <w:spacing w:after="0"/>
-            </w:pPr>
-            <w:r>
-              <w:rPr>
-                <w:sz w:val="15"/>
-              </w:rPr>
-              <w:t>Evidence</w:t>
-            </w:r>
-          </w:p>
-        </w:tc>
-        <w:tc>
-          <w:tcPr>
-            <w:tcW w:type="dxa" w:w="4984"/>
-            <w:tcMar>
-              <w:top w:w="70" w:type="dxa"/>
-              <w:start w:w="80" w:type="dxa"/>
-              <w:bottom w:w="70" w:type="dxa"/>
-              <w:end w:w="80" w:type="dxa"/>
-            </w:tcMar>
-          </w:tcPr>
-          <w:p>
-            <w:pPr>
-              <w:spacing w:after="0"/>
-            </w:pPr>
-            <w:r>
-              <w:rPr>
-                <w:sz w:val="15"/>
-              </w:rPr>
-              <w:t>exported message / screenshot / hash</w:t>
-            </w:r>
-          </w:p>
-        </w:tc>
-      </w:tr>
-      <w:tr>
-        <w:tc>
-          <w:tcPr>
-            <w:tcW w:type="dxa" w:w="4984"/>
-            <w:tcMar>
-              <w:top w:w="70" w:type="dxa"/>
-              <w:start w:w="80" w:type="dxa"/>
-              <w:bottom w:w="70" w:type="dxa"/>
-              <w:end w:w="80" w:type="dxa"/>
-            </w:tcMar>
-          </w:tcPr>
-          <w:p>
-            <w:pPr>
-              <w:spacing w:after="0"/>
-            </w:pPr>
-            <w:r>
-              <w:rPr>
-                <w:sz w:val="15"/>
-              </w:rPr>
-              <w:t>Conclusion</w:t>
-            </w:r>
-          </w:p>
-        </w:tc>
-        <w:tc>
-          <w:tcPr>
-            <w:tcW w:type="dxa" w:w="4984"/>
-            <w:tcMar>
-              <w:top w:w="70" w:type="dxa"/>
-              <w:start w:w="80" w:type="dxa"/>
-              <w:bottom w:w="70" w:type="dxa"/>
-              <w:end w:w="80" w:type="dxa"/>
-            </w:tcMar>
-          </w:tcPr>
-          <w:p>
-            <w:pPr>
-              <w:spacing w:after="0"/>
-            </w:pPr>
-            <w:r>
-              <w:rPr>
-                <w:sz w:val="15"/>
-              </w:rPr>
-              <w:t>behavior confirmed; no vulnerability claim yet</w:t>
-            </w:r>
-          </w:p>
-        </w:tc>
-      </w:tr>
-    </w:tbl>
-    <w:p>
-      <w:pPr>
-        <w:spacing w:after="20"/>
-      </w:pPr>
-    </w:p>
-    <w:p>
-      <w:pPr>
-        <w:spacing w:after="40"/>
-      </w:pPr>
-      <w:r>
-        <w:rPr>
-          <w:b/>
-          <w:color w:val="475569"/>
-        </w:rPr>
-        <w:t>Catat observasi, bukan asumsi</w:t>
-      </w:r>
-    </w:p>
-    <w:tbl>
-      <w:tblPr>
-        <w:tblW w:type="auto" w:w="0"/>
-        <w:jc w:val="center"/>
-        <w:tblLayout w:type="autofit"/>
-        <w:tblLook w:firstColumn="1" w:firstRow="1" w:lastColumn="0" w:lastRow="0" w:noHBand="0" w:noVBand="1" w:val="04A0"/>
       </w:tblPr>
       <w:tblGrid>
         <w:gridCol w:w="9968"/>
@@ -4400,84 +3120,29 @@
                 <w:color w:val="F9FAFB"/>
                 <w:sz w:val="15"/>
               </w:rPr>
-              <w:t xml:space="preserve">python labs/observation-log.py   module10-burp/04-notes/observations.csv   --tool Repeater   --request 'GET /echo?name=bob'   --observation 'Response JSON reflected name=bob' </w:t>
+              <w:t xml:space="preserve">Browser ──TLS #1──► Burp ──TLS #2──► Server</w:t>
+            </w:r>
+          </w:p>
+          <w:p>
+            <w:pPr>
+              <w:spacing w:after="0" w:line="240" w:lineRule="auto"/>
+            </w:pPr>
+            <w:r>
+              <w:rPr>
+                <w:rFonts w:ascii="Liberation Mono" w:hAnsi="Liberation Mono"/>
+                <w:color w:val="F9FAFB"/>
+                <w:sz w:val="15"/>
+              </w:rPr>
+              <w:t xml:space="preserve">          (Burp cert)      (real server cert)</w:t>
             </w:r>
           </w:p>
         </w:tc>
       </w:tr>
     </w:tbl>
-    <w:p>
-      <w:pPr>
-        <w:spacing w:after="20"/>
-      </w:pPr>
-    </w:p>
-    <w:p>
-      <w:pPr>
-        <w:pStyle w:val="Heading1"/>
-      </w:pPr>
-      <w:r>
-        <w:t>15. Hands-on Lab Environment</w:t>
-      </w:r>
-    </w:p>
-    <w:p>
-      <w:pPr>
-        <w:keepNext/>
-        <w:jc w:val="center"/>
-      </w:pPr>
-      <w:r>
-        <w:drawing>
-          <wp:inline xmlns:a="http://schemas.openxmlformats.org/drawingml/2006/main" xmlns:pic="http://schemas.openxmlformats.org/drawingml/2006/picture">
-            <wp:extent cx="5852160" cy="536342"/>
-            <wp:docPr id="5" name="Picture 5"/>
-            <wp:cNvGraphicFramePr>
-              <a:graphicFrameLocks noChangeAspect="1"/>
-            </wp:cNvGraphicFramePr>
-            <a:graphic>
-              <a:graphicData uri="http://schemas.openxmlformats.org/drawingml/2006/picture">
-                <pic:pic>
-                  <pic:nvPicPr>
-                    <pic:cNvPr id="0" name="lab-flow.png"/>
-                    <pic:cNvPicPr/>
-                  </pic:nvPicPr>
-                  <pic:blipFill>
-                    <a:blip r:embed="rId111"/>
-                    <a:stretch>
-                      <a:fillRect/>
-                    </a:stretch>
-                  </pic:blipFill>
-                  <pic:spPr>
-                    <a:xfrm>
-                      <a:off x="0" y="0"/>
-                      <a:ext cx="5852160" cy="536342"/>
-                    </a:xfrm>
-                    <a:prstGeom prst="rect"/>
-                  </pic:spPr>
-                </pic:pic>
-              </a:graphicData>
-            </a:graphic>
-          </wp:inline>
-        </w:drawing>
-      </w:r>
-    </w:p>
-    <w:p>
-      <w:pPr>
-        <w:spacing w:after="160"/>
-        <w:jc w:val="center"/>
-      </w:pPr>
-      <w:r>
-        <w:rPr>
-          <w:i/>
-          <w:color w:val="64748B"/>
-          <w:sz w:val="16"/>
-        </w:rPr>
-        <w:t>Progression Module 10 dari local service ke evidence.</w:t>
-      </w:r>
-    </w:p>
     <w:tbl>
       <w:tblPr>
         <w:tblW w:type="auto" w:w="0"/>
         <w:jc w:val="center"/>
-        <w:tblLook w:firstColumn="1" w:firstRow="1" w:lastColumn="0" w:lastRow="0" w:noHBand="0" w:noVBand="1" w:val="04A0"/>
       </w:tblPr>
       <w:tblGrid>
         <w:gridCol w:w="9968"/>
@@ -4489,7 +3154,7 @@
         <w:tc>
           <w:tcPr>
             <w:tcW w:type="dxa" w:w="9968"/>
-            <w:shd w:fill="ECFDF5"/>
+            <w:shd w:fill="EFF6FF"/>
             <w:tcMar>
               <w:top w:w="135" w:type="dxa"/>
               <w:start w:w="165" w:type="dxa"/>
@@ -4504,18 +3169,65 @@
             <w:r>
               <w:rPr>
                 <w:b/>
-                <w:color w:val="047857"/>
-                <w:sz w:val="18"/>
+                <w:color w:val="1D4ED8"/>
+                <w:sz w:val="19"/>
               </w:rPr>
-              <w:t>Local-first</w:t>
+              <w:t xml:space="preserve">Prefer built-in browser.</w:t>
             </w:r>
           </w:p>
           <w:p>
             <w:pPr>
-              <w:spacing w:after="0" w:line="252" w:lineRule="auto"/>
+              <w:spacing w:after="0"/>
             </w:pPr>
             <w:r>
-              <w:t>Kita memakai service Python loopback untuk latihan core Burp. Juice Shop optional dan tetap dibind hanya ke 127.0.0.1 agar tidak terekspos ke LAN.</w:t>
+              <w:t xml:space="preserve">PortSwigger menyediakan browser bawaan yang sudah dikonfigurasi — pakai itu dulu untuk module ini. External browser + instalasi CA baru diperlukan kalau ada alasan jelas.</w:t>
+            </w:r>
+          </w:p>
+        </w:tc>
+      </w:tr>
+    </w:tbl>
+    <w:tbl>
+      <w:tblPr>
+        <w:tblW w:type="auto" w:w="0"/>
+        <w:jc w:val="center"/>
+      </w:tblPr>
+      <w:tblGrid>
+        <w:gridCol w:w="9968"/>
+      </w:tblGrid>
+      <w:tr>
+        <w:trPr>
+          <w:cantSplit/>
+        </w:trPr>
+        <w:tc>
+          <w:tcPr>
+            <w:tcW w:type="dxa" w:w="9968"/>
+            <w:shd w:fill="EFF6FF"/>
+            <w:tcMar>
+              <w:top w:w="135" w:type="dxa"/>
+              <w:start w:w="165" w:type="dxa"/>
+              <w:bottom w:w="135" w:type="dxa"/>
+              <w:end w:w="165" w:type="dxa"/>
+            </w:tcMar>
+          </w:tcPr>
+          <w:p>
+            <w:pPr>
+              <w:spacing w:after="60"/>
+            </w:pPr>
+            <w:r>
+              <w:rPr>
+                <w:b/>
+                <w:color w:val="1D4ED8"/>
+                <w:sz w:val="19"/>
+              </w:rPr>
+              <w:t xml:space="preserve">CA private key matters.</w:t>
+            </w:r>
+          </w:p>
+          <w:p>
+            <w:pPr>
+              <w:spacing w:after="0"/>
+            </w:pPr>
+            <w:r>
+              <w:t xml:space="preserve">Kalau private key CA yang dipercaya browser itu bocor, siapa pun yang memegangnya bisa membuat certificate yang dipercaya profile tersebut. Jaga workstation lo, pakai profile testing terpisah, dan jangan menyalin CA/private key sembarangan.</w:t>
             </w:r>
           </w:p>
         </w:tc>
@@ -4523,15 +3235,33 @@
     </w:tbl>
     <w:p>
       <w:pPr>
-        <w:spacing w:after="20"/>
+        <w:pStyle w:val="Heading1"/>
       </w:pPr>
+      <w:r>
+        <w:t xml:space="preserve">13. Intruder Concepts — Controlled Automation</w:t>
+      </w:r>
     </w:p>
     <w:p>
-      <w:pPr>
-        <w:pStyle w:val="Heading2"/>
-      </w:pPr>
-      <w:r>
-        <w:t>Lab 10.1 - Workspace dan Scope</w:t>
+      <w:r>
+        <w:t xml:space="preserve">Intruder mengulang request dan memasukkan payload ke posisi tertentu. Fitur ini powerful — Module 10 </w:t>
+      </w:r>
+      <w:r>
+        <w:rPr>
+          <w:b/>
+        </w:rPr>
+        <w:t xml:space="preserve">hanya</w:t>
+      </w:r>
+      <w:r>
+        <w:t xml:space="preserve"> memakai payload kecil terhadap loopback lab. Brute-force, credential attack, dan aggressive fuzzing </w:t>
+      </w:r>
+      <w:r>
+        <w:rPr>
+          <w:b/>
+        </w:rPr>
+        <w:t xml:space="preserve">bukan</w:t>
+      </w:r>
+      <w:r>
+        <w:t xml:space="preserve"> objective module ini (lihat Module 15 untuk itu, dalam konteks yang eksplisit authorized).</w:t>
       </w:r>
     </w:p>
     <w:tbl>
@@ -4539,7 +3269,598 @@
         <w:tblW w:type="auto" w:w="0"/>
         <w:jc w:val="center"/>
         <w:tblLayout w:type="autofit"/>
-        <w:tblLook w:firstColumn="1" w:firstRow="1" w:lastColumn="0" w:lastRow="0" w:noHBand="0" w:noVBand="1" w:val="04A0"/>
+        <w:tblBorders>
+          <w:top w:val="single" w:sz="5" w:space="0" w:color="E5E7EB"/>
+          <w:left w:val="single" w:sz="5" w:space="0" w:color="E5E7EB"/>
+          <w:bottom w:val="single" w:sz="5" w:space="0" w:color="E5E7EB"/>
+          <w:right w:val="single" w:sz="5" w:space="0" w:color="E5E7EB"/>
+          <w:insideH w:val="single" w:sz="5" w:space="0" w:color="E5E7EB"/>
+          <w:insideV w:val="single" w:sz="5" w:space="0" w:color="E5E7EB"/>
+        </w:tblBorders>
+      </w:tblPr>
+      <w:tblGrid>
+        <w:gridCol w:w="4984"/>
+        <w:gridCol w:w="4984"/>
+      </w:tblGrid>
+      <w:tr>
+        <w:tc>
+          <w:tcPr>
+            <w:tcW w:type="dxa" w:w="4984"/>
+            <w:shd w:fill="111827"/>
+            <w:tcMar>
+              <w:top w:w="85" w:type="dxa"/>
+              <w:start w:w="90" w:type="dxa"/>
+              <w:bottom w:w="85" w:type="dxa"/>
+              <w:end w:w="90" w:type="dxa"/>
+            </w:tcMar>
+            <w:vAlign w:val="center"/>
+          </w:tcPr>
+          <w:p>
+            <w:r>
+              <w:rPr>
+                <w:b/>
+                <w:color w:val="FFFFFF"/>
+                <w:sz w:val="16"/>
+              </w:rPr>
+              <w:t xml:space="preserve">Konsep</w:t>
+            </w:r>
+          </w:p>
+        </w:tc>
+        <w:tc>
+          <w:tcPr>
+            <w:tcW w:type="dxa" w:w="4984"/>
+            <w:shd w:fill="111827"/>
+            <w:tcMar>
+              <w:top w:w="85" w:type="dxa"/>
+              <w:start w:w="90" w:type="dxa"/>
+              <w:bottom w:w="85" w:type="dxa"/>
+              <w:end w:w="90" w:type="dxa"/>
+            </w:tcMar>
+            <w:vAlign w:val="center"/>
+          </w:tcPr>
+          <w:p>
+            <w:r>
+              <w:rPr>
+                <w:b/>
+                <w:color w:val="FFFFFF"/>
+                <w:sz w:val="16"/>
+              </w:rPr>
+              <w:t xml:space="preserve">Makna</w:t>
+            </w:r>
+          </w:p>
+        </w:tc>
+      </w:tr>
+      <w:tr>
+        <w:tc>
+          <w:tcPr>
+            <w:tcW w:type="dxa" w:w="4984"/>
+            <w:tcMar>
+              <w:top w:w="85" w:type="dxa"/>
+              <w:start w:w="90" w:type="dxa"/>
+              <w:bottom w:w="85" w:type="dxa"/>
+              <w:end w:w="90" w:type="dxa"/>
+            </w:tcMar>
+          </w:tcPr>
+          <w:p>
+            <w:r>
+              <w:t xml:space="preserve">Payload position</w:t>
+            </w:r>
+          </w:p>
+        </w:tc>
+        <w:tc>
+          <w:tcPr>
+            <w:tcW w:type="dxa" w:w="4984"/>
+            <w:tcMar>
+              <w:top w:w="85" w:type="dxa"/>
+              <w:start w:w="90" w:type="dxa"/>
+              <w:bottom w:w="85" w:type="dxa"/>
+              <w:end w:w="90" w:type="dxa"/>
+            </w:tcMar>
+          </w:tcPr>
+          <w:p>
+            <w:r>
+              <w:t xml:space="preserve">Bagian request yang akan diganti</w:t>
+            </w:r>
+          </w:p>
+        </w:tc>
+      </w:tr>
+      <w:tr>
+        <w:tc>
+          <w:tcPr>
+            <w:tcW w:type="dxa" w:w="4984"/>
+            <w:tcMar>
+              <w:top w:w="85" w:type="dxa"/>
+              <w:start w:w="90" w:type="dxa"/>
+              <w:bottom w:w="85" w:type="dxa"/>
+              <w:end w:w="90" w:type="dxa"/>
+            </w:tcMar>
+          </w:tcPr>
+          <w:p>
+            <w:r>
+              <w:t xml:space="preserve">Payload set</w:t>
+            </w:r>
+          </w:p>
+        </w:tc>
+        <w:tc>
+          <w:tcPr>
+            <w:tcW w:type="dxa" w:w="4984"/>
+            <w:tcMar>
+              <w:top w:w="85" w:type="dxa"/>
+              <w:start w:w="90" w:type="dxa"/>
+              <w:bottom w:w="85" w:type="dxa"/>
+              <w:end w:w="90" w:type="dxa"/>
+            </w:tcMar>
+          </w:tcPr>
+          <w:p>
+            <w:r>
+              <w:t xml:space="preserve">Daftar nilai yang dicoba</w:t>
+            </w:r>
+          </w:p>
+        </w:tc>
+      </w:tr>
+      <w:tr>
+        <w:tc>
+          <w:tcPr>
+            <w:tcW w:type="dxa" w:w="4984"/>
+            <w:tcMar>
+              <w:top w:w="85" w:type="dxa"/>
+              <w:start w:w="90" w:type="dxa"/>
+              <w:bottom w:w="85" w:type="dxa"/>
+              <w:end w:w="90" w:type="dxa"/>
+            </w:tcMar>
+          </w:tcPr>
+          <w:p>
+            <w:r>
+              <w:t xml:space="preserve">Attack type</w:t>
+            </w:r>
+          </w:p>
+        </w:tc>
+        <w:tc>
+          <w:tcPr>
+            <w:tcW w:type="dxa" w:w="4984"/>
+            <w:tcMar>
+              <w:top w:w="85" w:type="dxa"/>
+              <w:start w:w="90" w:type="dxa"/>
+              <w:bottom w:w="85" w:type="dxa"/>
+              <w:end w:w="90" w:type="dxa"/>
+            </w:tcMar>
+          </w:tcPr>
+          <w:p>
+            <w:r>
+              <w:t xml:space="preserve">Cara payload dipetakan ke posisi</w:t>
+            </w:r>
+          </w:p>
+        </w:tc>
+      </w:tr>
+      <w:tr>
+        <w:tc>
+          <w:tcPr>
+            <w:tcW w:type="dxa" w:w="4984"/>
+            <w:tcMar>
+              <w:top w:w="85" w:type="dxa"/>
+              <w:start w:w="90" w:type="dxa"/>
+              <w:bottom w:w="85" w:type="dxa"/>
+              <w:end w:w="90" w:type="dxa"/>
+            </w:tcMar>
+          </w:tcPr>
+          <w:p>
+            <w:r>
+              <w:t xml:space="preserve">Resource/rate</w:t>
+            </w:r>
+          </w:p>
+        </w:tc>
+        <w:tc>
+          <w:tcPr>
+            <w:tcW w:type="dxa" w:w="4984"/>
+            <w:tcMar>
+              <w:top w:w="85" w:type="dxa"/>
+              <w:start w:w="90" w:type="dxa"/>
+              <w:bottom w:w="85" w:type="dxa"/>
+              <w:end w:w="90" w:type="dxa"/>
+            </w:tcMar>
+          </w:tcPr>
+          <w:p>
+            <w:r>
+              <w:t xml:space="preserve">Seberapa cepat request dikirim</w:t>
+            </w:r>
+          </w:p>
+        </w:tc>
+      </w:tr>
+      <w:tr>
+        <w:tc>
+          <w:tcPr>
+            <w:tcW w:type="dxa" w:w="4984"/>
+            <w:tcMar>
+              <w:top w:w="85" w:type="dxa"/>
+              <w:start w:w="90" w:type="dxa"/>
+              <w:bottom w:w="85" w:type="dxa"/>
+              <w:end w:w="90" w:type="dxa"/>
+            </w:tcMar>
+          </w:tcPr>
+          <w:p>
+            <w:r>
+              <w:t xml:space="preserve">Result columns</w:t>
+            </w:r>
+          </w:p>
+        </w:tc>
+        <w:tc>
+          <w:tcPr>
+            <w:tcW w:type="dxa" w:w="4984"/>
+            <w:tcMar>
+              <w:top w:w="85" w:type="dxa"/>
+              <w:start w:w="90" w:type="dxa"/>
+              <w:bottom w:w="85" w:type="dxa"/>
+              <w:end w:w="90" w:type="dxa"/>
+            </w:tcMar>
+          </w:tcPr>
+          <w:p>
+            <w:r>
+              <w:t xml:space="preserve">Status, length, timing, grep/extract field</w:t>
+            </w:r>
+          </w:p>
+        </w:tc>
+      </w:tr>
+    </w:tbl>
+    <w:tbl>
+      <w:tblPr>
+        <w:tblW w:type="auto" w:w="0"/>
+        <w:jc w:val="center"/>
+      </w:tblPr>
+      <w:tblGrid>
+        <w:gridCol w:w="9968"/>
+      </w:tblGrid>
+      <w:tr>
+        <w:trPr>
+          <w:cantSplit/>
+        </w:trPr>
+        <w:tc>
+          <w:tcPr>
+            <w:tcW w:type="dxa" w:w="9968"/>
+            <w:shd w:fill="FEF2F2"/>
+            <w:tcMar>
+              <w:top w:w="135" w:type="dxa"/>
+              <w:start w:w="165" w:type="dxa"/>
+              <w:bottom w:w="135" w:type="dxa"/>
+              <w:end w:w="165" w:type="dxa"/>
+            </w:tcMar>
+          </w:tcPr>
+          <w:p>
+            <w:pPr>
+              <w:spacing w:after="60"/>
+            </w:pPr>
+            <w:r>
+              <w:rPr>
+                <w:b/>
+                <w:color w:val="991B1B"/>
+                <w:sz w:val="19"/>
+              </w:rPr>
+              <w:t xml:space="preserve">Safety budget.</w:t>
+            </w:r>
+          </w:p>
+          <w:p>
+            <w:pPr>
+              <w:spacing w:after="0"/>
+            </w:pPr>
+            <w:r>
+              <w:t xml:space="preserve">Untuk lab pertama cukup 3–5 payload ke endpoint localhost. Tujuannya memahami mekanisme dan membandingkan response — bukan menghasilkan traffic sebanyak mungkin.</w:t>
+            </w:r>
+          </w:p>
+        </w:tc>
+      </w:tr>
+    </w:tbl>
+    <w:p>
+      <w:pPr>
+        <w:pStyle w:val="Heading1"/>
+      </w:pPr>
+      <w:r>
+        <w:t xml:space="preserve">14. Evidence Discipline</w:t>
+      </w:r>
+    </w:p>
+    <w:p>
+      <w:r>
+        <w:t xml:space="preserve">Burp membantu menemukan behavior, tapi report tetap butuh evidence yang bisa direproduksi.</w:t>
+      </w:r>
+    </w:p>
+    <w:tbl>
+      <w:tblPr>
+        <w:tblW w:type="auto" w:w="0"/>
+        <w:jc w:val="center"/>
+        <w:tblLayout w:type="autofit"/>
+        <w:tblBorders>
+          <w:top w:val="single" w:sz="5" w:space="0" w:color="E5E7EB"/>
+          <w:left w:val="single" w:sz="5" w:space="0" w:color="E5E7EB"/>
+          <w:bottom w:val="single" w:sz="5" w:space="0" w:color="E5E7EB"/>
+          <w:right w:val="single" w:sz="5" w:space="0" w:color="E5E7EB"/>
+          <w:insideH w:val="single" w:sz="5" w:space="0" w:color="E5E7EB"/>
+          <w:insideV w:val="single" w:sz="5" w:space="0" w:color="E5E7EB"/>
+        </w:tblBorders>
+      </w:tblPr>
+      <w:tblGrid>
+        <w:gridCol w:w="4984"/>
+        <w:gridCol w:w="4984"/>
+      </w:tblGrid>
+      <w:tr>
+        <w:tc>
+          <w:tcPr>
+            <w:tcW w:type="dxa" w:w="4984"/>
+            <w:shd w:fill="111827"/>
+            <w:tcMar>
+              <w:top w:w="85" w:type="dxa"/>
+              <w:start w:w="90" w:type="dxa"/>
+              <w:bottom w:w="85" w:type="dxa"/>
+              <w:end w:w="90" w:type="dxa"/>
+            </w:tcMar>
+            <w:vAlign w:val="center"/>
+          </w:tcPr>
+          <w:p>
+            <w:r>
+              <w:rPr>
+                <w:b/>
+                <w:color w:val="FFFFFF"/>
+                <w:sz w:val="16"/>
+              </w:rPr>
+              <w:t xml:space="preserve">Field</w:t>
+            </w:r>
+          </w:p>
+        </w:tc>
+        <w:tc>
+          <w:tcPr>
+            <w:tcW w:type="dxa" w:w="4984"/>
+            <w:shd w:fill="111827"/>
+            <w:tcMar>
+              <w:top w:w="85" w:type="dxa"/>
+              <w:start w:w="90" w:type="dxa"/>
+              <w:bottom w:w="85" w:type="dxa"/>
+              <w:end w:w="90" w:type="dxa"/>
+            </w:tcMar>
+            <w:vAlign w:val="center"/>
+          </w:tcPr>
+          <w:p>
+            <w:r>
+              <w:rPr>
+                <w:b/>
+                <w:color w:val="FFFFFF"/>
+                <w:sz w:val="16"/>
+              </w:rPr>
+              <w:t xml:space="preserve">Contoh</w:t>
+            </w:r>
+          </w:p>
+        </w:tc>
+      </w:tr>
+      <w:tr>
+        <w:tc>
+          <w:tcPr>
+            <w:tcW w:type="dxa" w:w="4984"/>
+            <w:tcMar>
+              <w:top w:w="85" w:type="dxa"/>
+              <w:start w:w="90" w:type="dxa"/>
+              <w:bottom w:w="85" w:type="dxa"/>
+              <w:end w:w="90" w:type="dxa"/>
+            </w:tcMar>
+          </w:tcPr>
+          <w:p>
+            <w:r>
+              <w:t xml:space="preserve">Request</w:t>
+            </w:r>
+          </w:p>
+        </w:tc>
+        <w:tc>
+          <w:tcPr>
+            <w:tcW w:type="dxa" w:w="4984"/>
+            <w:tcMar>
+              <w:top w:w="85" w:type="dxa"/>
+              <w:start w:w="90" w:type="dxa"/>
+              <w:bottom w:w="85" w:type="dxa"/>
+              <w:end w:w="90" w:type="dxa"/>
+            </w:tcMar>
+          </w:tcPr>
+          <w:p>
+            <w:r>
+              <w:rPr>
+                <w:rFonts w:ascii="Liberation Mono" w:hAnsi="Liberation Mono"/>
+              </w:rPr>
+              <w:t xml:space="preserve">GET /echo?name=alice</w:t>
+            </w:r>
+          </w:p>
+        </w:tc>
+      </w:tr>
+      <w:tr>
+        <w:tc>
+          <w:tcPr>
+            <w:tcW w:type="dxa" w:w="4984"/>
+            <w:tcMar>
+              <w:top w:w="85" w:type="dxa"/>
+              <w:start w:w="90" w:type="dxa"/>
+              <w:bottom w:w="85" w:type="dxa"/>
+              <w:end w:w="90" w:type="dxa"/>
+            </w:tcMar>
+          </w:tcPr>
+          <w:p>
+            <w:r>
+              <w:t xml:space="preserve">Tool</w:t>
+            </w:r>
+          </w:p>
+        </w:tc>
+        <w:tc>
+          <w:tcPr>
+            <w:tcW w:type="dxa" w:w="4984"/>
+            <w:tcMar>
+              <w:top w:w="85" w:type="dxa"/>
+              <w:start w:w="90" w:type="dxa"/>
+              <w:bottom w:w="85" w:type="dxa"/>
+              <w:end w:w="90" w:type="dxa"/>
+            </w:tcMar>
+          </w:tcPr>
+          <w:p>
+            <w:r>
+              <w:t xml:space="preserve">Proxy History → Repeater</w:t>
+            </w:r>
+          </w:p>
+        </w:tc>
+      </w:tr>
+      <w:tr>
+        <w:tc>
+          <w:tcPr>
+            <w:tcW w:type="dxa" w:w="4984"/>
+            <w:tcMar>
+              <w:top w:w="85" w:type="dxa"/>
+              <w:start w:w="90" w:type="dxa"/>
+              <w:bottom w:w="85" w:type="dxa"/>
+              <w:end w:w="90" w:type="dxa"/>
+            </w:tcMar>
+          </w:tcPr>
+          <w:p>
+            <w:r>
+              <w:t xml:space="preserve">Change</w:t>
+            </w:r>
+          </w:p>
+        </w:tc>
+        <w:tc>
+          <w:tcPr>
+            <w:tcW w:type="dxa" w:w="4984"/>
+            <w:tcMar>
+              <w:top w:w="85" w:type="dxa"/>
+              <w:start w:w="90" w:type="dxa"/>
+              <w:bottom w:w="85" w:type="dxa"/>
+              <w:end w:w="90" w:type="dxa"/>
+            </w:tcMar>
+          </w:tcPr>
+          <w:p>
+            <w:r>
+              <w:rPr>
+                <w:rFonts w:ascii="Liberation Mono" w:hAnsi="Liberation Mono"/>
+              </w:rPr>
+              <w:t xml:space="preserve">name=alice</w:t>
+            </w:r>
+            <w:r>
+              <w:t xml:space="preserve"> → </w:t>
+            </w:r>
+            <w:r>
+              <w:rPr>
+                <w:rFonts w:ascii="Liberation Mono" w:hAnsi="Liberation Mono"/>
+              </w:rPr>
+              <w:t xml:space="preserve">name=bob</w:t>
+            </w:r>
+          </w:p>
+        </w:tc>
+      </w:tr>
+      <w:tr>
+        <w:tc>
+          <w:tcPr>
+            <w:tcW w:type="dxa" w:w="4984"/>
+            <w:tcMar>
+              <w:top w:w="85" w:type="dxa"/>
+              <w:start w:w="90" w:type="dxa"/>
+              <w:bottom w:w="85" w:type="dxa"/>
+              <w:end w:w="90" w:type="dxa"/>
+            </w:tcMar>
+          </w:tcPr>
+          <w:p>
+            <w:r>
+              <w:t xml:space="preserve">Observation</w:t>
+            </w:r>
+          </w:p>
+        </w:tc>
+        <w:tc>
+          <w:tcPr>
+            <w:tcW w:type="dxa" w:w="4984"/>
+            <w:tcMar>
+              <w:top w:w="85" w:type="dxa"/>
+              <w:start w:w="90" w:type="dxa"/>
+              <w:bottom w:w="85" w:type="dxa"/>
+              <w:end w:w="90" w:type="dxa"/>
+            </w:tcMar>
+          </w:tcPr>
+          <w:p>
+            <w:r>
+              <w:t xml:space="preserve">response JSON mengikuti parameter</w:t>
+            </w:r>
+          </w:p>
+        </w:tc>
+      </w:tr>
+      <w:tr>
+        <w:tc>
+          <w:tcPr>
+            <w:tcW w:type="dxa" w:w="4984"/>
+            <w:tcMar>
+              <w:top w:w="85" w:type="dxa"/>
+              <w:start w:w="90" w:type="dxa"/>
+              <w:bottom w:w="85" w:type="dxa"/>
+              <w:end w:w="90" w:type="dxa"/>
+            </w:tcMar>
+          </w:tcPr>
+          <w:p>
+            <w:r>
+              <w:t xml:space="preserve">Evidence</w:t>
+            </w:r>
+          </w:p>
+        </w:tc>
+        <w:tc>
+          <w:tcPr>
+            <w:tcW w:type="dxa" w:w="4984"/>
+            <w:tcMar>
+              <w:top w:w="85" w:type="dxa"/>
+              <w:start w:w="90" w:type="dxa"/>
+              <w:bottom w:w="85" w:type="dxa"/>
+              <w:end w:w="90" w:type="dxa"/>
+            </w:tcMar>
+          </w:tcPr>
+          <w:p>
+            <w:r>
+              <w:t xml:space="preserve">exported message / screenshot / hash</w:t>
+            </w:r>
+          </w:p>
+        </w:tc>
+      </w:tr>
+      <w:tr>
+        <w:tc>
+          <w:tcPr>
+            <w:tcW w:type="dxa" w:w="4984"/>
+            <w:tcMar>
+              <w:top w:w="85" w:type="dxa"/>
+              <w:start w:w="90" w:type="dxa"/>
+              <w:bottom w:w="85" w:type="dxa"/>
+              <w:end w:w="90" w:type="dxa"/>
+            </w:tcMar>
+          </w:tcPr>
+          <w:p>
+            <w:r>
+              <w:t xml:space="preserve">Conclusion</w:t>
+            </w:r>
+          </w:p>
+        </w:tc>
+        <w:tc>
+          <w:tcPr>
+            <w:tcW w:type="dxa" w:w="4984"/>
+            <w:tcMar>
+              <w:top w:w="85" w:type="dxa"/>
+              <w:start w:w="90" w:type="dxa"/>
+              <w:bottom w:w="85" w:type="dxa"/>
+              <w:end w:w="90" w:type="dxa"/>
+            </w:tcMar>
+          </w:tcPr>
+          <w:p>
+            <w:r>
+              <w:t xml:space="preserve">behavior confirmed; </w:t>
+            </w:r>
+            <w:r>
+              <w:rPr>
+                <w:i/>
+              </w:rPr>
+              <w:t xml:space="preserve">belum</w:t>
+            </w:r>
+            <w:r>
+              <w:t xml:space="preserve"> ada vulnerability claim</w:t>
+            </w:r>
+          </w:p>
+        </w:tc>
+      </w:tr>
+    </w:tbl>
+    <w:tbl>
+      <w:tblPr>
+        <w:tblW w:type="auto" w:w="0"/>
+        <w:jc w:val="center"/>
+        <w:tblLayout w:type="autofit"/>
       </w:tblPr>
       <w:tblGrid>
         <w:gridCol w:w="9968"/>
@@ -4569,72 +3890,167 @@
                 <w:color w:val="F9FAFB"/>
                 <w:sz w:val="15"/>
               </w:rPr>
-              <w:t>./labs/workspace-init.sh module10-burp</w:t>
+              <w:t xml:space="preserve">python labs/observation-log.py \</w:t>
             </w:r>
-            <w:r>
-              <w:br/>
-            </w:r>
+          </w:p>
+          <w:p>
+            <w:pPr>
+              <w:spacing w:after="0" w:line="240" w:lineRule="auto"/>
+            </w:pPr>
             <w:r>
               <w:rPr>
                 <w:rFonts w:ascii="Liberation Mono" w:hAnsi="Liberation Mono"/>
                 <w:color w:val="F9FAFB"/>
                 <w:sz w:val="15"/>
               </w:rPr>
-              <w:t>cat module10-burp/00-scope/scope.txt</w:t>
+              <w:t xml:space="preserve">  module10-burp/04-notes/observations.csv \</w:t>
             </w:r>
-            <w:r>
-              <w:br/>
-            </w:r>
+          </w:p>
+          <w:p>
+            <w:pPr>
+              <w:spacing w:after="0" w:line="240" w:lineRule="auto"/>
+            </w:pPr>
             <w:r>
               <w:rPr>
                 <w:rFonts w:ascii="Liberation Mono" w:hAnsi="Liberation Mono"/>
                 <w:color w:val="F9FAFB"/>
                 <w:sz w:val="15"/>
               </w:rPr>
-              <w:t>python labs/scope-guard.py http://127.0.0.1:8090/</w:t>
+              <w:t xml:space="preserve">  --tool Repeater \</w:t>
+            </w:r>
+          </w:p>
+          <w:p>
+            <w:pPr>
+              <w:spacing w:after="0" w:line="240" w:lineRule="auto"/>
+            </w:pPr>
+            <w:r>
+              <w:rPr>
+                <w:rFonts w:ascii="Liberation Mono" w:hAnsi="Liberation Mono"/>
+                <w:color w:val="F9FAFB"/>
+                <w:sz w:val="15"/>
+              </w:rPr>
+              <w:t xml:space="preserve">  --request 'GET /echo?name=bob' \</w:t>
+            </w:r>
+          </w:p>
+          <w:p>
+            <w:pPr>
+              <w:spacing w:after="0" w:line="240" w:lineRule="auto"/>
+            </w:pPr>
+            <w:r>
+              <w:rPr>
+                <w:rFonts w:ascii="Liberation Mono" w:hAnsi="Liberation Mono"/>
+                <w:color w:val="F9FAFB"/>
+                <w:sz w:val="15"/>
+              </w:rPr>
+              <w:t xml:space="preserve">  --observation 'Response JSON reflected name=bob'</w:t>
             </w:r>
           </w:p>
         </w:tc>
       </w:tr>
     </w:tbl>
     <w:p>
-      <w:pPr>
-        <w:spacing w:after="20"/>
-      </w:pPr>
-    </w:p>
-    <w:p>
       <w:r>
         <w:rPr>
-          <w:rFonts w:ascii="Liberation Sans" w:hAnsi="Liberation Sans"/>
-          <w:b w:val="0"/>
+          <w:rFonts w:ascii="Liberation Mono" w:hAnsi="Liberation Mono"/>
         </w:rPr>
-        <w:t>[ ] Workspace permission private (umask 077).</w:t>
-      </w:r>
-    </w:p>
-    <w:p>
+        <w:t xml:space="preserve">observation-log.py</w:t>
+      </w:r>
+      <w:r>
+        <w:t xml:space="preserve"> juga menerima </w:t>
+      </w:r>
       <w:r>
         <w:rPr>
-          <w:rFonts w:ascii="Liberation Sans" w:hAnsi="Liberation Sans"/>
-          <w:b w:val="0"/>
+          <w:rFonts w:ascii="Liberation Mono" w:hAnsi="Liberation Mono"/>
         </w:rPr>
-        <w:t>[ ] Scope hanya loopback training URLs.</w:t>
-      </w:r>
-    </w:p>
-    <w:p>
+        <w:t xml:space="preserve">--evidence &lt;file&gt;</w:t>
+      </w:r>
+      <w:r>
+        <w:t xml:space="preserve"> opsional untuk menyertakan SHA-256 file bukti di kolom </w:t>
+      </w:r>
       <w:r>
         <w:rPr>
-          <w:rFonts w:ascii="Liberation Sans" w:hAnsi="Liberation Sans"/>
-          <w:b w:val="0"/>
+          <w:rFonts w:ascii="Liberation Mono" w:hAnsi="Liberation Mono"/>
         </w:rPr>
-        <w:t>[ ] Semua host lain dianggap OUT sampai ada authorization terpisah.</w:t>
+        <w:t xml:space="preserve">evidence_sha256</w:t>
+      </w:r>
+      <w:r>
+        <w:t xml:space="preserve">.</w:t>
       </w:r>
     </w:p>
     <w:p>
       <w:pPr>
-        <w:pStyle w:val="Heading2"/>
+        <w:pStyle w:val="Heading1"/>
       </w:pPr>
       <w:r>
-        <w:t>Lab 10.2 - Start Local HTTP Lab</w:t>
+        <w:t xml:space="preserve">15. Lab Setup</w:t>
+      </w:r>
+    </w:p>
+    <w:p>
+      <w:r>
+        <w:t xml:space="preserve">Lab utama adalah service Python loopback (</w:t>
+      </w:r>
+      <w:r>
+        <w:rPr>
+          <w:rFonts w:ascii="Liberation Mono" w:hAnsi="Liberation Mono"/>
+        </w:rPr>
+        <w:t xml:space="preserve">burp-lab-server.py</w:t>
+      </w:r>
+      <w:r>
+        <w:t xml:space="preserve">) dengan endpoint </w:t>
+      </w:r>
+      <w:r>
+        <w:rPr>
+          <w:rFonts w:ascii="Liberation Mono" w:hAnsi="Liberation Mono"/>
+        </w:rPr>
+        <w:t xml:space="preserve">/echo</w:t>
+      </w:r>
+      <w:r>
+        <w:t xml:space="preserve">, </w:t>
+      </w:r>
+      <w:r>
+        <w:rPr>
+          <w:rFonts w:ascii="Liberation Mono" w:hAnsi="Liberation Mono"/>
+        </w:rPr>
+        <w:t xml:space="preserve">/cookie</w:t>
+      </w:r>
+      <w:r>
+        <w:t xml:space="preserve">, </w:t>
+      </w:r>
+      <w:r>
+        <w:rPr>
+          <w:rFonts w:ascii="Liberation Mono" w:hAnsi="Liberation Mono"/>
+        </w:rPr>
+        <w:t xml:space="preserve">/redirect</w:t>
+      </w:r>
+      <w:r>
+        <w:t xml:space="preserve">, </w:t>
+      </w:r>
+      <w:r>
+        <w:rPr>
+          <w:rFonts w:ascii="Liberation Mono" w:hAnsi="Liberation Mono"/>
+        </w:rPr>
+        <w:t xml:space="preserve">/login</w:t>
+      </w:r>
+      <w:r>
+        <w:t xml:space="preserve">, </w:t>
+      </w:r>
+      <w:r>
+        <w:rPr>
+          <w:rFonts w:ascii="Liberation Mono" w:hAnsi="Liberation Mono"/>
+        </w:rPr>
+        <w:t xml:space="preserve">/reflect</w:t>
+      </w:r>
+      <w:r>
+        <w:t xml:space="preserve">. Juice Shop bersifat opsional dan tetap bind hanya ke </w:t>
+      </w:r>
+      <w:r>
+        <w:rPr>
+          <w:rFonts w:ascii="Liberation Mono" w:hAnsi="Liberation Mono"/>
+        </w:rPr>
+        <w:t xml:space="preserve">127.0.0.1</w:t>
+      </w:r>
+      <w:r>
+        <w:t xml:space="preserve"> supaya tidak terekspos ke LAN.</w:t>
       </w:r>
     </w:p>
     <w:tbl>
@@ -4642,7 +4058,6 @@
         <w:tblW w:type="auto" w:w="0"/>
         <w:jc w:val="center"/>
         <w:tblLayout w:type="autofit"/>
-        <w:tblLook w:firstColumn="1" w:firstRow="1" w:lastColumn="0" w:lastRow="0" w:noHBand="0" w:noVBand="1" w:val="04A0"/>
       </w:tblPr>
       <w:tblGrid>
         <w:gridCol w:w="9968"/>
@@ -4672,24 +4087,85 @@
                 <w:color w:val="F9FAFB"/>
                 <w:sz w:val="15"/>
               </w:rPr>
-              <w:t>python labs/burp-lab-server.py --port 8090</w:t>
+              <w:t xml:space="preserve">cd modules/10-burp-suite-fundamentals/labs</w:t>
+            </w:r>
+          </w:p>
+          <w:p>
+            <w:pPr>
+              <w:spacing w:after="0" w:line="240" w:lineRule="auto"/>
+            </w:pPr>
+            <w:r>
+              <w:rPr>
+                <w:rFonts w:ascii="Liberation Mono" w:hAnsi="Liberation Mono"/>
+                <w:color w:val="F9FAFB"/>
+                <w:sz w:val="15"/>
+              </w:rPr>
+              <w:t xml:space="preserve">./workspace-init.sh module10-burp</w:t>
+            </w:r>
+          </w:p>
+          <w:p>
+            <w:pPr>
+              <w:spacing w:after="0" w:line="240" w:lineRule="auto"/>
+            </w:pPr>
+            <w:r>
+              <w:rPr>
+                <w:rFonts w:ascii="Liberation Mono" w:hAnsi="Liberation Mono"/>
+                <w:color w:val="F9FAFB"/>
+                <w:sz w:val="15"/>
+              </w:rPr>
+              <w:t xml:space="preserve">python burp-lab-server.py --port 8090</w:t>
             </w:r>
           </w:p>
         </w:tc>
       </w:tr>
     </w:tbl>
     <w:p>
-      <w:pPr>
-        <w:spacing w:after="20"/>
-      </w:pPr>
+      <w:r>
+        <w:t xml:space="preserve">Server menolak bind ke host selain </w:t>
+      </w:r>
+      <w:r>
+        <w:rPr>
+          <w:rFonts w:ascii="Liberation Mono" w:hAnsi="Liberation Mono"/>
+        </w:rPr>
+        <w:t xml:space="preserve">127.0.0.1</w:t>
+      </w:r>
+      <w:r>
+        <w:t xml:space="preserve">/</w:t>
+      </w:r>
+      <w:r>
+        <w:rPr>
+          <w:rFonts w:ascii="Liberation Mono" w:hAnsi="Liberation Mono"/>
+        </w:rPr>
+        <w:t xml:space="preserve">::1</w:t>
+      </w:r>
+      <w:r>
+        <w:t xml:space="preserve">/</w:t>
+      </w:r>
+      <w:r>
+        <w:rPr>
+          <w:rFonts w:ascii="Liberation Mono" w:hAnsi="Liberation Mono"/>
+        </w:rPr>
+        <w:t xml:space="preserve">localhost</w:t>
+      </w:r>
+      <w:r>
+        <w:t xml:space="preserve"> dan port di bawah 1024 — guardrail bawaan di </w:t>
+      </w:r>
+      <w:r>
+        <w:rPr>
+          <w:rFonts w:ascii="Liberation Mono" w:hAnsi="Liberation Mono"/>
+        </w:rPr>
+        <w:t xml:space="preserve">burp-lab-server.py</w:t>
+      </w:r>
+      <w:r>
+        <w:t xml:space="preserve"> sendiri, bukan cuma dokumentasi.</w:t>
+      </w:r>
     </w:p>
     <w:p>
-      <w:r>
-        <w:rPr>
-          <w:rFonts w:ascii="Liberation Sans" w:hAnsi="Liberation Sans"/>
-          <w:b w:val="0"/>
-        </w:rPr>
-        <w:t>Di terminal lain:</w:t>
+      <w:pPr>
+        <w:pStyle w:val="Heading1"/>
+      </w:pPr>
+      <w:r>
+        <w:t xml:space="preserve">16. Hands-on Lab 10.1 — Workspace dan Scope</w:t>
       </w:r>
     </w:p>
     <w:tbl>
@@ -4697,7 +4173,6 @@
         <w:tblW w:type="auto" w:w="0"/>
         <w:jc w:val="center"/>
         <w:tblLayout w:type="autofit"/>
-        <w:tblLook w:firstColumn="1" w:firstRow="1" w:lastColumn="0" w:lastRow="0" w:noHBand="0" w:noVBand="1" w:val="04A0"/>
       </w:tblPr>
       <w:tblGrid>
         <w:gridCol w:w="9968"/>
@@ -4727,338 +4202,68 @@
                 <w:color w:val="F9FAFB"/>
                 <w:sz w:val="15"/>
               </w:rPr>
-              <w:t>curl -i http://127.0.0.1:8090/</w:t>
+              <w:t xml:space="preserve">./workspace-init.sh module10-burp</w:t>
             </w:r>
-            <w:r>
-              <w:br/>
-            </w:r>
+          </w:p>
+          <w:p>
+            <w:pPr>
+              <w:spacing w:after="0" w:line="240" w:lineRule="auto"/>
+            </w:pPr>
             <w:r>
               <w:rPr>
                 <w:rFonts w:ascii="Liberation Mono" w:hAnsi="Liberation Mono"/>
                 <w:color w:val="F9FAFB"/>
                 <w:sz w:val="15"/>
               </w:rPr>
-              <w:t xml:space="preserve">curl -i 'http://127.0.0.1:8090/echo?name=alice&amp;role=user' </w:t>
+              <w:t xml:space="preserve">cat module10-burp/00-scope/scope.txt</w:t>
+            </w:r>
+          </w:p>
+          <w:p>
+            <w:pPr>
+              <w:spacing w:after="0" w:line="240" w:lineRule="auto"/>
+            </w:pPr>
+            <w:r>
+              <w:rPr>
+                <w:rFonts w:ascii="Liberation Mono" w:hAnsi="Liberation Mono"/>
+                <w:color w:val="F9FAFB"/>
+                <w:sz w:val="15"/>
+              </w:rPr>
+              <w:t xml:space="preserve">python scope-guard.py http://127.0.0.1:8090/</w:t>
             </w:r>
           </w:p>
         </w:tc>
       </w:tr>
     </w:tbl>
     <w:p>
-      <w:pPr>
-        <w:spacing w:after="20"/>
-      </w:pPr>
+      <w:r>
+        <w:t xml:space="preserve">[ ] Workspace permission private (</w:t>
+      </w:r>
+      <w:r>
+        <w:rPr>
+          <w:rFonts w:ascii="Liberation Mono" w:hAnsi="Liberation Mono"/>
+        </w:rPr>
+        <w:t xml:space="preserve">umask 077</w:t>
+      </w:r>
+      <w:r>
+        <w:t xml:space="preserve">).</w:t>
+      </w:r>
     </w:p>
-    <w:tbl>
-      <w:tblPr>
-        <w:tblW w:type="auto" w:w="0"/>
-        <w:jc w:val="center"/>
-        <w:tblLook w:firstColumn="1" w:firstRow="1" w:lastColumn="0" w:lastRow="0" w:noHBand="0" w:noVBand="1" w:val="04A0"/>
-      </w:tblPr>
-      <w:tblGrid>
-        <w:gridCol w:w="9968"/>
-      </w:tblGrid>
-      <w:tr>
-        <w:trPr>
-          <w:cantSplit/>
-        </w:trPr>
-        <w:tc>
-          <w:tcPr>
-            <w:tcW w:type="dxa" w:w="9968"/>
-            <w:shd w:fill="EFF6FF"/>
-            <w:tcMar>
-              <w:top w:w="135" w:type="dxa"/>
-              <w:start w:w="165" w:type="dxa"/>
-              <w:bottom w:w="135" w:type="dxa"/>
-              <w:end w:w="165" w:type="dxa"/>
-            </w:tcMar>
-          </w:tcPr>
-          <w:p>
-            <w:pPr>
-              <w:spacing w:after="60"/>
-            </w:pPr>
-            <w:r>
-              <w:rPr>
-                <w:b/>
-                <w:color w:val="1D4ED8"/>
-                <w:sz w:val="18"/>
-              </w:rPr>
-              <w:t>Expected</w:t>
-            </w:r>
-          </w:p>
-          <w:p>
-            <w:pPr>
-              <w:spacing w:after="0" w:line="252" w:lineRule="auto"/>
-            </w:pPr>
-            <w:r>
-              <w:t>Server bind hanya ke 127.0.0.1 dan menyediakan endpoint /echo, /cookie, /redirect, /login, /reflect untuk observasi protocol.</w:t>
-            </w:r>
-          </w:p>
-        </w:tc>
-      </w:tr>
-    </w:tbl>
     <w:p>
-      <w:pPr>
-        <w:spacing w:after="20"/>
-      </w:pPr>
+      <w:r>
+        <w:t xml:space="preserve">[ ] Scope hanya loopback training URLs.</w:t>
+      </w:r>
+    </w:p>
+    <w:p>
+      <w:r>
+        <w:t xml:space="preserve">[ ] Semua host lain dianggap OUT sampai ada authorization terpisah.</w:t>
+      </w:r>
     </w:p>
     <w:p>
       <w:pPr>
-        <w:pStyle w:val="Heading2"/>
+        <w:pStyle w:val="Heading1"/>
       </w:pPr>
       <w:r>
-        <w:t>Lab 10.3 - Proxy + HTTP History</w:t>
-      </w:r>
-    </w:p>
-    <w:p>
-      <w:pPr>
-        <w:spacing w:after="40"/>
-      </w:pPr>
-      <w:r>
-        <w:t>1. Buka Burp -&gt; Proxy -&gt; Intercept -&gt; Open Browser.</w:t>
-      </w:r>
-    </w:p>
-    <w:p>
-      <w:pPr>
-        <w:spacing w:after="40"/>
-      </w:pPr>
-      <w:r>
-        <w:t>2. Pastikan Intercept OFF agar browsing lancar.</w:t>
-      </w:r>
-    </w:p>
-    <w:p>
-      <w:pPr>
-        <w:spacing w:after="40"/>
-      </w:pPr>
-      <w:r>
-        <w:t>3. Buka http://127.0.0.1:8090/.</w:t>
-      </w:r>
-    </w:p>
-    <w:p>
-      <w:pPr>
-        <w:spacing w:after="40"/>
-      </w:pPr>
-      <w:r>
-        <w:t>4. Kunjungi /echo?name=alice&amp;role=user, /cookie, dan /redirect.</w:t>
-      </w:r>
-    </w:p>
-    <w:p>
-      <w:pPr>
-        <w:spacing w:after="40"/>
-      </w:pPr>
-      <w:r>
-        <w:t>5. Buka Proxy -&gt; HTTP history dan filter traffic ke 127.0.0.1:8090.</w:t>
-      </w:r>
-    </w:p>
-    <w:p>
-      <w:pPr>
-        <w:spacing w:after="40"/>
-      </w:pPr>
-      <w:r>
-        <w:t>6. Catat method, status, length, MIME type, cookies, dan redirect.</w:t>
-      </w:r>
-    </w:p>
-    <w:p>
-      <w:pPr>
-        <w:pStyle w:val="Heading2"/>
-      </w:pPr>
-      <w:r>
-        <w:t>Lab 10.4 - Set Target Scope</w:t>
-      </w:r>
-    </w:p>
-    <w:p>
-      <w:pPr>
-        <w:spacing w:after="40"/>
-      </w:pPr>
-      <w:r>
-        <w:t>1. Dari HTTP History atau Site map, add http://127.0.0.1:8090/ to scope.</w:t>
-      </w:r>
-    </w:p>
-    <w:p>
-      <w:pPr>
-        <w:spacing w:after="40"/>
-      </w:pPr>
-      <w:r>
-        <w:t>2. Filter tampilan ke in-scope items.</w:t>
-      </w:r>
-    </w:p>
-    <w:p>
-      <w:pPr>
-        <w:spacing w:after="40"/>
-      </w:pPr>
-      <w:r>
-        <w:t>3. Pastikan target lain tidak ikut diproses dalam workflow module.</w:t>
-      </w:r>
-    </w:p>
-    <w:p>
-      <w:r>
-        <w:br w:type="page"/>
-      </w:r>
-    </w:p>
-    <w:p>
-      <w:pPr>
-        <w:pStyle w:val="Heading2"/>
-      </w:pPr>
-      <w:r>
-        <w:t>Lab 10.5 - Intercept Satu Request</w:t>
-      </w:r>
-    </w:p>
-    <w:p>
-      <w:pPr>
-        <w:spacing w:after="40"/>
-      </w:pPr>
-      <w:r>
-        <w:t>1. Aktifkan Intercept ON.</w:t>
-      </w:r>
-    </w:p>
-    <w:p>
-      <w:pPr>
-        <w:spacing w:after="40"/>
-      </w:pPr>
-      <w:r>
-        <w:t>2. Di Burp browser buka /echo?name=alice&amp;role=user.</w:t>
-      </w:r>
-    </w:p>
-    <w:p>
-      <w:pPr>
-        <w:spacing w:after="40"/>
-      </w:pPr>
-      <w:r>
-        <w:t>3. Saat request tertahan, ubah name=alice menjadi name=bob.</w:t>
-      </w:r>
-    </w:p>
-    <w:p>
-      <w:pPr>
-        <w:spacing w:after="40"/>
-      </w:pPr>
-      <w:r>
-        <w:t>4. Forward request.</w:t>
-      </w:r>
-    </w:p>
-    <w:p>
-      <w:pPr>
-        <w:spacing w:after="40"/>
-      </w:pPr>
-      <w:r>
-        <w:t>5. Matikan Intercept kembali.</w:t>
-      </w:r>
-    </w:p>
-    <w:p>
-      <w:pPr>
-        <w:spacing w:after="40"/>
-      </w:pPr>
-      <w:r>
-        <w:t>6. Bandingkan response dan catat perubahan.</w:t>
-      </w:r>
-    </w:p>
-    <w:tbl>
-      <w:tblPr>
-        <w:tblW w:type="auto" w:w="0"/>
-        <w:jc w:val="center"/>
-        <w:tblLook w:firstColumn="1" w:firstRow="1" w:lastColumn="0" w:lastRow="0" w:noHBand="0" w:noVBand="1" w:val="04A0"/>
-      </w:tblPr>
-      <w:tblGrid>
-        <w:gridCol w:w="9968"/>
-      </w:tblGrid>
-      <w:tr>
-        <w:trPr>
-          <w:cantSplit/>
-        </w:trPr>
-        <w:tc>
-          <w:tcPr>
-            <w:tcW w:type="dxa" w:w="9968"/>
-            <w:shd w:fill="ECFDF5"/>
-            <w:tcMar>
-              <w:top w:w="135" w:type="dxa"/>
-              <w:start w:w="165" w:type="dxa"/>
-              <w:bottom w:w="135" w:type="dxa"/>
-              <w:end w:w="165" w:type="dxa"/>
-            </w:tcMar>
-          </w:tcPr>
-          <w:p>
-            <w:pPr>
-              <w:spacing w:after="60"/>
-            </w:pPr>
-            <w:r>
-              <w:rPr>
-                <w:b/>
-                <w:color w:val="047857"/>
-                <w:sz w:val="18"/>
-              </w:rPr>
-              <w:t>Goal</w:t>
-            </w:r>
-          </w:p>
-          <w:p>
-            <w:pPr>
-              <w:spacing w:after="0" w:line="252" w:lineRule="auto"/>
-            </w:pPr>
-            <w:r>
-              <w:t>Buktikan hubungan request -&gt; modification -&gt; response. Jangan mengejar "bug". Fokus ke kemampuan membaca dan mengontrol message.</w:t>
-            </w:r>
-          </w:p>
-        </w:tc>
-      </w:tr>
-    </w:tbl>
-    <w:p>
-      <w:pPr>
-        <w:spacing w:after="20"/>
-      </w:pPr>
-    </w:p>
-    <w:p>
-      <w:pPr>
-        <w:pStyle w:val="Heading2"/>
-      </w:pPr>
-      <w:r>
-        <w:t>Lab 10.6 - Repeater Baseline</w:t>
-      </w:r>
-    </w:p>
-    <w:p>
-      <w:pPr>
-        <w:spacing w:after="40"/>
-      </w:pPr>
-      <w:r>
-        <w:t>1. Dari HTTP History pilih request /echo lalu Send to Repeater.</w:t>
-      </w:r>
-    </w:p>
-    <w:p>
-      <w:pPr>
-        <w:spacing w:after="40"/>
-      </w:pPr>
-      <w:r>
-        <w:t>2. Kirim baseline tanpa perubahan.</w:t>
-      </w:r>
-    </w:p>
-    <w:p>
-      <w:pPr>
-        <w:spacing w:after="40"/>
-      </w:pPr>
-      <w:r>
-        <w:t>3. Ubah hanya parameter name dan kirim lagi.</w:t>
-      </w:r>
-    </w:p>
-    <w:p>
-      <w:pPr>
-        <w:spacing w:after="40"/>
-      </w:pPr>
-      <w:r>
-        <w:t>4. Ubah hanya role dan kirim lagi.</w:t>
-      </w:r>
-    </w:p>
-    <w:p>
-      <w:pPr>
-        <w:spacing w:after="40"/>
-      </w:pPr>
-      <w:r>
-        <w:t>5. Bandingkan status, response body, dan length.</w:t>
-      </w:r>
-    </w:p>
-    <w:p>
-      <w:r>
-        <w:rPr>
-          <w:rFonts w:ascii="Liberation Sans" w:hAnsi="Liberation Sans"/>
-          <w:b w:val="0"/>
-        </w:rPr>
-        <w:t>Catat observasi:</w:t>
+        <w:t xml:space="preserve">17. Hands-on Lab 10.2 — Start Local HTTP Lab</w:t>
       </w:r>
     </w:p>
     <w:tbl>
@@ -5066,7 +4271,6 @@
         <w:tblW w:type="auto" w:w="0"/>
         <w:jc w:val="center"/>
         <w:tblLayout w:type="autofit"/>
-        <w:tblLook w:firstColumn="1" w:firstRow="1" w:lastColumn="0" w:lastRow="0" w:noHBand="0" w:noVBand="1" w:val="04A0"/>
       </w:tblPr>
       <w:tblGrid>
         <w:gridCol w:w="9968"/>
@@ -5096,137 +4300,15 @@
                 <w:color w:val="F9FAFB"/>
                 <w:sz w:val="15"/>
               </w:rPr>
-              <w:t xml:space="preserve">python labs/observation-log.py   module10-burp/04-notes/observations.csv   --tool Repeater   --request 'GET /echo?name=bob&amp;role=user'   --observation 'Only name changed; JSON query value changed accordingly' </w:t>
+              <w:t xml:space="preserve">python burp-lab-server.py --port 8090</w:t>
             </w:r>
           </w:p>
         </w:tc>
       </w:tr>
     </w:tbl>
     <w:p>
-      <w:pPr>
-        <w:spacing w:after="20"/>
-      </w:pPr>
-    </w:p>
-    <w:p>
-      <w:pPr>
-        <w:pStyle w:val="Heading2"/>
-      </w:pPr>
-      <w:r>
-        <w:t>Lab 10.7 - Cookie Observation</w:t>
-      </w:r>
-    </w:p>
-    <w:p>
-      <w:pPr>
-        <w:spacing w:after="40"/>
-      </w:pPr>
-      <w:r>
-        <w:t>1. Kunjungi /cookie.</w:t>
-      </w:r>
-    </w:p>
-    <w:p>
-      <w:pPr>
-        <w:spacing w:after="40"/>
-      </w:pPr>
-      <w:r>
-        <w:t>2. Di response cari Set-Cookie.</w:t>
-      </w:r>
-    </w:p>
-    <w:p>
-      <w:pPr>
-        <w:spacing w:after="40"/>
-      </w:pPr>
-      <w:r>
-        <w:t>3. Kunjungi /echo lagi dan lihat Cookie header yang browser kirim.</w:t>
-      </w:r>
-    </w:p>
-    <w:p>
-      <w:pPr>
-        <w:spacing w:after="40"/>
-      </w:pPr>
-      <w:r>
-        <w:t>4. Identifikasi HttpOnly, SameSite, Path, dan apakah Secure ada.</w:t>
-      </w:r>
-    </w:p>
-    <w:p>
-      <w:pPr>
-        <w:spacing w:after="40"/>
-      </w:pPr>
-      <w:r>
-        <w:t>5. Jangan menyimpulkan vulnerability hanya dari satu attribute tanpa context transport/application.</w:t>
-      </w:r>
-    </w:p>
-    <w:p>
-      <w:pPr>
-        <w:pStyle w:val="Heading2"/>
-      </w:pPr>
-      <w:r>
-        <w:t>Lab 10.8 - Decoder</w:t>
-      </w:r>
-    </w:p>
-    <w:p>
-      <w:pPr>
-        <w:spacing w:after="40"/>
-      </w:pPr>
-      <w:r>
-        <w:t>1. Pilih text `role=user admin` dan Send to Decoder.</w:t>
-      </w:r>
-    </w:p>
-    <w:p>
-      <w:pPr>
-        <w:spacing w:after="40"/>
-      </w:pPr>
-      <w:r>
-        <w:t>2. URL-encode value tersebut.</w:t>
-      </w:r>
-    </w:p>
-    <w:p>
-      <w:pPr>
-        <w:spacing w:after="40"/>
-      </w:pPr>
-      <w:r>
-        <w:t>3. Base64-encode value asli.</w:t>
-      </w:r>
-    </w:p>
-    <w:p>
-      <w:pPr>
-        <w:spacing w:after="40"/>
-      </w:pPr>
-      <w:r>
-        <w:t>4. Decode kembali untuk membuktikan reversibility.</w:t>
-      </w:r>
-    </w:p>
-    <w:p>
-      <w:pPr>
-        <w:spacing w:after="40"/>
-      </w:pPr>
-      <w:r>
-        <w:t>5. Catat perbedaan encoding vs encryption.</w:t>
-      </w:r>
-    </w:p>
-    <w:p>
-      <w:pPr>
-        <w:pStyle w:val="Heading2"/>
-      </w:pPr>
-      <w:r>
-        <w:t>Lab 10.9 - Small Intruder Demo</w:t>
-      </w:r>
-    </w:p>
-    <w:p>
-      <w:r>
-        <w:rPr>
-          <w:rFonts w:ascii="Liberation Sans" w:hAnsi="Liberation Sans"/>
-          <w:b w:val="0"/>
-        </w:rPr>
-        <w:t>Gunakan hanya endpoint loopback. Dari request `/echo?name=alice`, kirim ke Intruder dan tandai hanya value `alice` sebagai payload position.</w:t>
-      </w:r>
-    </w:p>
-    <w:p>
-      <w:r>
-        <w:rPr>
-          <w:rFonts w:ascii="Liberation Sans" w:hAnsi="Liberation Sans"/>
-          <w:b w:val="0"/>
-        </w:rPr>
-        <w:t>Payload set:</w:t>
+      <w:r>
+        <w:t xml:space="preserve">Di terminal lain:</w:t>
       </w:r>
     </w:p>
     <w:tbl>
@@ -5234,7 +4316,6 @@
         <w:tblW w:type="auto" w:w="0"/>
         <w:jc w:val="center"/>
         <w:tblLayout w:type="autofit"/>
-        <w:tblLook w:firstColumn="1" w:firstRow="1" w:lastColumn="0" w:lastRow="0" w:noHBand="0" w:noVBand="1" w:val="04A0"/>
       </w:tblPr>
       <w:tblGrid>
         <w:gridCol w:w="9968"/>
@@ -5264,29 +4345,121 @@
                 <w:color w:val="F9FAFB"/>
                 <w:sz w:val="15"/>
               </w:rPr>
-              <w:t>alice</w:t>
+              <w:t xml:space="preserve">curl -i http://127.0.0.1:8090/</w:t>
             </w:r>
-            <w:r>
-              <w:br/>
-            </w:r>
+          </w:p>
+          <w:p>
+            <w:pPr>
+              <w:spacing w:after="0" w:line="240" w:lineRule="auto"/>
+            </w:pPr>
             <w:r>
               <w:rPr>
                 <w:rFonts w:ascii="Liberation Mono" w:hAnsi="Liberation Mono"/>
                 <w:color w:val="F9FAFB"/>
                 <w:sz w:val="15"/>
               </w:rPr>
-              <w:t>bob</w:t>
+              <w:t xml:space="preserve">curl -i 'http://127.0.0.1:8090/echo?name=alice&amp;role=user'</w:t>
             </w:r>
+          </w:p>
+        </w:tc>
+      </w:tr>
+    </w:tbl>
+    <w:tbl>
+      <w:tblPr>
+        <w:tblW w:type="auto" w:w="0"/>
+        <w:jc w:val="center"/>
+      </w:tblPr>
+      <w:tblGrid>
+        <w:gridCol w:w="9968"/>
+      </w:tblGrid>
+      <w:tr>
+        <w:trPr>
+          <w:cantSplit/>
+        </w:trPr>
+        <w:tc>
+          <w:tcPr>
+            <w:tcW w:type="dxa" w:w="9968"/>
+            <w:shd w:fill="EFF6FF"/>
+            <w:tcMar>
+              <w:top w:w="135" w:type="dxa"/>
+              <w:start w:w="165" w:type="dxa"/>
+              <w:bottom w:w="135" w:type="dxa"/>
+              <w:end w:w="165" w:type="dxa"/>
+            </w:tcMar>
+          </w:tcPr>
+          <w:p>
+            <w:pPr>
+              <w:spacing w:after="60"/>
+            </w:pPr>
             <w:r>
-              <w:br/>
+              <w:rPr>
+                <w:b/>
+                <w:color w:val="1D4ED8"/>
+                <w:sz w:val="19"/>
+              </w:rPr>
+              <w:t xml:space="preserve">Expected.</w:t>
+            </w:r>
+          </w:p>
+          <w:p>
+            <w:pPr>
+              <w:spacing w:after="0"/>
+            </w:pPr>
+            <w:r>
+              <w:t xml:space="preserve">Server bind hanya ke </w:t>
             </w:r>
             <w:r>
               <w:rPr>
                 <w:rFonts w:ascii="Liberation Mono" w:hAnsi="Liberation Mono"/>
-                <w:color w:val="F9FAFB"/>
-                <w:sz w:val="15"/>
               </w:rPr>
-              <w:t>charlie</w:t>
+              <w:t xml:space="preserve">127.0.0.1</w:t>
+            </w:r>
+            <w:r>
+              <w:t xml:space="preserve"> dan menyediakan endpoint </w:t>
+            </w:r>
+            <w:r>
+              <w:rPr>
+                <w:rFonts w:ascii="Liberation Mono" w:hAnsi="Liberation Mono"/>
+              </w:rPr>
+              <w:t xml:space="preserve">/echo</w:t>
+            </w:r>
+            <w:r>
+              <w:t xml:space="preserve">, </w:t>
+            </w:r>
+            <w:r>
+              <w:rPr>
+                <w:rFonts w:ascii="Liberation Mono" w:hAnsi="Liberation Mono"/>
+              </w:rPr>
+              <w:t xml:space="preserve">/cookie</w:t>
+            </w:r>
+            <w:r>
+              <w:t xml:space="preserve">, </w:t>
+            </w:r>
+            <w:r>
+              <w:rPr>
+                <w:rFonts w:ascii="Liberation Mono" w:hAnsi="Liberation Mono"/>
+              </w:rPr>
+              <w:t xml:space="preserve">/redirect</w:t>
+            </w:r>
+            <w:r>
+              <w:t xml:space="preserve">, </w:t>
+            </w:r>
+            <w:r>
+              <w:rPr>
+                <w:rFonts w:ascii="Liberation Mono" w:hAnsi="Liberation Mono"/>
+              </w:rPr>
+              <w:t xml:space="preserve">/login</w:t>
+            </w:r>
+            <w:r>
+              <w:t xml:space="preserve">, </w:t>
+            </w:r>
+            <w:r>
+              <w:rPr>
+                <w:rFonts w:ascii="Liberation Mono" w:hAnsi="Liberation Mono"/>
+              </w:rPr>
+              <w:t xml:space="preserve">/reflect</w:t>
+            </w:r>
+            <w:r>
+              <w:t xml:space="preserve"> untuk observasi protocol.</w:t>
             </w:r>
           </w:p>
         </w:tc>
@@ -5294,47 +4467,443 @@
     </w:tbl>
     <w:p>
       <w:pPr>
-        <w:spacing w:after="20"/>
+        <w:pStyle w:val="Heading1"/>
       </w:pPr>
+      <w:r>
+        <w:t xml:space="preserve">18. Hands-on Lab 10.3 — Proxy + HTTP History</w:t>
+      </w:r>
     </w:p>
     <w:p>
       <w:pPr>
-        <w:spacing w:after="40"/>
+        <w:numPr>
+          <w:numId w:val="1"/>
+        </w:numPr>
       </w:pPr>
       <w:r>
-        <w:t>1. Jalankan attack kecil dengan tiga payload.</w:t>
+        <w:t xml:space="preserve">Buka Burp → Proxy → Intercept → </w:t>
+      </w:r>
+      <w:r>
+        <w:rPr>
+          <w:i/>
+        </w:rPr>
+        <w:t xml:space="preserve">Open Browser</w:t>
+      </w:r>
+      <w:r>
+        <w:t xml:space="preserve">.</w:t>
       </w:r>
     </w:p>
     <w:p>
       <w:pPr>
-        <w:spacing w:after="40"/>
+        <w:numPr>
+          <w:numId w:val="1"/>
+        </w:numPr>
       </w:pPr>
       <w:r>
-        <w:t>2. Bandingkan status dan response length.</w:t>
+        <w:t xml:space="preserve">Pastikan Intercept </w:t>
+      </w:r>
+      <w:r>
+        <w:rPr>
+          <w:b/>
+        </w:rPr>
+        <w:t xml:space="preserve">OFF</w:t>
+      </w:r>
+      <w:r>
+        <w:t xml:space="preserve"> agar browsing lancar.</w:t>
       </w:r>
     </w:p>
     <w:p>
       <w:pPr>
-        <w:spacing w:after="40"/>
+        <w:numPr>
+          <w:numId w:val="1"/>
+        </w:numPr>
       </w:pPr>
       <w:r>
-        <w:t>3. Jangan tambahkan payload besar atau high-rate configuration.</w:t>
+        <w:t xml:space="preserve">Buka </w:t>
+      </w:r>
+      <w:r>
+        <w:rPr>
+          <w:rFonts w:ascii="Liberation Mono" w:hAnsi="Liberation Mono"/>
+        </w:rPr>
+        <w:t xml:space="preserve">http://127.0.0.1:8090/</w:t>
+      </w:r>
+      <w:r>
+        <w:t xml:space="preserve">.</w:t>
       </w:r>
     </w:p>
     <w:p>
       <w:pPr>
-        <w:spacing w:after="40"/>
+        <w:numPr>
+          <w:numId w:val="1"/>
+        </w:numPr>
       </w:pPr>
       <w:r>
-        <w:t>4. Tutup attack setelah memahami mekanismenya.</w:t>
+        <w:t xml:space="preserve">Kunjungi </w:t>
+      </w:r>
+      <w:r>
+        <w:rPr>
+          <w:rFonts w:ascii="Liberation Mono" w:hAnsi="Liberation Mono"/>
+        </w:rPr>
+        <w:t xml:space="preserve">/echo?name=alice&amp;role=user</w:t>
+      </w:r>
+      <w:r>
+        <w:t xml:space="preserve">, </w:t>
+      </w:r>
+      <w:r>
+        <w:rPr>
+          <w:rFonts w:ascii="Liberation Mono" w:hAnsi="Liberation Mono"/>
+        </w:rPr>
+        <w:t xml:space="preserve">/cookie</w:t>
+      </w:r>
+      <w:r>
+        <w:t xml:space="preserve">, dan </w:t>
+      </w:r>
+      <w:r>
+        <w:rPr>
+          <w:rFonts w:ascii="Liberation Mono" w:hAnsi="Liberation Mono"/>
+        </w:rPr>
+        <w:t xml:space="preserve">/redirect</w:t>
+      </w:r>
+      <w:r>
+        <w:t xml:space="preserve">.</w:t>
       </w:r>
     </w:p>
     <w:p>
       <w:pPr>
-        <w:pStyle w:val="Heading2"/>
+        <w:numPr>
+          <w:numId w:val="1"/>
+        </w:numPr>
       </w:pPr>
       <w:r>
-        <w:t>Lab 10.10 - Optional Juice Shop Proxy Workflow</w:t>
+        <w:t xml:space="preserve">Buka Proxy → HTTP history dan filter traffic ke </w:t>
+      </w:r>
+      <w:r>
+        <w:rPr>
+          <w:rFonts w:ascii="Liberation Mono" w:hAnsi="Liberation Mono"/>
+        </w:rPr>
+        <w:t xml:space="preserve">127.0.0.1:8090</w:t>
+      </w:r>
+      <w:r>
+        <w:t xml:space="preserve">.</w:t>
+      </w:r>
+    </w:p>
+    <w:p>
+      <w:pPr>
+        <w:numPr>
+          <w:numId w:val="1"/>
+        </w:numPr>
+      </w:pPr>
+      <w:r>
+        <w:t xml:space="preserve">Catat method, status, length, MIME type, cookies, dan redirect.</w:t>
+      </w:r>
+    </w:p>
+    <w:p>
+      <w:pPr>
+        <w:pStyle w:val="Heading1"/>
+      </w:pPr>
+      <w:r>
+        <w:t xml:space="preserve">19. Hands-on Lab 10.4 — Set Target Scope</w:t>
+      </w:r>
+    </w:p>
+    <w:p>
+      <w:pPr>
+        <w:numPr>
+          <w:numId w:val="1"/>
+        </w:numPr>
+      </w:pPr>
+      <w:r>
+        <w:t xml:space="preserve">Dari HTTP History atau Site map, </w:t>
+      </w:r>
+      <w:r>
+        <w:rPr>
+          <w:i/>
+        </w:rPr>
+        <w:t xml:space="preserve">add</w:t>
+      </w:r>
+      <w:r>
+        <w:t xml:space="preserve"> </w:t>
+      </w:r>
+      <w:r>
+        <w:rPr>
+          <w:rFonts w:ascii="Liberation Mono" w:hAnsi="Liberation Mono"/>
+        </w:rPr>
+        <w:t xml:space="preserve">http://127.0.0.1:8090/</w:t>
+      </w:r>
+      <w:r>
+        <w:t xml:space="preserve"> ke scope.</w:t>
+      </w:r>
+    </w:p>
+    <w:p>
+      <w:pPr>
+        <w:numPr>
+          <w:numId w:val="1"/>
+        </w:numPr>
+      </w:pPr>
+      <w:r>
+        <w:t xml:space="preserve">Filter tampilan ke in-scope items.</w:t>
+      </w:r>
+    </w:p>
+    <w:p>
+      <w:pPr>
+        <w:numPr>
+          <w:numId w:val="1"/>
+        </w:numPr>
+      </w:pPr>
+      <w:r>
+        <w:t xml:space="preserve">Pastikan target lain tidak ikut diproses dalam workflow module.</w:t>
+      </w:r>
+    </w:p>
+    <w:p>
+      <w:pPr>
+        <w:pStyle w:val="Heading1"/>
+      </w:pPr>
+      <w:r>
+        <w:t xml:space="preserve">20. Hands-on Lab 10.5 — Intercept Satu Request</w:t>
+      </w:r>
+    </w:p>
+    <w:p>
+      <w:pPr>
+        <w:numPr>
+          <w:numId w:val="1"/>
+        </w:numPr>
+      </w:pPr>
+      <w:r>
+        <w:t xml:space="preserve">Aktifkan Intercept </w:t>
+      </w:r>
+      <w:r>
+        <w:rPr>
+          <w:b/>
+        </w:rPr>
+        <w:t xml:space="preserve">ON</w:t>
+      </w:r>
+      <w:r>
+        <w:t xml:space="preserve">.</w:t>
+      </w:r>
+    </w:p>
+    <w:p>
+      <w:pPr>
+        <w:numPr>
+          <w:numId w:val="1"/>
+        </w:numPr>
+      </w:pPr>
+      <w:r>
+        <w:t xml:space="preserve">Di Burp browser buka </w:t>
+      </w:r>
+      <w:r>
+        <w:rPr>
+          <w:rFonts w:ascii="Liberation Mono" w:hAnsi="Liberation Mono"/>
+        </w:rPr>
+        <w:t xml:space="preserve">/echo?name=alice&amp;role=user</w:t>
+      </w:r>
+      <w:r>
+        <w:t xml:space="preserve">.</w:t>
+      </w:r>
+    </w:p>
+    <w:p>
+      <w:pPr>
+        <w:numPr>
+          <w:numId w:val="1"/>
+        </w:numPr>
+      </w:pPr>
+      <w:r>
+        <w:t xml:space="preserve">Saat request tertahan, ubah </w:t>
+      </w:r>
+      <w:r>
+        <w:rPr>
+          <w:rFonts w:ascii="Liberation Mono" w:hAnsi="Liberation Mono"/>
+        </w:rPr>
+        <w:t xml:space="preserve">name=alice</w:t>
+      </w:r>
+      <w:r>
+        <w:t xml:space="preserve"> menjadi </w:t>
+      </w:r>
+      <w:r>
+        <w:rPr>
+          <w:rFonts w:ascii="Liberation Mono" w:hAnsi="Liberation Mono"/>
+        </w:rPr>
+        <w:t xml:space="preserve">name=bob</w:t>
+      </w:r>
+      <w:r>
+        <w:t xml:space="preserve">.</w:t>
+      </w:r>
+    </w:p>
+    <w:p>
+      <w:pPr>
+        <w:numPr>
+          <w:numId w:val="1"/>
+        </w:numPr>
+      </w:pPr>
+      <w:r>
+        <w:t xml:space="preserve">Forward request.</w:t>
+      </w:r>
+    </w:p>
+    <w:p>
+      <w:pPr>
+        <w:numPr>
+          <w:numId w:val="1"/>
+        </w:numPr>
+      </w:pPr>
+      <w:r>
+        <w:t xml:space="preserve">Matikan Intercept kembali.</w:t>
+      </w:r>
+    </w:p>
+    <w:p>
+      <w:pPr>
+        <w:numPr>
+          <w:numId w:val="1"/>
+        </w:numPr>
+      </w:pPr>
+      <w:r>
+        <w:t xml:space="preserve">Bandingkan response dan catat perubahannya.</w:t>
+      </w:r>
+    </w:p>
+    <w:tbl>
+      <w:tblPr>
+        <w:tblW w:type="auto" w:w="0"/>
+        <w:jc w:val="center"/>
+      </w:tblPr>
+      <w:tblGrid>
+        <w:gridCol w:w="9968"/>
+      </w:tblGrid>
+      <w:tr>
+        <w:trPr>
+          <w:cantSplit/>
+        </w:trPr>
+        <w:tc>
+          <w:tcPr>
+            <w:tcW w:type="dxa" w:w="9968"/>
+            <w:shd w:fill="ECFDF5"/>
+            <w:tcMar>
+              <w:top w:w="135" w:type="dxa"/>
+              <w:start w:w="165" w:type="dxa"/>
+              <w:bottom w:w="135" w:type="dxa"/>
+              <w:end w:w="165" w:type="dxa"/>
+            </w:tcMar>
+          </w:tcPr>
+          <w:p>
+            <w:pPr>
+              <w:spacing w:after="60"/>
+            </w:pPr>
+            <w:r>
+              <w:rPr>
+                <w:b/>
+                <w:color w:val="047857"/>
+                <w:sz w:val="19"/>
+              </w:rPr>
+              <w:t xml:space="preserve">Goal.</w:t>
+            </w:r>
+          </w:p>
+          <w:p>
+            <w:pPr>
+              <w:spacing w:after="0"/>
+            </w:pPr>
+            <w:r>
+              <w:t xml:space="preserve">Buktikan hubungan </w:t>
+            </w:r>
+            <w:r>
+              <w:rPr>
+                <w:i/>
+              </w:rPr>
+              <w:t xml:space="preserve">request → modification → response</w:t>
+            </w:r>
+            <w:r>
+              <w:t xml:space="preserve">. Jangan mengejar "bug" — fokus ke kemampuan membaca dan mengontrol message.</w:t>
+            </w:r>
+          </w:p>
+        </w:tc>
+      </w:tr>
+    </w:tbl>
+    <w:p>
+      <w:pPr>
+        <w:pStyle w:val="Heading1"/>
+      </w:pPr>
+      <w:r>
+        <w:t xml:space="preserve">21. Hands-on Lab 10.6 — Repeater Baseline</w:t>
+      </w:r>
+    </w:p>
+    <w:p>
+      <w:pPr>
+        <w:numPr>
+          <w:numId w:val="1"/>
+        </w:numPr>
+      </w:pPr>
+      <w:r>
+        <w:t xml:space="preserve">Dari HTTP History pilih request </w:t>
+      </w:r>
+      <w:r>
+        <w:rPr>
+          <w:rFonts w:ascii="Liberation Mono" w:hAnsi="Liberation Mono"/>
+        </w:rPr>
+        <w:t xml:space="preserve">/echo</w:t>
+      </w:r>
+      <w:r>
+        <w:t xml:space="preserve"> lalu </w:t>
+      </w:r>
+      <w:r>
+        <w:rPr>
+          <w:i/>
+        </w:rPr>
+        <w:t xml:space="preserve">Send to Repeater</w:t>
+      </w:r>
+      <w:r>
+        <w:t xml:space="preserve">.</w:t>
+      </w:r>
+    </w:p>
+    <w:p>
+      <w:pPr>
+        <w:numPr>
+          <w:numId w:val="1"/>
+        </w:numPr>
+      </w:pPr>
+      <w:r>
+        <w:t xml:space="preserve">Kirim baseline tanpa perubahan.</w:t>
+      </w:r>
+    </w:p>
+    <w:p>
+      <w:pPr>
+        <w:numPr>
+          <w:numId w:val="1"/>
+        </w:numPr>
+      </w:pPr>
+      <w:r>
+        <w:t xml:space="preserve">Ubah hanya parameter </w:t>
+      </w:r>
+      <w:r>
+        <w:rPr>
+          <w:rFonts w:ascii="Liberation Mono" w:hAnsi="Liberation Mono"/>
+        </w:rPr>
+        <w:t xml:space="preserve">name</w:t>
+      </w:r>
+      <w:r>
+        <w:t xml:space="preserve">, kirim lagi.</w:t>
+      </w:r>
+    </w:p>
+    <w:p>
+      <w:pPr>
+        <w:numPr>
+          <w:numId w:val="1"/>
+        </w:numPr>
+      </w:pPr>
+      <w:r>
+        <w:t xml:space="preserve">Ubah hanya </w:t>
+      </w:r>
+      <w:r>
+        <w:rPr>
+          <w:rFonts w:ascii="Liberation Mono" w:hAnsi="Liberation Mono"/>
+        </w:rPr>
+        <w:t xml:space="preserve">role</w:t>
+      </w:r>
+      <w:r>
+        <w:t xml:space="preserve">, kirim lagi.</w:t>
+      </w:r>
+    </w:p>
+    <w:p>
+      <w:pPr>
+        <w:numPr>
+          <w:numId w:val="1"/>
+        </w:numPr>
+      </w:pPr>
+      <w:r>
+        <w:t xml:space="preserve">Bandingkan status, response body, dan length.</w:t>
       </w:r>
     </w:p>
     <w:tbl>
@@ -5342,7 +4911,6 @@
         <w:tblW w:type="auto" w:w="0"/>
         <w:jc w:val="center"/>
         <w:tblLayout w:type="autofit"/>
-        <w:tblLook w:firstColumn="1" w:firstRow="1" w:lastColumn="0" w:lastRow="0" w:noHBand="0" w:noVBand="1" w:val="04A0"/>
       </w:tblPr>
       <w:tblGrid>
         <w:gridCol w:w="9968"/>
@@ -5372,18 +4940,59 @@
                 <w:color w:val="F9FAFB"/>
                 <w:sz w:val="15"/>
               </w:rPr>
-              <w:t>./labs/juice-shop-lab.sh create</w:t>
+              <w:t xml:space="preserve">python observation-log.py \</w:t>
             </w:r>
-            <w:r>
-              <w:br/>
-            </w:r>
+          </w:p>
+          <w:p>
+            <w:pPr>
+              <w:spacing w:after="0" w:line="240" w:lineRule="auto"/>
+            </w:pPr>
             <w:r>
               <w:rPr>
                 <w:rFonts w:ascii="Liberation Mono" w:hAnsi="Liberation Mono"/>
                 <w:color w:val="F9FAFB"/>
                 <w:sz w:val="15"/>
               </w:rPr>
-              <w:t>./labs/juice-shop-lab.sh status</w:t>
+              <w:t xml:space="preserve">  module10-burp/04-notes/observations.csv \</w:t>
+            </w:r>
+          </w:p>
+          <w:p>
+            <w:pPr>
+              <w:spacing w:after="0" w:line="240" w:lineRule="auto"/>
+            </w:pPr>
+            <w:r>
+              <w:rPr>
+                <w:rFonts w:ascii="Liberation Mono" w:hAnsi="Liberation Mono"/>
+                <w:color w:val="F9FAFB"/>
+                <w:sz w:val="15"/>
+              </w:rPr>
+              <w:t xml:space="preserve">  --tool Repeater \</w:t>
+            </w:r>
+          </w:p>
+          <w:p>
+            <w:pPr>
+              <w:spacing w:after="0" w:line="240" w:lineRule="auto"/>
+            </w:pPr>
+            <w:r>
+              <w:rPr>
+                <w:rFonts w:ascii="Liberation Mono" w:hAnsi="Liberation Mono"/>
+                <w:color w:val="F9FAFB"/>
+                <w:sz w:val="15"/>
+              </w:rPr>
+              <w:t xml:space="preserve">  --request 'GET /echo?name=bob&amp;role=user' \</w:t>
+            </w:r>
+          </w:p>
+          <w:p>
+            <w:pPr>
+              <w:spacing w:after="0" w:line="240" w:lineRule="auto"/>
+            </w:pPr>
+            <w:r>
+              <w:rPr>
+                <w:rFonts w:ascii="Liberation Mono" w:hAnsi="Liberation Mono"/>
+                <w:color w:val="F9FAFB"/>
+                <w:sz w:val="15"/>
+              </w:rPr>
+              <w:t xml:space="preserve">  --observation 'Only name changed; JSON query value changed accordingly'</w:t>
             </w:r>
           </w:p>
         </w:tc>
@@ -5391,59 +5000,248 @@
     </w:tbl>
     <w:p>
       <w:pPr>
-        <w:spacing w:after="20"/>
+        <w:pStyle w:val="Heading1"/>
       </w:pPr>
+      <w:r>
+        <w:t xml:space="preserve">22. Hands-on Lab 10.7 — Cookie Observation</w:t>
+      </w:r>
     </w:p>
     <w:p>
       <w:pPr>
-        <w:spacing w:after="40"/>
+        <w:numPr>
+          <w:numId w:val="1"/>
+        </w:numPr>
       </w:pPr>
       <w:r>
-        <w:t>1. Add http://127.0.0.1:3000/ ke scope.</w:t>
+        <w:t xml:space="preserve">Kunjungi </w:t>
+      </w:r>
+      <w:r>
+        <w:rPr>
+          <w:rFonts w:ascii="Liberation Mono" w:hAnsi="Liberation Mono"/>
+        </w:rPr>
+        <w:t xml:space="preserve">/cookie</w:t>
+      </w:r>
+      <w:r>
+        <w:t xml:space="preserve">.</w:t>
       </w:r>
     </w:p>
     <w:p>
       <w:pPr>
-        <w:spacing w:after="40"/>
+        <w:numPr>
+          <w:numId w:val="1"/>
+        </w:numPr>
       </w:pPr>
       <w:r>
-        <w:t>2. Browse halaman dengan Intercept OFF.</w:t>
+        <w:t xml:space="preserve">Di response, cari </w:t>
+      </w:r>
+      <w:r>
+        <w:rPr>
+          <w:rFonts w:ascii="Liberation Mono" w:hAnsi="Liberation Mono"/>
+        </w:rPr>
+        <w:t xml:space="preserve">Set-Cookie</w:t>
+      </w:r>
+      <w:r>
+        <w:t xml:space="preserve"> (akan terlihat </w:t>
+      </w:r>
+      <w:r>
+        <w:rPr>
+          <w:rFonts w:ascii="Liberation Mono" w:hAnsi="Liberation Mono"/>
+        </w:rPr>
+        <w:t xml:space="preserve">module10_session=training-only; Path=/; HttpOnly; SameSite=Lax</w:t>
+      </w:r>
+      <w:r>
+        <w:t xml:space="preserve">).</w:t>
       </w:r>
     </w:p>
     <w:p>
       <w:pPr>
-        <w:spacing w:after="40"/>
+        <w:numPr>
+          <w:numId w:val="1"/>
+        </w:numPr>
       </w:pPr>
       <w:r>
-        <w:t>3. Gunakan HTTP History untuk mengenali XHR/fetch/API requests.</w:t>
+        <w:t xml:space="preserve">Kunjungi </w:t>
+      </w:r>
+      <w:r>
+        <w:rPr>
+          <w:rFonts w:ascii="Liberation Mono" w:hAnsi="Liberation Mono"/>
+        </w:rPr>
+        <w:t xml:space="preserve">/echo</w:t>
+      </w:r>
+      <w:r>
+        <w:t xml:space="preserve"> lagi dan lihat header </w:t>
+      </w:r>
+      <w:r>
+        <w:rPr>
+          <w:rFonts w:ascii="Liberation Mono" w:hAnsi="Liberation Mono"/>
+        </w:rPr>
+        <w:t xml:space="preserve">Cookie</w:t>
+      </w:r>
+      <w:r>
+        <w:t xml:space="preserve"> yang dikirim browser.</w:t>
       </w:r>
     </w:p>
     <w:p>
       <w:pPr>
-        <w:spacing w:after="40"/>
+        <w:numPr>
+          <w:numId w:val="1"/>
+        </w:numPr>
       </w:pPr>
       <w:r>
-        <w:t>4. Pilih SATU harmless GET request dan kirim ke Repeater.</w:t>
+        <w:t xml:space="preserve">Identifikasi </w:t>
+      </w:r>
+      <w:r>
+        <w:rPr>
+          <w:rFonts w:ascii="Liberation Mono" w:hAnsi="Liberation Mono"/>
+        </w:rPr>
+        <w:t xml:space="preserve">HttpOnly</w:t>
+      </w:r>
+      <w:r>
+        <w:t xml:space="preserve">, </w:t>
+      </w:r>
+      <w:r>
+        <w:rPr>
+          <w:rFonts w:ascii="Liberation Mono" w:hAnsi="Liberation Mono"/>
+        </w:rPr>
+        <w:t xml:space="preserve">SameSite</w:t>
+      </w:r>
+      <w:r>
+        <w:t xml:space="preserve">, </w:t>
+      </w:r>
+      <w:r>
+        <w:rPr>
+          <w:rFonts w:ascii="Liberation Mono" w:hAnsi="Liberation Mono"/>
+        </w:rPr>
+        <w:t xml:space="preserve">Path</w:t>
+      </w:r>
+      <w:r>
+        <w:t xml:space="preserve">, dan apakah </w:t>
+      </w:r>
+      <w:r>
+        <w:rPr>
+          <w:rFonts w:ascii="Liberation Mono" w:hAnsi="Liberation Mono"/>
+        </w:rPr>
+        <w:t xml:space="preserve">Secure</w:t>
+      </w:r>
+      <w:r>
+        <w:t xml:space="preserve"> ada.</w:t>
       </w:r>
     </w:p>
     <w:p>
       <w:pPr>
-        <w:spacing w:after="40"/>
+        <w:numPr>
+          <w:numId w:val="1"/>
+        </w:numPr>
       </w:pPr>
       <w:r>
-        <w:t>5. Jangan mengerjakan challenge exploitation dulu; objective hanya tool workflow.</w:t>
+        <w:t xml:space="preserve">Jangan menyimpulkan vulnerability hanya dari satu attribute tanpa context transport/application.</w:t>
       </w:r>
     </w:p>
     <w:p>
       <w:pPr>
-        <w:spacing w:after="40"/>
+        <w:pStyle w:val="Heading1"/>
       </w:pPr>
       <w:r>
+        <w:t xml:space="preserve">23. Hands-on Lab 10.8 — Decoder</w:t>
+      </w:r>
+    </w:p>
+    <w:p>
+      <w:pPr>
+        <w:numPr>
+          <w:numId w:val="1"/>
+        </w:numPr>
+      </w:pPr>
+      <w:r>
+        <w:t xml:space="preserve">Pilih teks </w:t>
+      </w:r>
+      <w:r>
         <w:rPr>
-          <w:b/>
-          <w:color w:val="475569"/>
+          <w:rFonts w:ascii="Liberation Mono" w:hAnsi="Liberation Mono"/>
         </w:rPr>
-        <w:t>Cleanup setelah selesai</w:t>
+        <w:t xml:space="preserve">role=user admin</w:t>
+      </w:r>
+      <w:r>
+        <w:t xml:space="preserve"> dan </w:t>
+      </w:r>
+      <w:r>
+        <w:rPr>
+          <w:i/>
+        </w:rPr>
+        <w:t xml:space="preserve">Send to Decoder</w:t>
+      </w:r>
+      <w:r>
+        <w:t xml:space="preserve">.</w:t>
+      </w:r>
+    </w:p>
+    <w:p>
+      <w:pPr>
+        <w:numPr>
+          <w:numId w:val="1"/>
+        </w:numPr>
+      </w:pPr>
+      <w:r>
+        <w:t xml:space="preserve">URL-encode value tersebut.</w:t>
+      </w:r>
+    </w:p>
+    <w:p>
+      <w:pPr>
+        <w:numPr>
+          <w:numId w:val="1"/>
+        </w:numPr>
+      </w:pPr>
+      <w:r>
+        <w:t xml:space="preserve">Base64-encode value aslinya.</w:t>
+      </w:r>
+    </w:p>
+    <w:p>
+      <w:pPr>
+        <w:numPr>
+          <w:numId w:val="1"/>
+        </w:numPr>
+      </w:pPr>
+      <w:r>
+        <w:t xml:space="preserve">Decode kembali untuk membuktikan reversibility.</w:t>
+      </w:r>
+    </w:p>
+    <w:p>
+      <w:pPr>
+        <w:numPr>
+          <w:numId w:val="1"/>
+        </w:numPr>
+      </w:pPr>
+      <w:r>
+        <w:t xml:space="preserve">Catat perbedaan encoding vs encryption di notes lo.</w:t>
+      </w:r>
+    </w:p>
+    <w:p>
+      <w:pPr>
+        <w:pStyle w:val="Heading1"/>
+      </w:pPr>
+      <w:r>
+        <w:t xml:space="preserve">24. Hands-on Lab 10.9 — Small Intruder Demo</w:t>
+      </w:r>
+    </w:p>
+    <w:p>
+      <w:r>
+        <w:t xml:space="preserve">Gunakan hanya endpoint loopback. Dari request </w:t>
+      </w:r>
+      <w:r>
+        <w:rPr>
+          <w:rFonts w:ascii="Liberation Mono" w:hAnsi="Liberation Mono"/>
+        </w:rPr>
+        <w:t xml:space="preserve">/echo?name=alice</w:t>
+      </w:r>
+      <w:r>
+        <w:t xml:space="preserve">, kirim ke Intruder dan tandai hanya value </w:t>
+      </w:r>
+      <w:r>
+        <w:rPr>
+          <w:rFonts w:ascii="Liberation Mono" w:hAnsi="Liberation Mono"/>
+        </w:rPr>
+        <w:t xml:space="preserve">alice</w:t>
+      </w:r>
+      <w:r>
+        <w:t xml:space="preserve"> sebagai payload position.</w:t>
       </w:r>
     </w:p>
     <w:tbl>
@@ -5451,7 +5249,6 @@
         <w:tblW w:type="auto" w:w="0"/>
         <w:jc w:val="center"/>
         <w:tblLayout w:type="autofit"/>
-        <w:tblLook w:firstColumn="1" w:firstRow="1" w:lastColumn="0" w:lastRow="0" w:noHBand="0" w:noVBand="1" w:val="04A0"/>
       </w:tblPr>
       <w:tblGrid>
         <w:gridCol w:w="9968"/>
@@ -5481,7 +5278,46 @@
                 <w:color w:val="F9FAFB"/>
                 <w:sz w:val="15"/>
               </w:rPr>
-              <w:t>./labs/juice-shop-lab.sh cleanup</w:t>
+              <w:t xml:space="preserve">Payload set:</w:t>
+            </w:r>
+          </w:p>
+          <w:p>
+            <w:pPr>
+              <w:spacing w:after="0" w:line="240" w:lineRule="auto"/>
+            </w:pPr>
+            <w:r>
+              <w:rPr>
+                <w:rFonts w:ascii="Liberation Mono" w:hAnsi="Liberation Mono"/>
+                <w:color w:val="F9FAFB"/>
+                <w:sz w:val="15"/>
+              </w:rPr>
+              <w:t xml:space="preserve">alice</w:t>
+            </w:r>
+          </w:p>
+          <w:p>
+            <w:pPr>
+              <w:spacing w:after="0" w:line="240" w:lineRule="auto"/>
+            </w:pPr>
+            <w:r>
+              <w:rPr>
+                <w:rFonts w:ascii="Liberation Mono" w:hAnsi="Liberation Mono"/>
+                <w:color w:val="F9FAFB"/>
+                <w:sz w:val="15"/>
+              </w:rPr>
+              <w:t xml:space="preserve">bob</w:t>
+            </w:r>
+          </w:p>
+          <w:p>
+            <w:pPr>
+              <w:spacing w:after="0" w:line="240" w:lineRule="auto"/>
+            </w:pPr>
+            <w:r>
+              <w:rPr>
+                <w:rFonts w:ascii="Liberation Mono" w:hAnsi="Liberation Mono"/>
+                <w:color w:val="F9FAFB"/>
+                <w:sz w:val="15"/>
+              </w:rPr>
+              <w:t xml:space="preserve">charlie</w:t>
             </w:r>
           </w:p>
         </w:tc>
@@ -5489,112 +5325,57 @@
     </w:tbl>
     <w:p>
       <w:pPr>
-        <w:spacing w:after="20"/>
+        <w:numPr>
+          <w:numId w:val="1"/>
+        </w:numPr>
       </w:pPr>
+      <w:r>
+        <w:t xml:space="preserve">Jalankan attack kecil dengan tiga payload.</w:t>
+      </w:r>
+    </w:p>
+    <w:p>
+      <w:pPr>
+        <w:numPr>
+          <w:numId w:val="1"/>
+        </w:numPr>
+      </w:pPr>
+      <w:r>
+        <w:t xml:space="preserve">Bandingkan status dan response length.</w:t>
+      </w:r>
+    </w:p>
+    <w:p>
+      <w:pPr>
+        <w:numPr>
+          <w:numId w:val="1"/>
+        </w:numPr>
+      </w:pPr>
+      <w:r>
+        <w:t xml:space="preserve">Jangan tambahkan payload besar atau high-rate configuration.</w:t>
+      </w:r>
+    </w:p>
+    <w:p>
+      <w:pPr>
+        <w:numPr>
+          <w:numId w:val="1"/>
+        </w:numPr>
+      </w:pPr>
+      <w:r>
+        <w:t xml:space="preserve">Tutup attack setelah memahami mekanismenya.</w:t>
+      </w:r>
     </w:p>
     <w:p>
       <w:pPr>
         <w:pStyle w:val="Heading1"/>
       </w:pPr>
       <w:r>
-        <w:t>16. Practical Challenge - "Map One Interaction"</w:t>
-      </w:r>
-    </w:p>
-    <w:p>
-      <w:r>
-        <w:rPr>
-          <w:rFonts w:ascii="Liberation Sans" w:hAnsi="Liberation Sans"/>
-          <w:b w:val="0"/>
-        </w:rPr>
-        <w:t>Tanpa walkthrough, pilih satu interaction dari local Module 10 lab dan dokumentasikan alur lengkapnya.</w:t>
-      </w:r>
-    </w:p>
-    <w:p>
-      <w:r>
-        <w:rPr>
-          <w:rFonts w:ascii="Liberation Sans" w:hAnsi="Liberation Sans"/>
-          <w:b w:val="0"/>
-        </w:rPr>
-        <w:t>[ ] Scope URL ditulis jelas.</w:t>
-      </w:r>
-    </w:p>
-    <w:p>
-      <w:r>
-        <w:rPr>
-          <w:rFonts w:ascii="Liberation Sans" w:hAnsi="Liberation Sans"/>
-          <w:b w:val="0"/>
-        </w:rPr>
-        <w:t>[ ] Baseline request disimpan/catat.</w:t>
-      </w:r>
-    </w:p>
-    <w:p>
-      <w:r>
-        <w:rPr>
-          <w:rFonts w:ascii="Liberation Sans" w:hAnsi="Liberation Sans"/>
-          <w:b w:val="0"/>
-        </w:rPr>
-        <w:t>[ ] HTTP History entry diidentifikasi.</w:t>
-      </w:r>
-    </w:p>
-    <w:p>
-      <w:r>
-        <w:rPr>
-          <w:rFonts w:ascii="Liberation Sans" w:hAnsi="Liberation Sans"/>
-          <w:b w:val="0"/>
-        </w:rPr>
-        <w:t>[ ] Request dikirim ke Repeater.</w:t>
-      </w:r>
-    </w:p>
-    <w:p>
-      <w:r>
-        <w:rPr>
-          <w:rFonts w:ascii="Liberation Sans" w:hAnsi="Liberation Sans"/>
-          <w:b w:val="0"/>
-        </w:rPr>
-        <w:t>[ ] Hanya satu variabel diubah.</w:t>
-      </w:r>
-    </w:p>
-    <w:p>
-      <w:r>
-        <w:rPr>
-          <w:rFonts w:ascii="Liberation Sans" w:hAnsi="Liberation Sans"/>
-          <w:b w:val="0"/>
-        </w:rPr>
-        <w:t>[ ] Response dibandingkan secara eksplisit.</w:t>
-      </w:r>
-    </w:p>
-    <w:p>
-      <w:r>
-        <w:rPr>
-          <w:rFonts w:ascii="Liberation Sans" w:hAnsi="Liberation Sans"/>
-          <w:b w:val="0"/>
-        </w:rPr>
-        <w:t>[ ] Cookie/state dicatat bila relevan.</w:t>
-      </w:r>
-    </w:p>
-    <w:p>
-      <w:r>
-        <w:rPr>
-          <w:rFonts w:ascii="Liberation Sans" w:hAnsi="Liberation Sans"/>
-          <w:b w:val="0"/>
-        </w:rPr>
-        <w:t>[ ] Tidak ada claim vulnerability tanpa bukti impact.</w:t>
-      </w:r>
-    </w:p>
-    <w:p>
-      <w:r>
-        <w:rPr>
-          <w:rFonts w:ascii="Liberation Sans" w:hAnsi="Liberation Sans"/>
-          <w:b w:val="0"/>
-        </w:rPr>
-        <w:t>[ ] Evidence/notes memiliki timestamp dan hash bila ada file evidence.</w:t>
+        <w:t xml:space="preserve">25. Hands-on Lab 10.10 — Optional Juice Shop Proxy Workflow</w:t>
       </w:r>
     </w:p>
     <w:tbl>
       <w:tblPr>
         <w:tblW w:type="auto" w:w="0"/>
         <w:jc w:val="center"/>
-        <w:tblLook w:firstColumn="1" w:firstRow="1" w:lastColumn="0" w:lastRow="0" w:noHBand="0" w:noVBand="1" w:val="04A0"/>
+        <w:tblLayout w:type="autofit"/>
       </w:tblPr>
       <w:tblGrid>
         <w:gridCol w:w="9968"/>
@@ -5606,7 +5387,225 @@
         <w:tc>
           <w:tcPr>
             <w:tcW w:type="dxa" w:w="9968"/>
-            <w:shd w:fill="F5F3FF"/>
+            <w:shd w:fill="111827"/>
+            <w:tcMar>
+              <w:top w:w="125" w:type="dxa"/>
+              <w:start w:w="155" w:type="dxa"/>
+              <w:bottom w:w="125" w:type="dxa"/>
+              <w:end w:w="155" w:type="dxa"/>
+            </w:tcMar>
+          </w:tcPr>
+          <w:p>
+            <w:pPr>
+              <w:spacing w:after="0" w:line="240" w:lineRule="auto"/>
+            </w:pPr>
+            <w:r>
+              <w:rPr>
+                <w:rFonts w:ascii="Liberation Mono" w:hAnsi="Liberation Mono"/>
+                <w:color w:val="F9FAFB"/>
+                <w:sz w:val="15"/>
+              </w:rPr>
+              <w:t xml:space="preserve">./juice-shop-lab.sh create</w:t>
+            </w:r>
+          </w:p>
+          <w:p>
+            <w:pPr>
+              <w:spacing w:after="0" w:line="240" w:lineRule="auto"/>
+            </w:pPr>
+            <w:r>
+              <w:rPr>
+                <w:rFonts w:ascii="Liberation Mono" w:hAnsi="Liberation Mono"/>
+                <w:color w:val="F9FAFB"/>
+                <w:sz w:val="15"/>
+              </w:rPr>
+              <w:t xml:space="preserve">./juice-shop-lab.sh status</w:t>
+            </w:r>
+          </w:p>
+        </w:tc>
+      </w:tr>
+    </w:tbl>
+    <w:p>
+      <w:pPr>
+        <w:numPr>
+          <w:numId w:val="1"/>
+        </w:numPr>
+      </w:pPr>
+      <w:r>
+        <w:t xml:space="preserve">Add </w:t>
+      </w:r>
+      <w:r>
+        <w:rPr>
+          <w:rFonts w:ascii="Liberation Mono" w:hAnsi="Liberation Mono"/>
+        </w:rPr>
+        <w:t xml:space="preserve">http://127.0.0.1:3000/</w:t>
+      </w:r>
+      <w:r>
+        <w:t xml:space="preserve"> ke scope.</w:t>
+      </w:r>
+    </w:p>
+    <w:p>
+      <w:pPr>
+        <w:numPr>
+          <w:numId w:val="1"/>
+        </w:numPr>
+      </w:pPr>
+      <w:r>
+        <w:t xml:space="preserve">Browse halaman dengan Intercept OFF.</w:t>
+      </w:r>
+    </w:p>
+    <w:p>
+      <w:pPr>
+        <w:numPr>
+          <w:numId w:val="1"/>
+        </w:numPr>
+      </w:pPr>
+      <w:r>
+        <w:t xml:space="preserve">Gunakan HTTP History untuk mengenali XHR/fetch/API request.</w:t>
+      </w:r>
+    </w:p>
+    <w:p>
+      <w:pPr>
+        <w:numPr>
+          <w:numId w:val="1"/>
+        </w:numPr>
+      </w:pPr>
+      <w:r>
+        <w:t xml:space="preserve">Pilih </w:t>
+      </w:r>
+      <w:r>
+        <w:rPr>
+          <w:b/>
+        </w:rPr>
+        <w:t xml:space="preserve">satu</w:t>
+      </w:r>
+      <w:r>
+        <w:t xml:space="preserve"> harmless GET request dan kirim ke Repeater.</w:t>
+      </w:r>
+    </w:p>
+    <w:p>
+      <w:pPr>
+        <w:numPr>
+          <w:numId w:val="1"/>
+        </w:numPr>
+      </w:pPr>
+      <w:r>
+        <w:t xml:space="preserve">Jangan mengerjakan challenge exploitation dulu — objective-nya hanya tool workflow.</w:t>
+      </w:r>
+    </w:p>
+    <w:tbl>
+      <w:tblPr>
+        <w:tblW w:type="auto" w:w="0"/>
+        <w:jc w:val="center"/>
+        <w:tblLayout w:type="autofit"/>
+      </w:tblPr>
+      <w:tblGrid>
+        <w:gridCol w:w="9968"/>
+      </w:tblGrid>
+      <w:tr>
+        <w:trPr>
+          <w:cantSplit/>
+        </w:trPr>
+        <w:tc>
+          <w:tcPr>
+            <w:tcW w:type="dxa" w:w="9968"/>
+            <w:shd w:fill="111827"/>
+            <w:tcMar>
+              <w:top w:w="125" w:type="dxa"/>
+              <w:start w:w="155" w:type="dxa"/>
+              <w:bottom w:w="125" w:type="dxa"/>
+              <w:end w:w="155" w:type="dxa"/>
+            </w:tcMar>
+          </w:tcPr>
+          <w:p>
+            <w:pPr>
+              <w:spacing w:after="0" w:line="240" w:lineRule="auto"/>
+            </w:pPr>
+            <w:r>
+              <w:rPr>
+                <w:rFonts w:ascii="Liberation Mono" w:hAnsi="Liberation Mono"/>
+                <w:color w:val="F9FAFB"/>
+                <w:sz w:val="15"/>
+              </w:rPr>
+              <w:t xml:space="preserve">./juice-shop-lab.sh cleanup</w:t>
+            </w:r>
+          </w:p>
+        </w:tc>
+      </w:tr>
+    </w:tbl>
+    <w:p>
+      <w:pPr>
+        <w:pStyle w:val="Heading1"/>
+      </w:pPr>
+      <w:r>
+        <w:t xml:space="preserve">26. Practical Challenge — "Map One Interaction"</w:t>
+      </w:r>
+    </w:p>
+    <w:p>
+      <w:r>
+        <w:t xml:space="preserve">Tanpa walkthrough, pilih satu interaction dari local Module 10 lab dan dokumentasikan alur lengkapnya.</w:t>
+      </w:r>
+    </w:p>
+    <w:p>
+      <w:r>
+        <w:t xml:space="preserve">[ ] Scope URL ditulis jelas.</w:t>
+      </w:r>
+    </w:p>
+    <w:p>
+      <w:r>
+        <w:t xml:space="preserve">[ ] Baseline request disimpan/dicatat.</w:t>
+      </w:r>
+    </w:p>
+    <w:p>
+      <w:r>
+        <w:t xml:space="preserve">[ ] HTTP History entry diidentifikasi.</w:t>
+      </w:r>
+    </w:p>
+    <w:p>
+      <w:r>
+        <w:t xml:space="preserve">[ ] Request dikirim ke Repeater.</w:t>
+      </w:r>
+    </w:p>
+    <w:p>
+      <w:r>
+        <w:t xml:space="preserve">[ ] Hanya satu variabel diubah.</w:t>
+      </w:r>
+    </w:p>
+    <w:p>
+      <w:r>
+        <w:t xml:space="preserve">[ ] Response dibandingkan secara eksplisit.</w:t>
+      </w:r>
+    </w:p>
+    <w:p>
+      <w:r>
+        <w:t xml:space="preserve">[ ] Cookie/state dicatat bila relevan.</w:t>
+      </w:r>
+    </w:p>
+    <w:p>
+      <w:r>
+        <w:t xml:space="preserve">[ ] Tidak ada klaim vulnerability tanpa bukti impact.</w:t>
+      </w:r>
+    </w:p>
+    <w:p>
+      <w:r>
+        <w:t xml:space="preserve">[ ] Evidence/notes punya timestamp dan hash (kalau ada file evidence).</w:t>
+      </w:r>
+    </w:p>
+    <w:tbl>
+      <w:tblPr>
+        <w:tblW w:type="auto" w:w="0"/>
+        <w:jc w:val="center"/>
+      </w:tblPr>
+      <w:tblGrid>
+        <w:gridCol w:w="9968"/>
+      </w:tblGrid>
+      <w:tr>
+        <w:trPr>
+          <w:cantSplit/>
+        </w:trPr>
+        <w:tc>
+          <w:tcPr>
+            <w:tcW w:type="dxa" w:w="9968"/>
+            <w:shd w:fill="ECFDF5"/>
             <w:tcMar>
               <w:top w:w="135" w:type="dxa"/>
               <w:start w:w="165" w:type="dxa"/>
@@ -5621,18 +5620,18 @@
             <w:r>
               <w:rPr>
                 <w:b/>
-                <w:color w:val="6D28D9"/>
-                <w:sz w:val="18"/>
+                <w:color w:val="047857"/>
+                <w:sz w:val="19"/>
               </w:rPr>
-              <w:t>Definition of done</w:t>
+              <w:t xml:space="preserve">Definition of done.</w:t>
             </w:r>
           </w:p>
           <w:p>
             <w:pPr>
-              <w:spacing w:after="0" w:line="252" w:lineRule="auto"/>
+              <w:spacing w:after="0"/>
             </w:pPr>
             <w:r>
-              <w:t>Orang lain harus bisa membaca notes lo dan mengulangi eksperimen yang sama terhadap local lab untuk mendapatkan behavior yang setara.</w:t>
+              <w:t xml:space="preserve">Orang lain harus bisa membaca notes lo dan mengulangi eksperimen yang sama terhadap local lab untuk mendapatkan behavior yang setara.</w:t>
             </w:r>
           </w:p>
         </w:tc>
@@ -5640,135 +5639,245 @@
     </w:tbl>
     <w:p>
       <w:pPr>
-        <w:spacing w:after="20"/>
+        <w:pStyle w:val="Heading1"/>
       </w:pPr>
+      <w:r>
+        <w:t xml:space="preserve">27. Knowledge Check</w:t>
+      </w:r>
+    </w:p>
+    <w:p>
+      <w:pPr>
+        <w:numPr>
+          <w:numId w:val="1"/>
+        </w:numPr>
+      </w:pPr>
+      <w:r>
+        <w:t xml:space="preserve">Apa perbedaan HTTP History dengan Intercept?</w:t>
+      </w:r>
+    </w:p>
+    <w:p>
+      <w:pPr>
+        <w:numPr>
+          <w:numId w:val="1"/>
+        </w:numPr>
+      </w:pPr>
+      <w:r>
+        <w:t xml:space="preserve">Kenapa Intercept tidak perlu selalu ON?</w:t>
+      </w:r>
+    </w:p>
+    <w:p>
+      <w:pPr>
+        <w:numPr>
+          <w:numId w:val="1"/>
+        </w:numPr>
+      </w:pPr>
+      <w:r>
+        <w:t xml:space="preserve">Apa manfaat menetapkan Target Scope sebelum testing?</w:t>
+      </w:r>
+    </w:p>
+    <w:p>
+      <w:pPr>
+        <w:numPr>
+          <w:numId w:val="1"/>
+        </w:numPr>
+      </w:pPr>
+      <w:r>
+        <w:t xml:space="preserve">Kenapa traffic yang muncul di Burp tidak otomatis berarti authorized?</w:t>
+      </w:r>
+    </w:p>
+    <w:p>
+      <w:pPr>
+        <w:numPr>
+          <w:numId w:val="1"/>
+        </w:numPr>
+      </w:pPr>
+      <w:r>
+        <w:t xml:space="preserve">Kapan Repeater lebih berguna daripada browser biasa?</w:t>
+      </w:r>
+    </w:p>
+    <w:p>
+      <w:pPr>
+        <w:numPr>
+          <w:numId w:val="1"/>
+        </w:numPr>
+      </w:pPr>
+      <w:r>
+        <w:t xml:space="preserve">Kenapa mengubah satu variabel per eksperimen membantu reasoning?</w:t>
+      </w:r>
+    </w:p>
+    <w:p>
+      <w:pPr>
+        <w:numPr>
+          <w:numId w:val="1"/>
+        </w:numPr>
+      </w:pPr>
+      <w:r>
+        <w:t xml:space="preserve">Apa perbedaan encoding dengan encryption?</w:t>
+      </w:r>
+    </w:p>
+    <w:p>
+      <w:pPr>
+        <w:numPr>
+          <w:numId w:val="1"/>
+        </w:numPr>
+      </w:pPr>
+      <w:r>
+        <w:t xml:space="preserve">Bagaimana </w:t>
+      </w:r>
+      <w:r>
+        <w:rPr>
+          <w:rFonts w:ascii="Liberation Mono" w:hAnsi="Liberation Mono"/>
+        </w:rPr>
+        <w:t xml:space="preserve">Set-Cookie</w:t>
+      </w:r>
+      <w:r>
+        <w:t xml:space="preserve"> berbeda dari </w:t>
+      </w:r>
+      <w:r>
+        <w:rPr>
+          <w:rFonts w:ascii="Liberation Mono" w:hAnsi="Liberation Mono"/>
+        </w:rPr>
+        <w:t xml:space="preserve">Cookie</w:t>
+      </w:r>
+      <w:r>
+        <w:t xml:space="preserve">?</w:t>
+      </w:r>
+    </w:p>
+    <w:p>
+      <w:pPr>
+        <w:numPr>
+          <w:numId w:val="1"/>
+        </w:numPr>
+      </w:pPr>
+      <w:r>
+        <w:t xml:space="preserve">Kenapa Burp built-in browser cocok untuk pemula?</w:t>
+      </w:r>
+    </w:p>
+    <w:p>
+      <w:pPr>
+        <w:numPr>
+          <w:numId w:val="1"/>
+        </w:numPr>
+      </w:pPr>
+      <w:r>
+        <w:t xml:space="preserve">Kenapa external browser butuh Burp CA untuk HTTPS?</w:t>
+      </w:r>
+    </w:p>
+    <w:p>
+      <w:pPr>
+        <w:numPr>
+          <w:numId w:val="1"/>
+        </w:numPr>
+      </w:pPr>
+      <w:r>
+        <w:t xml:space="preserve">Apa risiko dari trusted root CA yang bocor?</w:t>
+      </w:r>
+    </w:p>
+    <w:p>
+      <w:pPr>
+        <w:numPr>
+          <w:numId w:val="1"/>
+        </w:numPr>
+      </w:pPr>
+      <w:r>
+        <w:t xml:space="preserve">Apa yang dimaksud </w:t>
+      </w:r>
+      <w:r>
+        <w:rPr>
+          <w:i/>
+        </w:rPr>
+        <w:t xml:space="preserve">payload position</w:t>
+      </w:r>
+      <w:r>
+        <w:t xml:space="preserve"> di Intruder?</w:t>
+      </w:r>
+    </w:p>
+    <w:p>
+      <w:pPr>
+        <w:numPr>
+          <w:numId w:val="1"/>
+        </w:numPr>
+      </w:pPr>
+      <w:r>
+        <w:t xml:space="preserve">Kenapa Intruder dibatasi ke payload kecil di module ini?</w:t>
+      </w:r>
+    </w:p>
+    <w:p>
+      <w:pPr>
+        <w:numPr>
+          <w:numId w:val="1"/>
+        </w:numPr>
+      </w:pPr>
+      <w:r>
+        <w:t xml:space="preserve">Bagaimana cara membuktikan sebuah evidence file tidak berubah?</w:t>
+      </w:r>
+    </w:p>
+    <w:p>
+      <w:pPr>
+        <w:numPr>
+          <w:numId w:val="1"/>
+        </w:numPr>
+      </w:pPr>
+      <w:r>
+        <w:t xml:space="preserve">Kapan lo boleh mulai menguji target non-local?</w:t>
+      </w:r>
     </w:p>
     <w:p>
       <w:pPr>
         <w:pStyle w:val="Heading1"/>
       </w:pPr>
       <w:r>
-        <w:t>17. Knowledge Check</w:t>
+        <w:t xml:space="preserve">28. Exit Criteria</w:t>
       </w:r>
     </w:p>
     <w:p>
-      <w:pPr>
-        <w:spacing w:after="40"/>
-      </w:pPr>
-      <w:r>
-        <w:t>1. Apa perbedaan HTTP History dengan Intercept?</w:t>
+      <w:r>
+        <w:t xml:space="preserve">[ ] Bisa menjalankan Burp Community Edition di Omarchy.</w:t>
       </w:r>
     </w:p>
     <w:p>
-      <w:pPr>
-        <w:spacing w:after="40"/>
-      </w:pPr>
-      <w:r>
-        <w:t>2. Kenapa Intercept tidak perlu selalu ON?</w:t>
+      <w:r>
+        <w:t xml:space="preserve">[ ] Memahami listener loopback dan built-in browser.</w:t>
       </w:r>
     </w:p>
     <w:p>
-      <w:pPr>
-        <w:spacing w:after="40"/>
-      </w:pPr>
-      <w:r>
-        <w:t>3. Apa manfaat menetapkan Target Scope sebelum testing?</w:t>
+      <w:r>
+        <w:t xml:space="preserve">[ ] Bisa membuat scope dan memfilter history.</w:t>
       </w:r>
     </w:p>
     <w:p>
-      <w:pPr>
-        <w:spacing w:after="40"/>
-      </w:pPr>
-      <w:r>
-        <w:t>4. Kenapa traffic muncul di Burp tidak otomatis berarti authorized?</w:t>
+      <w:r>
+        <w:t xml:space="preserve">[ ] Bisa intercept satu request dan mengembalikannya ke flow normal.</w:t>
       </w:r>
     </w:p>
     <w:p>
-      <w:pPr>
-        <w:spacing w:after="40"/>
-      </w:pPr>
-      <w:r>
-        <w:t>5. Kapan Repeater lebih berguna daripada browser biasa?</w:t>
+      <w:r>
+        <w:t xml:space="preserve">[ ] Bisa menggunakan Repeater untuk baseline/change/compare.</w:t>
       </w:r>
     </w:p>
     <w:p>
-      <w:pPr>
-        <w:spacing w:after="40"/>
-      </w:pPr>
-      <w:r>
-        <w:t>6. Kenapa mengubah satu variabel per eksperimen membantu reasoning?</w:t>
+      <w:r>
+        <w:t xml:space="preserve">[ ] Bisa menggunakan Decoder untuk transformasi encoding dasar.</w:t>
       </w:r>
     </w:p>
     <w:p>
-      <w:pPr>
-        <w:spacing w:after="40"/>
-      </w:pPr>
-      <w:r>
-        <w:t>7. Apa perbedaan encoding dengan encryption?</w:t>
+      <w:r>
+        <w:t xml:space="preserve">[ ] Bisa menjelaskan cookie/session observation.</w:t>
       </w:r>
     </w:p>
     <w:p>
-      <w:pPr>
-        <w:spacing w:after="40"/>
-      </w:pPr>
-      <w:r>
-        <w:t>8. Bagaimana Set-Cookie berbeda dari Cookie?</w:t>
+      <w:r>
+        <w:t xml:space="preserve">[ ] Memahami konsep TLS interception dan Burp CA.</w:t>
       </w:r>
     </w:p>
     <w:p>
-      <w:pPr>
-        <w:spacing w:after="40"/>
-      </w:pPr>
-      <w:r>
-        <w:t>9. Kenapa Burp built-in browser cocok untuk pemula?</w:t>
+      <w:r>
+        <w:t xml:space="preserve">[ ] Memahami konsep Intruder tanpa melakukan brute-force.</w:t>
       </w:r>
     </w:p>
     <w:p>
-      <w:pPr>
-        <w:spacing w:after="40"/>
-      </w:pPr>
-      <w:r>
-        <w:t>10. Kenapa external browser HTTPS membutuhkan Burp CA?</w:t>
-      </w:r>
-    </w:p>
-    <w:p>
-      <w:pPr>
-        <w:spacing w:after="40"/>
-      </w:pPr>
-      <w:r>
-        <w:t>11. Apa risiko dari trusted root CA?</w:t>
-      </w:r>
-    </w:p>
-    <w:p>
-      <w:pPr>
-        <w:spacing w:after="40"/>
-      </w:pPr>
-      <w:r>
-        <w:t>12. Apa yang dimaksud payload position di Intruder?</w:t>
-      </w:r>
-    </w:p>
-    <w:p>
-      <w:pPr>
-        <w:spacing w:after="40"/>
-      </w:pPr>
-      <w:r>
-        <w:t>13. Kenapa Intruder dibatasi ke payload kecil di module ini?</w:t>
-      </w:r>
-    </w:p>
-    <w:p>
-      <w:pPr>
-        <w:spacing w:after="40"/>
-      </w:pPr>
-      <w:r>
-        <w:t>14. Bagaimana membuktikan evidence file tidak berubah?</w:t>
-      </w:r>
-    </w:p>
-    <w:p>
-      <w:pPr>
-        <w:spacing w:after="40"/>
-      </w:pPr>
-      <w:r>
-        <w:t>15. Kapan lo boleh mulai menguji target non-local?</w:t>
+      <w:r>
+        <w:t xml:space="preserve">[ ] Menyimpan notes/evidence yang reproducible.</w:t>
       </w:r>
     </w:p>
     <w:p>
@@ -5776,97 +5885,182 @@
         <w:pStyle w:val="Heading1"/>
       </w:pPr>
       <w:r>
-        <w:t>18. Exit Criteria</w:t>
+        <w:t xml:space="preserve">29. Deliverables</w:t>
       </w:r>
     </w:p>
     <w:p>
+      <w:pPr>
+        <w:numPr>
+          <w:numId w:val="1"/>
+        </w:numPr>
+      </w:pPr>
       <w:r>
         <w:rPr>
-          <w:rFonts w:ascii="Liberation Sans" w:hAnsi="Liberation Sans"/>
-          <w:b w:val="0"/>
+          <w:rFonts w:ascii="Liberation Mono" w:hAnsi="Liberation Mono"/>
         </w:rPr>
-        <w:t>[ ] Gue bisa menjalankan Burp Community Edition di Omarchy.</w:t>
+        <w:t xml:space="preserve">docx/</w:t>
+      </w:r>
+      <w:r>
+        <w:t xml:space="preserve"> — editable source</w:t>
       </w:r>
     </w:p>
     <w:p>
+      <w:pPr>
+        <w:numPr>
+          <w:numId w:val="1"/>
+        </w:numPr>
+      </w:pPr>
       <w:r>
         <w:rPr>
-          <w:rFonts w:ascii="Liberation Sans" w:hAnsi="Liberation Sans"/>
-          <w:b w:val="0"/>
+          <w:rFonts w:ascii="Liberation Mono" w:hAnsi="Liberation Mono"/>
         </w:rPr>
-        <w:t>[ ] Gue memahami listener loopback dan built-in browser.</w:t>
+        <w:t xml:space="preserve">pdf/</w:t>
+      </w:r>
+      <w:r>
+        <w:t xml:space="preserve"> — final learning module</w:t>
       </w:r>
     </w:p>
     <w:p>
+      <w:pPr>
+        <w:numPr>
+          <w:numId w:val="1"/>
+        </w:numPr>
+      </w:pPr>
       <w:r>
         <w:rPr>
-          <w:rFonts w:ascii="Liberation Sans" w:hAnsi="Liberation Sans"/>
-          <w:b w:val="0"/>
+          <w:rFonts w:ascii="Liberation Mono" w:hAnsi="Liberation Mono"/>
         </w:rPr>
-        <w:t>[ ] Gue bisa membuat scope dan memfilter history.</w:t>
+        <w:t xml:space="preserve">labs/workspace-init.sh</w:t>
+      </w:r>
+      <w:r>
+        <w:t xml:space="preserve"> — scaffold workspace private (</w:t>
+      </w:r>
+      <w:r>
+        <w:rPr>
+          <w:rFonts w:ascii="Liberation Mono" w:hAnsi="Liberation Mono"/>
+        </w:rPr>
+        <w:t xml:space="preserve">00-scope</w:t>
+      </w:r>
+      <w:r>
+        <w:t xml:space="preserve"> … </w:t>
+      </w:r>
+      <w:r>
+        <w:rPr>
+          <w:rFonts w:ascii="Liberation Mono" w:hAnsi="Liberation Mono"/>
+        </w:rPr>
+        <w:t xml:space="preserve">05-summary</w:t>
+      </w:r>
+      <w:r>
+        <w:t xml:space="preserve">)</w:t>
       </w:r>
     </w:p>
     <w:p>
+      <w:pPr>
+        <w:numPr>
+          <w:numId w:val="1"/>
+        </w:numPr>
+      </w:pPr>
       <w:r>
         <w:rPr>
-          <w:rFonts w:ascii="Liberation Sans" w:hAnsi="Liberation Sans"/>
-          <w:b w:val="0"/>
+          <w:rFonts w:ascii="Liberation Mono" w:hAnsi="Liberation Mono"/>
         </w:rPr>
-        <w:t>[ ] Gue bisa intercept satu request dan mengembalikannya ke flow normal.</w:t>
+        <w:t xml:space="preserve">labs/scope-guard.py</w:t>
+      </w:r>
+      <w:r>
+        <w:t xml:space="preserve"> — guardrail URL training (loopback + port whitelist)</w:t>
       </w:r>
     </w:p>
     <w:p>
+      <w:pPr>
+        <w:numPr>
+          <w:numId w:val="1"/>
+        </w:numPr>
+      </w:pPr>
       <w:r>
         <w:rPr>
-          <w:rFonts w:ascii="Liberation Sans" w:hAnsi="Liberation Sans"/>
-          <w:b w:val="0"/>
+          <w:rFonts w:ascii="Liberation Mono" w:hAnsi="Liberation Mono"/>
         </w:rPr>
-        <w:t>[ ] Gue bisa menggunakan Repeater untuk baseline/change/compare.</w:t>
+        <w:t xml:space="preserve">labs/burp-lab-server.py</w:t>
+      </w:r>
+      <w:r>
+        <w:t xml:space="preserve"> — local HTTP training server (</w:t>
+      </w:r>
+      <w:r>
+        <w:rPr>
+          <w:rFonts w:ascii="Liberation Mono" w:hAnsi="Liberation Mono"/>
+        </w:rPr>
+        <w:t xml:space="preserve">/echo</w:t>
+      </w:r>
+      <w:r>
+        <w:t xml:space="preserve">, </w:t>
+      </w:r>
+      <w:r>
+        <w:rPr>
+          <w:rFonts w:ascii="Liberation Mono" w:hAnsi="Liberation Mono"/>
+        </w:rPr>
+        <w:t xml:space="preserve">/cookie</w:t>
+      </w:r>
+      <w:r>
+        <w:t xml:space="preserve">, </w:t>
+      </w:r>
+      <w:r>
+        <w:rPr>
+          <w:rFonts w:ascii="Liberation Mono" w:hAnsi="Liberation Mono"/>
+        </w:rPr>
+        <w:t xml:space="preserve">/redirect</w:t>
+      </w:r>
+      <w:r>
+        <w:t xml:space="preserve">, </w:t>
+      </w:r>
+      <w:r>
+        <w:rPr>
+          <w:rFonts w:ascii="Liberation Mono" w:hAnsi="Liberation Mono"/>
+        </w:rPr>
+        <w:t xml:space="preserve">/login</w:t>
+      </w:r>
+      <w:r>
+        <w:t xml:space="preserve">, </w:t>
+      </w:r>
+      <w:r>
+        <w:rPr>
+          <w:rFonts w:ascii="Liberation Mono" w:hAnsi="Liberation Mono"/>
+        </w:rPr>
+        <w:t xml:space="preserve">/reflect</w:t>
+      </w:r>
+      <w:r>
+        <w:t xml:space="preserve">)</w:t>
       </w:r>
     </w:p>
     <w:p>
+      <w:pPr>
+        <w:numPr>
+          <w:numId w:val="1"/>
+        </w:numPr>
+      </w:pPr>
       <w:r>
         <w:rPr>
-          <w:rFonts w:ascii="Liberation Sans" w:hAnsi="Liberation Sans"/>
-          <w:b w:val="0"/>
+          <w:rFonts w:ascii="Liberation Mono" w:hAnsi="Liberation Mono"/>
         </w:rPr>
-        <w:t>[ ] Gue bisa menggunakan Decoder untuk transformasi encoding dasar.</w:t>
+        <w:t xml:space="preserve">labs/juice-shop-lab.sh</w:t>
+      </w:r>
+      <w:r>
+        <w:t xml:space="preserve"> — optional Juice Shop lifecycle wrapper</w:t>
       </w:r>
     </w:p>
     <w:p>
+      <w:pPr>
+        <w:numPr>
+          <w:numId w:val="1"/>
+        </w:numPr>
+      </w:pPr>
       <w:r>
         <w:rPr>
-          <w:rFonts w:ascii="Liberation Sans" w:hAnsi="Liberation Sans"/>
-          <w:b w:val="0"/>
+          <w:rFonts w:ascii="Liberation Mono" w:hAnsi="Liberation Mono"/>
         </w:rPr>
-        <w:t>[ ] Gue bisa menjelaskan cookie/session observation.</w:t>
-      </w:r>
-    </w:p>
-    <w:p>
-      <w:r>
-        <w:rPr>
-          <w:rFonts w:ascii="Liberation Sans" w:hAnsi="Liberation Sans"/>
-          <w:b w:val="0"/>
-        </w:rPr>
-        <w:t>[ ] Gue memahami konsep TLS interception dan Burp CA.</w:t>
-      </w:r>
-    </w:p>
-    <w:p>
-      <w:r>
-        <w:rPr>
-          <w:rFonts w:ascii="Liberation Sans" w:hAnsi="Liberation Sans"/>
-          <w:b w:val="0"/>
-        </w:rPr>
-        <w:t>[ ] Gue memahami konsep Intruder tanpa melakukan brute-force.</w:t>
-      </w:r>
-    </w:p>
-    <w:p>
-      <w:r>
-        <w:rPr>
-          <w:rFonts w:ascii="Liberation Sans" w:hAnsi="Liberation Sans"/>
-          <w:b w:val="0"/>
-        </w:rPr>
-        <w:t>[ ] Gue menyimpan notes/evidence yang reproducible.</w:t>
+        <w:t xml:space="preserve">labs/observation-log.py</w:t>
+      </w:r>
+      <w:r>
+        <w:t xml:space="preserve"> — structured observation log (CSV + SHA-256 evidence opsional)</w:t>
       </w:r>
     </w:p>
     <w:p>
@@ -5874,7 +6068,7 @@
         <w:pStyle w:val="Heading1"/>
       </w:pPr>
       <w:r>
-        <w:t>19. Cheat Sheet</w:t>
+        <w:t xml:space="preserve">30. Cheat Sheet</w:t>
       </w:r>
     </w:p>
     <w:tbl>
@@ -5882,7 +6076,6 @@
         <w:tblW w:type="auto" w:w="0"/>
         <w:jc w:val="center"/>
         <w:tblLayout w:type="autofit"/>
-        <w:tblLook w:firstColumn="1" w:firstRow="1" w:lastColumn="0" w:lastRow="0" w:noHBand="0" w:noVBand="1" w:val="04A0"/>
         <w:tblBorders>
           <w:top w:val="single" w:sz="5" w:space="0" w:color="E5E7EB"/>
           <w:left w:val="single" w:sz="5" w:space="0" w:color="E5E7EB"/>
@@ -5910,16 +6103,13 @@
             <w:vAlign w:val="center"/>
           </w:tcPr>
           <w:p>
-            <w:pPr>
-              <w:spacing w:after="0"/>
-            </w:pPr>
             <w:r>
               <w:rPr>
                 <w:b/>
                 <w:color w:val="FFFFFF"/>
-                <w:sz w:val="15"/>
+                <w:sz w:val="16"/>
               </w:rPr>
-              <w:t>Tujuan</w:t>
+              <w:t xml:space="preserve">Tujuan</w:t>
             </w:r>
           </w:p>
         </w:tc>
@@ -5936,16 +6126,13 @@
             <w:vAlign w:val="center"/>
           </w:tcPr>
           <w:p>
-            <w:pPr>
-              <w:spacing w:after="0"/>
-            </w:pPr>
             <w:r>
               <w:rPr>
                 <w:b/>
                 <w:color w:val="FFFFFF"/>
-                <w:sz w:val="15"/>
+                <w:sz w:val="16"/>
               </w:rPr>
-              <w:t>Lokasi / aksi</w:t>
+              <w:t xml:space="preserve">Lokasi/aksi</w:t>
             </w:r>
           </w:p>
         </w:tc>
@@ -5955,21 +6142,15 @@
           <w:tcPr>
             <w:tcW w:type="dxa" w:w="4984"/>
             <w:tcMar>
-              <w:top w:w="70" w:type="dxa"/>
-              <w:start w:w="80" w:type="dxa"/>
-              <w:bottom w:w="70" w:type="dxa"/>
-              <w:end w:w="80" w:type="dxa"/>
+              <w:top w:w="85" w:type="dxa"/>
+              <w:start w:w="90" w:type="dxa"/>
+              <w:bottom w:w="85" w:type="dxa"/>
+              <w:end w:w="90" w:type="dxa"/>
             </w:tcMar>
           </w:tcPr>
           <w:p>
-            <w:pPr>
-              <w:spacing w:after="0"/>
-            </w:pPr>
             <w:r>
-              <w:rPr>
-                <w:sz w:val="15"/>
-              </w:rPr>
-              <w:t>Buka browser Burp</w:t>
+              <w:t xml:space="preserve">Buka browser Burp</w:t>
             </w:r>
           </w:p>
         </w:tc>
@@ -5977,21 +6158,21 @@
           <w:tcPr>
             <w:tcW w:type="dxa" w:w="4984"/>
             <w:tcMar>
-              <w:top w:w="70" w:type="dxa"/>
-              <w:start w:w="80" w:type="dxa"/>
-              <w:bottom w:w="70" w:type="dxa"/>
-              <w:end w:w="80" w:type="dxa"/>
+              <w:top w:w="85" w:type="dxa"/>
+              <w:start w:w="90" w:type="dxa"/>
+              <w:bottom w:w="85" w:type="dxa"/>
+              <w:end w:w="90" w:type="dxa"/>
             </w:tcMar>
           </w:tcPr>
           <w:p>
-            <w:pPr>
-              <w:spacing w:after="0"/>
-            </w:pPr>
+            <w:r>
+              <w:t xml:space="preserve">Proxy → Intercept → </w:t>
+            </w:r>
             <w:r>
               <w:rPr>
-                <w:sz w:val="15"/>
+                <w:i/>
               </w:rPr>
-              <w:t>Proxy -&gt; Intercept -&gt; Open Browser</w:t>
+              <w:t xml:space="preserve">Open Browser</w:t>
             </w:r>
           </w:p>
         </w:tc>
@@ -6001,21 +6182,15 @@
           <w:tcPr>
             <w:tcW w:type="dxa" w:w="4984"/>
             <w:tcMar>
-              <w:top w:w="70" w:type="dxa"/>
-              <w:start w:w="80" w:type="dxa"/>
-              <w:bottom w:w="70" w:type="dxa"/>
-              <w:end w:w="80" w:type="dxa"/>
+              <w:top w:w="85" w:type="dxa"/>
+              <w:start w:w="90" w:type="dxa"/>
+              <w:bottom w:w="85" w:type="dxa"/>
+              <w:end w:w="90" w:type="dxa"/>
             </w:tcMar>
           </w:tcPr>
           <w:p>
-            <w:pPr>
-              <w:spacing w:after="0"/>
-            </w:pPr>
             <w:r>
-              <w:rPr>
-                <w:sz w:val="15"/>
-              </w:rPr>
-              <w:t>Lihat semua traffic</w:t>
+              <w:t xml:space="preserve">Lihat semua traffic</w:t>
             </w:r>
           </w:p>
         </w:tc>
@@ -6023,21 +6198,15 @@
           <w:tcPr>
             <w:tcW w:type="dxa" w:w="4984"/>
             <w:tcMar>
-              <w:top w:w="70" w:type="dxa"/>
-              <w:start w:w="80" w:type="dxa"/>
-              <w:bottom w:w="70" w:type="dxa"/>
-              <w:end w:w="80" w:type="dxa"/>
+              <w:top w:w="85" w:type="dxa"/>
+              <w:start w:w="90" w:type="dxa"/>
+              <w:bottom w:w="85" w:type="dxa"/>
+              <w:end w:w="90" w:type="dxa"/>
             </w:tcMar>
           </w:tcPr>
           <w:p>
-            <w:pPr>
-              <w:spacing w:after="0"/>
-            </w:pPr>
             <w:r>
-              <w:rPr>
-                <w:sz w:val="15"/>
-              </w:rPr>
-              <w:t>Proxy -&gt; HTTP history</w:t>
+              <w:t xml:space="preserve">Proxy → HTTP history</w:t>
             </w:r>
           </w:p>
         </w:tc>
@@ -6047,21 +6216,15 @@
           <w:tcPr>
             <w:tcW w:type="dxa" w:w="4984"/>
             <w:tcMar>
-              <w:top w:w="70" w:type="dxa"/>
-              <w:start w:w="80" w:type="dxa"/>
-              <w:bottom w:w="70" w:type="dxa"/>
-              <w:end w:w="80" w:type="dxa"/>
+              <w:top w:w="85" w:type="dxa"/>
+              <w:start w:w="90" w:type="dxa"/>
+              <w:bottom w:w="85" w:type="dxa"/>
+              <w:end w:w="90" w:type="dxa"/>
             </w:tcMar>
           </w:tcPr>
           <w:p>
-            <w:pPr>
-              <w:spacing w:after="0"/>
-            </w:pPr>
             <w:r>
-              <w:rPr>
-                <w:sz w:val="15"/>
-              </w:rPr>
-              <w:t>Tetapkan scope</w:t>
+              <w:t xml:space="preserve">Tetapkan scope</w:t>
             </w:r>
           </w:p>
         </w:tc>
@@ -6069,21 +6232,21 @@
           <w:tcPr>
             <w:tcW w:type="dxa" w:w="4984"/>
             <w:tcMar>
-              <w:top w:w="70" w:type="dxa"/>
-              <w:start w:w="80" w:type="dxa"/>
-              <w:bottom w:w="70" w:type="dxa"/>
-              <w:end w:w="80" w:type="dxa"/>
+              <w:top w:w="85" w:type="dxa"/>
+              <w:start w:w="90" w:type="dxa"/>
+              <w:bottom w:w="85" w:type="dxa"/>
+              <w:end w:w="90" w:type="dxa"/>
             </w:tcMar>
           </w:tcPr>
           <w:p>
-            <w:pPr>
-              <w:spacing w:after="0"/>
-            </w:pPr>
+            <w:r>
+              <w:t xml:space="preserve">Target → Scope / klik kanan request → </w:t>
+            </w:r>
             <w:r>
               <w:rPr>
-                <w:sz w:val="15"/>
+                <w:i/>
               </w:rPr>
-              <w:t>Target -&gt; Scope / right-click request -&gt; Add to scope</w:t>
+              <w:t xml:space="preserve">Add to scope</w:t>
             </w:r>
           </w:p>
         </w:tc>
@@ -6093,21 +6256,15 @@
           <w:tcPr>
             <w:tcW w:type="dxa" w:w="4984"/>
             <w:tcMar>
-              <w:top w:w="70" w:type="dxa"/>
-              <w:start w:w="80" w:type="dxa"/>
-              <w:bottom w:w="70" w:type="dxa"/>
-              <w:end w:w="80" w:type="dxa"/>
+              <w:top w:w="85" w:type="dxa"/>
+              <w:start w:w="90" w:type="dxa"/>
+              <w:bottom w:w="85" w:type="dxa"/>
+              <w:end w:w="90" w:type="dxa"/>
             </w:tcMar>
           </w:tcPr>
           <w:p>
-            <w:pPr>
-              <w:spacing w:after="0"/>
-            </w:pPr>
             <w:r>
-              <w:rPr>
-                <w:sz w:val="15"/>
-              </w:rPr>
-              <w:t>Tahan request</w:t>
+              <w:t xml:space="preserve">Tahan request</w:t>
             </w:r>
           </w:p>
         </w:tc>
@@ -6115,21 +6272,15 @@
           <w:tcPr>
             <w:tcW w:type="dxa" w:w="4984"/>
             <w:tcMar>
-              <w:top w:w="70" w:type="dxa"/>
-              <w:start w:w="80" w:type="dxa"/>
-              <w:bottom w:w="70" w:type="dxa"/>
-              <w:end w:w="80" w:type="dxa"/>
+              <w:top w:w="85" w:type="dxa"/>
+              <w:start w:w="90" w:type="dxa"/>
+              <w:bottom w:w="85" w:type="dxa"/>
+              <w:end w:w="90" w:type="dxa"/>
             </w:tcMar>
           </w:tcPr>
           <w:p>
-            <w:pPr>
-              <w:spacing w:after="0"/>
-            </w:pPr>
             <w:r>
-              <w:rPr>
-                <w:sz w:val="15"/>
-              </w:rPr>
-              <w:t>Proxy -&gt; Intercept -&gt; Intercept ON</w:t>
+              <w:t xml:space="preserve">Proxy → Intercept → Intercept ON</w:t>
             </w:r>
           </w:p>
         </w:tc>
@@ -6139,21 +6290,15 @@
           <w:tcPr>
             <w:tcW w:type="dxa" w:w="4984"/>
             <w:tcMar>
-              <w:top w:w="70" w:type="dxa"/>
-              <w:start w:w="80" w:type="dxa"/>
-              <w:bottom w:w="70" w:type="dxa"/>
-              <w:end w:w="80" w:type="dxa"/>
+              <w:top w:w="85" w:type="dxa"/>
+              <w:start w:w="90" w:type="dxa"/>
+              <w:bottom w:w="85" w:type="dxa"/>
+              <w:end w:w="90" w:type="dxa"/>
             </w:tcMar>
           </w:tcPr>
           <w:p>
-            <w:pPr>
-              <w:spacing w:after="0"/>
-            </w:pPr>
             <w:r>
-              <w:rPr>
-                <w:sz w:val="15"/>
-              </w:rPr>
-              <w:t>Eksperimen manual</w:t>
+              <w:t xml:space="preserve">Eksperimen manual</w:t>
             </w:r>
           </w:p>
         </w:tc>
@@ -6161,21 +6306,18 @@
           <w:tcPr>
             <w:tcW w:type="dxa" w:w="4984"/>
             <w:tcMar>
-              <w:top w:w="70" w:type="dxa"/>
-              <w:start w:w="80" w:type="dxa"/>
-              <w:bottom w:w="70" w:type="dxa"/>
-              <w:end w:w="80" w:type="dxa"/>
+              <w:top w:w="85" w:type="dxa"/>
+              <w:start w:w="90" w:type="dxa"/>
+              <w:bottom w:w="85" w:type="dxa"/>
+              <w:end w:w="90" w:type="dxa"/>
             </w:tcMar>
           </w:tcPr>
           <w:p>
-            <w:pPr>
-              <w:spacing w:after="0"/>
-            </w:pPr>
             <w:r>
               <w:rPr>
-                <w:sz w:val="15"/>
+                <w:i/>
               </w:rPr>
-              <w:t>Send to Repeater</w:t>
+              <w:t xml:space="preserve">Send to Repeater</w:t>
             </w:r>
           </w:p>
         </w:tc>
@@ -6185,21 +6327,15 @@
           <w:tcPr>
             <w:tcW w:type="dxa" w:w="4984"/>
             <w:tcMar>
-              <w:top w:w="70" w:type="dxa"/>
-              <w:start w:w="80" w:type="dxa"/>
-              <w:bottom w:w="70" w:type="dxa"/>
-              <w:end w:w="80" w:type="dxa"/>
+              <w:top w:w="85" w:type="dxa"/>
+              <w:start w:w="90" w:type="dxa"/>
+              <w:bottom w:w="85" w:type="dxa"/>
+              <w:end w:w="90" w:type="dxa"/>
             </w:tcMar>
           </w:tcPr>
           <w:p>
-            <w:pPr>
-              <w:spacing w:after="0"/>
-            </w:pPr>
             <w:r>
-              <w:rPr>
-                <w:sz w:val="15"/>
-              </w:rPr>
-              <w:t>Transform encoding</w:t>
+              <w:t xml:space="preserve">Transform encoding</w:t>
             </w:r>
           </w:p>
         </w:tc>
@@ -6207,21 +6343,18 @@
           <w:tcPr>
             <w:tcW w:type="dxa" w:w="4984"/>
             <w:tcMar>
-              <w:top w:w="70" w:type="dxa"/>
-              <w:start w:w="80" w:type="dxa"/>
-              <w:bottom w:w="70" w:type="dxa"/>
-              <w:end w:w="80" w:type="dxa"/>
+              <w:top w:w="85" w:type="dxa"/>
+              <w:start w:w="90" w:type="dxa"/>
+              <w:bottom w:w="85" w:type="dxa"/>
+              <w:end w:w="90" w:type="dxa"/>
             </w:tcMar>
           </w:tcPr>
           <w:p>
-            <w:pPr>
-              <w:spacing w:after="0"/>
-            </w:pPr>
             <w:r>
               <w:rPr>
-                <w:sz w:val="15"/>
+                <w:i/>
               </w:rPr>
-              <w:t>Send to Decoder</w:t>
+              <w:t xml:space="preserve">Send to Decoder</w:t>
             </w:r>
           </w:p>
         </w:tc>
@@ -6231,21 +6364,15 @@
           <w:tcPr>
             <w:tcW w:type="dxa" w:w="4984"/>
             <w:tcMar>
-              <w:top w:w="70" w:type="dxa"/>
-              <w:start w:w="80" w:type="dxa"/>
-              <w:bottom w:w="70" w:type="dxa"/>
-              <w:end w:w="80" w:type="dxa"/>
+              <w:top w:w="85" w:type="dxa"/>
+              <w:start w:w="90" w:type="dxa"/>
+              <w:bottom w:w="85" w:type="dxa"/>
+              <w:end w:w="90" w:type="dxa"/>
             </w:tcMar>
           </w:tcPr>
           <w:p>
-            <w:pPr>
-              <w:spacing w:after="0"/>
-            </w:pPr>
             <w:r>
-              <w:rPr>
-                <w:sz w:val="15"/>
-              </w:rPr>
-              <w:t>Controlled automation</w:t>
+              <w:t xml:space="preserve">Controlled automation</w:t>
             </w:r>
           </w:p>
         </w:tc>
@@ -6253,21 +6380,18 @@
           <w:tcPr>
             <w:tcW w:type="dxa" w:w="4984"/>
             <w:tcMar>
-              <w:top w:w="70" w:type="dxa"/>
-              <w:start w:w="80" w:type="dxa"/>
-              <w:bottom w:w="70" w:type="dxa"/>
-              <w:end w:w="80" w:type="dxa"/>
+              <w:top w:w="85" w:type="dxa"/>
+              <w:start w:w="90" w:type="dxa"/>
+              <w:bottom w:w="85" w:type="dxa"/>
+              <w:end w:w="90" w:type="dxa"/>
             </w:tcMar>
           </w:tcPr>
           <w:p>
-            <w:pPr>
-              <w:spacing w:after="0"/>
-            </w:pPr>
             <w:r>
               <w:rPr>
-                <w:sz w:val="15"/>
+                <w:i/>
               </w:rPr>
-              <w:t>Send to Intruder</w:t>
+              <w:t xml:space="preserve">Send to Intruder</w:t>
             </w:r>
           </w:p>
         </w:tc>
@@ -6277,21 +6401,15 @@
           <w:tcPr>
             <w:tcW w:type="dxa" w:w="4984"/>
             <w:tcMar>
-              <w:top w:w="70" w:type="dxa"/>
-              <w:start w:w="80" w:type="dxa"/>
-              <w:bottom w:w="70" w:type="dxa"/>
-              <w:end w:w="80" w:type="dxa"/>
+              <w:top w:w="85" w:type="dxa"/>
+              <w:start w:w="90" w:type="dxa"/>
+              <w:bottom w:w="85" w:type="dxa"/>
+              <w:end w:w="90" w:type="dxa"/>
             </w:tcMar>
           </w:tcPr>
           <w:p>
-            <w:pPr>
-              <w:spacing w:after="0"/>
-            </w:pPr>
             <w:r>
-              <w:rPr>
-                <w:sz w:val="15"/>
-              </w:rPr>
-              <w:t>Default listener</w:t>
+              <w:t xml:space="preserve">Default listener</w:t>
             </w:r>
           </w:p>
         </w:tc>
@@ -6299,21 +6417,18 @@
           <w:tcPr>
             <w:tcW w:type="dxa" w:w="4984"/>
             <w:tcMar>
-              <w:top w:w="70" w:type="dxa"/>
-              <w:start w:w="80" w:type="dxa"/>
-              <w:bottom w:w="70" w:type="dxa"/>
-              <w:end w:w="80" w:type="dxa"/>
+              <w:top w:w="85" w:type="dxa"/>
+              <w:start w:w="90" w:type="dxa"/>
+              <w:bottom w:w="85" w:type="dxa"/>
+              <w:end w:w="90" w:type="dxa"/>
             </w:tcMar>
           </w:tcPr>
           <w:p>
-            <w:pPr>
-              <w:spacing w:after="0"/>
-            </w:pPr>
             <w:r>
               <w:rPr>
-                <w:sz w:val="15"/>
+                <w:rFonts w:ascii="Liberation Mono" w:hAnsi="Liberation Mono"/>
               </w:rPr>
-              <w:t>127.0.0.1:8080</w:t>
+              <w:t xml:space="preserve">127.0.0.1:8080</w:t>
             </w:r>
           </w:p>
         </w:tc>
@@ -6323,21 +6438,15 @@
           <w:tcPr>
             <w:tcW w:type="dxa" w:w="4984"/>
             <w:tcMar>
-              <w:top w:w="70" w:type="dxa"/>
-              <w:start w:w="80" w:type="dxa"/>
-              <w:bottom w:w="70" w:type="dxa"/>
-              <w:end w:w="80" w:type="dxa"/>
+              <w:top w:w="85" w:type="dxa"/>
+              <w:start w:w="90" w:type="dxa"/>
+              <w:bottom w:w="85" w:type="dxa"/>
+              <w:end w:w="90" w:type="dxa"/>
             </w:tcMar>
           </w:tcPr>
           <w:p>
-            <w:pPr>
-              <w:spacing w:after="0"/>
-            </w:pPr>
             <w:r>
-              <w:rPr>
-                <w:sz w:val="15"/>
-              </w:rPr>
-              <w:t>Local Module 10 target</w:t>
+              <w:t xml:space="preserve">Local Module 10 target</w:t>
             </w:r>
           </w:p>
         </w:tc>
@@ -6345,21 +6454,18 @@
           <w:tcPr>
             <w:tcW w:type="dxa" w:w="4984"/>
             <w:tcMar>
-              <w:top w:w="70" w:type="dxa"/>
-              <w:start w:w="80" w:type="dxa"/>
-              <w:bottom w:w="70" w:type="dxa"/>
-              <w:end w:w="80" w:type="dxa"/>
+              <w:top w:w="85" w:type="dxa"/>
+              <w:start w:w="90" w:type="dxa"/>
+              <w:bottom w:w="85" w:type="dxa"/>
+              <w:end w:w="90" w:type="dxa"/>
             </w:tcMar>
           </w:tcPr>
           <w:p>
-            <w:pPr>
-              <w:spacing w:after="0"/>
-            </w:pPr>
             <w:r>
               <w:rPr>
-                <w:sz w:val="15"/>
+                <w:rFonts w:ascii="Liberation Mono" w:hAnsi="Liberation Mono"/>
               </w:rPr>
-              <w:t>127.0.0.1:8090</w:t>
+              <w:t xml:space="preserve">127.0.0.1:8090</w:t>
             </w:r>
           </w:p>
         </w:tc>
@@ -6369,21 +6475,15 @@
           <w:tcPr>
             <w:tcW w:type="dxa" w:w="4984"/>
             <w:tcMar>
-              <w:top w:w="70" w:type="dxa"/>
-              <w:start w:w="80" w:type="dxa"/>
-              <w:bottom w:w="70" w:type="dxa"/>
-              <w:end w:w="80" w:type="dxa"/>
+              <w:top w:w="85" w:type="dxa"/>
+              <w:start w:w="90" w:type="dxa"/>
+              <w:bottom w:w="85" w:type="dxa"/>
+              <w:end w:w="90" w:type="dxa"/>
             </w:tcMar>
           </w:tcPr>
           <w:p>
-            <w:pPr>
-              <w:spacing w:after="0"/>
-            </w:pPr>
             <w:r>
-              <w:rPr>
-                <w:sz w:val="15"/>
-              </w:rPr>
-              <w:t>Optional Juice Shop</w:t>
+              <w:t xml:space="preserve">Optional Juice Shop</w:t>
             </w:r>
           </w:p>
         </w:tc>
@@ -6391,21 +6491,110 @@
           <w:tcPr>
             <w:tcW w:type="dxa" w:w="4984"/>
             <w:tcMar>
-              <w:top w:w="70" w:type="dxa"/>
-              <w:start w:w="80" w:type="dxa"/>
-              <w:bottom w:w="70" w:type="dxa"/>
-              <w:end w:w="80" w:type="dxa"/>
+              <w:top w:w="85" w:type="dxa"/>
+              <w:start w:w="90" w:type="dxa"/>
+              <w:bottom w:w="85" w:type="dxa"/>
+              <w:end w:w="90" w:type="dxa"/>
+            </w:tcMar>
+          </w:tcPr>
+          <w:p>
+            <w:r>
+              <w:rPr>
+                <w:rFonts w:ascii="Liberation Mono" w:hAnsi="Liberation Mono"/>
+              </w:rPr>
+              <w:t xml:space="preserve">127.0.0.1:3000</w:t>
+            </w:r>
+          </w:p>
+        </w:tc>
+      </w:tr>
+    </w:tbl>
+    <w:tbl>
+      <w:tblPr>
+        <w:tblW w:type="auto" w:w="0"/>
+        <w:jc w:val="center"/>
+        <w:tblLayout w:type="autofit"/>
+      </w:tblPr>
+      <w:tblGrid>
+        <w:gridCol w:w="9968"/>
+      </w:tblGrid>
+      <w:tr>
+        <w:trPr>
+          <w:cantSplit/>
+        </w:trPr>
+        <w:tc>
+          <w:tcPr>
+            <w:tcW w:type="dxa" w:w="9968"/>
+            <w:shd w:fill="111827"/>
+            <w:tcMar>
+              <w:top w:w="125" w:type="dxa"/>
+              <w:start w:w="155" w:type="dxa"/>
+              <w:bottom w:w="125" w:type="dxa"/>
+              <w:end w:w="155" w:type="dxa"/>
             </w:tcMar>
           </w:tcPr>
           <w:p>
             <w:pPr>
-              <w:spacing w:after="0"/>
+              <w:spacing w:after="0" w:line="240" w:lineRule="auto"/>
             </w:pPr>
             <w:r>
               <w:rPr>
+                <w:rFonts w:ascii="Liberation Mono" w:hAnsi="Liberation Mono"/>
+                <w:color w:val="F9FAFB"/>
                 <w:sz w:val="15"/>
               </w:rPr>
-              <w:t>127.0.0.1:3000</w:t>
+              <w:t xml:space="preserve">./labs/workspace-init.sh module10-burp</w:t>
+            </w:r>
+          </w:p>
+          <w:p>
+            <w:pPr>
+              <w:spacing w:after="0" w:line="240" w:lineRule="auto"/>
+            </w:pPr>
+            <w:r>
+              <w:rPr>
+                <w:rFonts w:ascii="Liberation Mono" w:hAnsi="Liberation Mono"/>
+                <w:color w:val="F9FAFB"/>
+                <w:sz w:val="15"/>
+              </w:rPr>
+              <w:t xml:space="preserve">python labs/burp-lab-server.py --port 8090</w:t>
+            </w:r>
+          </w:p>
+          <w:p>
+            <w:pPr>
+              <w:spacing w:after="0" w:line="240" w:lineRule="auto"/>
+            </w:pPr>
+            <w:r>
+              <w:rPr>
+                <w:rFonts w:ascii="Liberation Mono" w:hAnsi="Liberation Mono"/>
+                <w:color w:val="F9FAFB"/>
+                <w:sz w:val="15"/>
+              </w:rPr>
+              <w:t xml:space="preserve">python labs/scope-guard.py http://127.0.0.1:8090/</w:t>
+            </w:r>
+          </w:p>
+          <w:p>
+            <w:pPr>
+              <w:spacing w:after="0" w:line="240" w:lineRule="auto"/>
+            </w:pPr>
+            <w:r>
+              <w:rPr>
+                <w:rFonts w:ascii="Liberation Mono" w:hAnsi="Liberation Mono"/>
+                <w:color w:val="F9FAFB"/>
+                <w:sz w:val="15"/>
+              </w:rPr>
+              <w:t xml:space="preserve">./labs/juice-shop-lab.sh create   # optional</w:t>
+            </w:r>
+          </w:p>
+          <w:p>
+            <w:pPr>
+              <w:spacing w:after="0" w:line="240" w:lineRule="auto"/>
+            </w:pPr>
+            <w:r>
+              <w:rPr>
+                <w:rFonts w:ascii="Liberation Mono" w:hAnsi="Liberation Mono"/>
+                <w:color w:val="F9FAFB"/>
+                <w:sz w:val="15"/>
+              </w:rPr>
+              <w:t xml:space="preserve">./labs/juice-shop-lab.sh cleanup</w:t>
             </w:r>
           </w:p>
         </w:tc>
@@ -6413,282 +6602,116 @@
     </w:tbl>
     <w:p>
       <w:pPr>
-        <w:spacing w:after="20"/>
+        <w:pStyle w:val="Heading1"/>
       </w:pPr>
+      <w:r>
+        <w:t xml:space="preserve">31. References</w:t>
+      </w:r>
     </w:p>
     <w:p>
       <w:pPr>
-        <w:pStyle w:val="Heading1"/>
+        <w:numPr>
+          <w:numId w:val="1"/>
+        </w:numPr>
       </w:pPr>
       <w:r>
-        <w:t>20. Referensi Resmi</w:t>
+        <w:t xml:space="preserve">PortSwigger — Download and install Burp Suite — https://portswigger.net/burp/documentation/desktop/getting-started/download-and-install</w:t>
       </w:r>
     </w:p>
     <w:p>
       <w:pPr>
-        <w:spacing w:after="80"/>
+        <w:numPr>
+          <w:numId w:val="1"/>
+        </w:numPr>
       </w:pPr>
       <w:r>
-        <w:rPr>
-          <w:b/>
-        </w:rPr>
-        <w:t>PortSwigger - Download and install Burp Suite</w:t>
-      </w:r>
-      <w:r>
-        <w:t xml:space="preserve"> - installer resmi Community / Professional</w:t>
-      </w:r>
-      <w:r>
-        <w:br/>
-      </w:r>
-      <w:hyperlink r:id="rId56">
-        <w:r>
-          <w:rPr>
-            <w:color w:val="1D4ED8"/>
-            <w:u w:val="single"/>
-          </w:rPr>
-          <w:t>https://portswigger.net/burp/documentation/desktop/getting-started/download-and-install</w:t>
-        </w:r>
-      </w:hyperlink>
+        <w:t xml:space="preserve">PortSwigger — Burp Proxy — https://portswigger.net/burp/documentation/desktop/tools/proxy</w:t>
+      </w:r>
     </w:p>
     <w:p>
       <w:pPr>
-        <w:spacing w:after="80"/>
+        <w:numPr>
+          <w:numId w:val="1"/>
+        </w:numPr>
       </w:pPr>
       <w:r>
-        <w:rPr>
-          <w:b/>
-        </w:rPr>
-        <w:t>PortSwigger - Burp Proxy</w:t>
-      </w:r>
-      <w:r>
-        <w:t xml:space="preserve"> - proxy architecture dan built-in browser</w:t>
-      </w:r>
-      <w:r>
-        <w:br/>
-      </w:r>
-      <w:hyperlink r:id="rId112">
-        <w:r>
-          <w:rPr>
-            <w:color w:val="1D4ED8"/>
-            <w:u w:val="single"/>
-          </w:rPr>
-          <w:t>https://portswigger.net/burp/documentation/desktop/tools/proxy</w:t>
-        </w:r>
-      </w:hyperlink>
+        <w:t xml:space="preserve">PortSwigger — HTTP History — https://portswigger.net/burp/documentation/desktop/tools/proxy/http-history</w:t>
+      </w:r>
     </w:p>
     <w:p>
       <w:pPr>
-        <w:spacing w:after="80"/>
+        <w:numPr>
+          <w:numId w:val="1"/>
+        </w:numPr>
       </w:pPr>
       <w:r>
-        <w:rPr>
-          <w:b/>
-        </w:rPr>
-        <w:t>PortSwigger - HTTP History</w:t>
-      </w:r>
-      <w:r>
-        <w:t xml:space="preserve"> - traffic history bahkan saat Intercept off</w:t>
-      </w:r>
-      <w:r>
-        <w:br/>
-      </w:r>
-      <w:hyperlink r:id="rId57">
-        <w:r>
-          <w:rPr>
-            <w:color w:val="1D4ED8"/>
-            <w:u w:val="single"/>
-          </w:rPr>
-          <w:t>https://portswigger.net/burp/documentation/desktop/tools/proxy/http-history</w:t>
-        </w:r>
-      </w:hyperlink>
+        <w:t xml:space="preserve">PortSwigger — Target Scope — https://portswigger.net/burp/documentation/desktop/tools/target/scope</w:t>
+      </w:r>
     </w:p>
     <w:p>
       <w:pPr>
-        <w:spacing w:after="80"/>
+        <w:numPr>
+          <w:numId w:val="1"/>
+        </w:numPr>
       </w:pPr>
       <w:r>
-        <w:rPr>
-          <w:b/>
-        </w:rPr>
-        <w:t>PortSwigger - Target Scope</w:t>
-      </w:r>
-      <w:r>
-        <w:t xml:space="preserve"> - scope rules dan out-of-scope control</w:t>
-      </w:r>
-      <w:r>
-        <w:br/>
-      </w:r>
-      <w:hyperlink r:id="rId113">
-        <w:r>
-          <w:rPr>
-            <w:color w:val="1D4ED8"/>
-            <w:u w:val="single"/>
-          </w:rPr>
-          <w:t>https://portswigger.net/burp/documentation/desktop/tools/target/scope</w:t>
-        </w:r>
-      </w:hyperlink>
+        <w:t xml:space="preserve">PortSwigger — Burp Repeater — https://portswigger.net/burp/documentation/desktop/tools/repeater</w:t>
+      </w:r>
     </w:p>
     <w:p>
       <w:pPr>
-        <w:spacing w:after="80"/>
+        <w:numPr>
+          <w:numId w:val="1"/>
+        </w:numPr>
       </w:pPr>
       <w:r>
-        <w:rPr>
-          <w:b/>
-        </w:rPr>
-        <w:t>PortSwigger - Burp Repeater</w:t>
-      </w:r>
-      <w:r>
-        <w:t xml:space="preserve"> - manual request reissuing</w:t>
-      </w:r>
-      <w:r>
-        <w:br/>
-      </w:r>
-      <w:hyperlink r:id="rId114">
-        <w:r>
-          <w:rPr>
-            <w:color w:val="1D4ED8"/>
-            <w:u w:val="single"/>
-          </w:rPr>
-          <w:t>https://portswigger.net/burp/documentation/desktop/tools/repeater</w:t>
-        </w:r>
-      </w:hyperlink>
+        <w:t xml:space="preserve">PortSwigger — Burp Decoder — https://portswigger.net/burp/documentation/desktop/tools/decoder</w:t>
+      </w:r>
     </w:p>
     <w:p>
       <w:pPr>
-        <w:spacing w:after="80"/>
+        <w:numPr>
+          <w:numId w:val="1"/>
+        </w:numPr>
       </w:pPr>
       <w:r>
-        <w:rPr>
-          <w:b/>
-        </w:rPr>
-        <w:t>PortSwigger - Burp Decoder</w:t>
-      </w:r>
-      <w:r>
-        <w:t xml:space="preserve"> - encoding / decoding transforms</w:t>
-      </w:r>
-      <w:r>
-        <w:br/>
-      </w:r>
-      <w:hyperlink r:id="rId115">
-        <w:r>
-          <w:rPr>
-            <w:color w:val="1D4ED8"/>
-            <w:u w:val="single"/>
-          </w:rPr>
-          <w:t>https://portswigger.net/burp/documentation/desktop/tools/decoder</w:t>
-        </w:r>
-      </w:hyperlink>
+        <w:t xml:space="preserve">PortSwigger — Burp Intruder — https://portswigger.net/burp/documentation/desktop/tools/intruder</w:t>
+      </w:r>
     </w:p>
     <w:p>
       <w:pPr>
-        <w:spacing w:after="80"/>
+        <w:numPr>
+          <w:numId w:val="1"/>
+        </w:numPr>
       </w:pPr>
       <w:r>
-        <w:rPr>
-          <w:b/>
-        </w:rPr>
-        <w:t>PortSwigger - Burp Intruder</w:t>
-      </w:r>
-      <w:r>
-        <w:t xml:space="preserve"> - payload positions dan automated request variation</w:t>
-      </w:r>
-      <w:r>
-        <w:br/>
-      </w:r>
-      <w:hyperlink r:id="rId116">
-        <w:r>
-          <w:rPr>
-            <w:color w:val="1D4ED8"/>
-            <w:u w:val="single"/>
-          </w:rPr>
-          <w:t>https://portswigger.net/burp/documentation/desktop/tools/intruder</w:t>
-        </w:r>
-      </w:hyperlink>
+        <w:t xml:space="preserve">PortSwigger — Installing Burp CA certificate — https://portswigger.net/burp/documentation/desktop/external-browser-config/certificate</w:t>
+      </w:r>
     </w:p>
     <w:p>
       <w:pPr>
-        <w:spacing w:after="80"/>
+        <w:numPr>
+          <w:numId w:val="1"/>
+        </w:numPr>
       </w:pPr>
       <w:r>
-        <w:rPr>
-          <w:b/>
-        </w:rPr>
-        <w:t>PortSwigger - Installing Burp CA certificate</w:t>
-      </w:r>
-      <w:r>
-        <w:t xml:space="preserve"> - HTTPS interception dan trust considerations</w:t>
-      </w:r>
-      <w:r>
-        <w:br/>
-      </w:r>
-      <w:hyperlink r:id="rId117">
-        <w:r>
-          <w:rPr>
-            <w:color w:val="1D4ED8"/>
-            <w:u w:val="single"/>
-          </w:rPr>
-          <w:t>https://portswigger.net/burp/documentation/desktop/external-browser-config/certificate</w:t>
-        </w:r>
-      </w:hyperlink>
+        <w:t xml:space="preserve">OWASP Developer Guide — Juice Shop — https://devguide.owasp.org/en/07-training-education/01-vulnerable-apps/01-juice-shop/</w:t>
+      </w:r>
     </w:p>
     <w:p>
       <w:pPr>
-        <w:spacing w:after="80"/>
+        <w:numPr>
+          <w:numId w:val="1"/>
+        </w:numPr>
       </w:pPr>
       <w:r>
-        <w:rPr>
-          <w:b/>
-        </w:rPr>
-        <w:t>OWASP Developer Guide - Juice Shop</w:t>
-      </w:r>
-      <w:r>
-        <w:t xml:space="preserve"> - deliberately insecure training app + Docker</w:t>
-      </w:r>
-      <w:r>
-        <w:br/>
-      </w:r>
-      <w:hyperlink r:id="rId118">
-        <w:r>
-          <w:rPr>
-            <w:color w:val="1D4ED8"/>
-            <w:u w:val="single"/>
-          </w:rPr>
-          <w:t>https://devguide.owasp.org/en/07-training-education/01-vulnerable-apps/01-juice-shop/</w:t>
-        </w:r>
-      </w:hyperlink>
-    </w:p>
-    <w:p>
-      <w:pPr>
-        <w:spacing w:after="80"/>
-      </w:pPr>
-      <w:r>
-        <w:rPr>
-          <w:b/>
-        </w:rPr>
-        <w:t>OWASP Juice Shop project</w:t>
-      </w:r>
-      <w:r>
-        <w:t xml:space="preserve"> - project overview dan training use</w:t>
-      </w:r>
-      <w:r>
-        <w:br/>
-      </w:r>
-      <w:hyperlink r:id="rId119">
-        <w:r>
-          <w:rPr>
-            <w:color w:val="1D4ED8"/>
-            <w:u w:val="single"/>
-          </w:rPr>
-          <w:t>https://owasp.org/projects/juice-shop</w:t>
-        </w:r>
-      </w:hyperlink>
+        <w:t xml:space="preserve">OWASP Juice Shop project — https://owasp.org/projects/juice-shop</w:t>
+      </w:r>
     </w:p>
     <w:tbl>
       <w:tblPr>
         <w:tblW w:type="auto" w:w="0"/>
         <w:jc w:val="center"/>
-        <w:tblLook w:firstColumn="1" w:firstRow="1" w:lastColumn="0" w:lastRow="0" w:noHBand="0" w:noVBand="1" w:val="04A0"/>
       </w:tblPr>
       <w:tblGrid>
         <w:gridCol w:w="9968"/>
@@ -6716,27 +6739,22 @@
               <w:rPr>
                 <w:b/>
                 <w:color w:val="1D4ED8"/>
-                <w:sz w:val="18"/>
+                <w:sz w:val="19"/>
               </w:rPr>
-              <w:t>Next module</w:t>
+              <w:t xml:space="preserve">Next module:</w:t>
             </w:r>
           </w:p>
           <w:p>
             <w:pPr>
-              <w:spacing w:after="0" w:line="252" w:lineRule="auto"/>
+              <w:spacing w:after="0"/>
             </w:pPr>
             <w:r>
-              <w:t>Module 11 - Web Vulnerabilities I: SQL Injection, XSS, Command Injection, Path Traversal, File Upload, Authentication flaws, dan Access Control/IDOR - dengan PortSwigger labs dan local authorized targets.</w:t>
+              <w:t xml:space="preserve">11-web-vulnerabilities-i — SQL Injection, XSS, Command Injection, Path Traversal, File Upload, Authentication flaws, dan Access Control/IDOR, dengan PortSwigger labs dan local authorized targets.</w:t>
             </w:r>
           </w:p>
         </w:tc>
       </w:tr>
     </w:tbl>
-    <w:p>
-      <w:pPr>
-        <w:spacing w:after="20"/>
-      </w:pPr>
-    </w:p>
     <w:sectPr>
       <w:headerReference w:type="default" r:id="rId9"/>
       <w:footerReference w:type="default" r:id="rId10"/>
